--- a/docs/Subscription_Renewal_Eligibility_Register_Gate_1.docx
+++ b/docs/Subscription_Renewal_Eligibility_Register_Gate_1.docx
@@ -1,6 +1,6 @@
 
 <file path=word/document.xml><?xml version="1.0" encoding="utf-8"?>
-<w:document xmlns:ve="http://schemas.openxmlformats.org/markup-compatibility/2006" xmlns:o="urn:schemas-microsoft-com:office:office" xmlns:r="http://schemas.openxmlformats.org/officeDocument/2006/relationships" xmlns:m="http://schemas.openxmlformats.org/officeDocument/2006/math" xmlns:v="urn:schemas-microsoft-com:vml" xmlns:wp="http://schemas.openxmlformats.org/drawingml/2006/wordprocessingDrawing" xmlns:w10="urn:schemas-microsoft-com:office:word" xmlns:w="http://schemas.openxmlformats.org/wordprocessingml/2006/main" xmlns:wne="http://schemas.microsoft.com/office/word/2006/wordml">
+<w:document xmlns:wpc="http://schemas.microsoft.com/office/word/2010/wordprocessingCanvas" xmlns:cx="http://schemas.microsoft.com/office/drawing/2014/chartex" xmlns:cx1="http://schemas.microsoft.com/office/drawing/2015/9/8/chartex" xmlns:cx2="http://schemas.microsoft.com/office/drawing/2015/10/21/chartex" xmlns:cx3="http://schemas.microsoft.com/office/drawing/2016/5/9/chartex" xmlns:cx4="http://schemas.microsoft.com/office/drawing/2016/5/10/chartex" xmlns:cx5="http://schemas.microsoft.com/office/drawing/2016/5/11/chartex" xmlns:cx6="http://schemas.microsoft.com/office/drawing/2016/5/12/chartex" xmlns:cx7="http://schemas.microsoft.com/office/drawing/2016/5/13/chartex" xmlns:cx8="http://schemas.microsoft.com/office/drawing/2016/5/14/chartex" xmlns:mc="http://schemas.openxmlformats.org/markup-compatibility/2006" xmlns:aink="http://schemas.microsoft.com/office/drawing/2016/ink" xmlns:am3d="http://schemas.microsoft.com/office/drawing/2017/model3d" xmlns:o="urn:schemas-microsoft-com:office:office" xmlns:oel="http://schemas.microsoft.com/office/2019/extlst" xmlns:r="http://schemas.openxmlformats.org/officeDocument/2006/relationships" xmlns:m="http://schemas.openxmlformats.org/officeDocument/2006/math" xmlns:v="urn:schemas-microsoft-com:vml" xmlns:wp14="http://schemas.microsoft.com/office/word/2010/wordprocessingDrawing" xmlns:wp="http://schemas.openxmlformats.org/drawingml/2006/wordprocessingDrawing" xmlns:w10="urn:schemas-microsoft-com:office:word" xmlns:w="http://schemas.openxmlformats.org/wordprocessingml/2006/main" xmlns:w14="http://schemas.microsoft.com/office/word/2010/wordml" xmlns:w15="http://schemas.microsoft.com/office/word/2012/wordml" xmlns:w16cex="http://schemas.microsoft.com/office/word/2018/wordml/cex" xmlns:w16cid="http://schemas.microsoft.com/office/word/2016/wordml/cid" xmlns:w16="http://schemas.microsoft.com/office/word/2018/wordml" xmlns:w16du="http://schemas.microsoft.com/office/word/2023/wordml/word16du" xmlns:w16sdtdh="http://schemas.microsoft.com/office/word/2020/wordml/sdtdatahash" xmlns:w16sdtfl="http://schemas.microsoft.com/office/word/2024/wordml/sdtformatlock" xmlns:w16se="http://schemas.microsoft.com/office/word/2015/wordml/symex" xmlns:wpg="http://schemas.microsoft.com/office/word/2010/wordprocessingGroup" xmlns:wpi="http://schemas.microsoft.com/office/word/2010/wordprocessingInk" xmlns:wne="http://schemas.microsoft.com/office/word/2006/wordml" xmlns:wps="http://schemas.microsoft.com/office/word/2010/wordprocessingShape" mc:Ignorable="w14 w15 w16se w16cid w16 w16cex w16sdtdh w16sdtfl w16du wp14">
   <w:body>
     <w:p/>
     <w:p/>
@@ -120,7 +120,23 @@
           <w:sz w:val="28"/>
           <w:szCs w:val="28"/>
         </w:rPr>
-        <w:t xml:space="preserve">   Preeti Boraddi [ 01FE24ICA014</w:t>
+        <w:t xml:space="preserve">   Preeti </w:t>
+      </w:r>
+      <w:proofErr w:type="spellStart"/>
+      <w:r>
+        <w:rPr>
+          <w:sz w:val="28"/>
+          <w:szCs w:val="28"/>
+        </w:rPr>
+        <w:t>Boraddi</w:t>
+      </w:r>
+      <w:proofErr w:type="spellEnd"/>
+      <w:r>
+        <w:rPr>
+          <w:sz w:val="28"/>
+          <w:szCs w:val="28"/>
+        </w:rPr>
+        <w:t xml:space="preserve"> [ 01FE24ICA014</w:t>
       </w:r>
       <w:r>
         <w:rPr>
@@ -150,7 +166,31 @@
           <w:sz w:val="28"/>
           <w:szCs w:val="28"/>
         </w:rPr>
-        <w:t xml:space="preserve">    Sneha Vijayagiri [ 01FE24ICA038</w:t>
+        <w:t xml:space="preserve">    Sneha </w:t>
+      </w:r>
+      <w:proofErr w:type="spellStart"/>
+      <w:r>
+        <w:rPr>
+          <w:sz w:val="28"/>
+          <w:szCs w:val="28"/>
+        </w:rPr>
+        <w:t>Vijayagiri</w:t>
+      </w:r>
+      <w:proofErr w:type="spellEnd"/>
+      <w:r>
+        <w:rPr>
+          <w:sz w:val="28"/>
+          <w:szCs w:val="28"/>
+        </w:rPr>
+        <w:t xml:space="preserve"> [ 01FE24ICA</w:t>
+      </w:r>
+      <w:proofErr w:type="gramStart"/>
+      <w:r>
+        <w:rPr>
+          <w:sz w:val="28"/>
+          <w:szCs w:val="28"/>
+        </w:rPr>
+        <w:t>038</w:t>
       </w:r>
       <w:r>
         <w:rPr>
@@ -159,6 +199,7 @@
         </w:rPr>
         <w:t xml:space="preserve"> ]</w:t>
       </w:r>
+      <w:proofErr w:type="gramEnd"/>
     </w:p>
     <w:p>
       <w:pPr>
@@ -180,7 +221,21 @@
           <w:sz w:val="28"/>
           <w:szCs w:val="28"/>
         </w:rPr>
-        <w:t>Suhani Goankar [ 01FE24ICA041</w:t>
+        <w:t>Suhani G</w:t>
+      </w:r>
+      <w:r>
+        <w:rPr>
+          <w:sz w:val="28"/>
+          <w:szCs w:val="28"/>
+        </w:rPr>
+        <w:t>ao</w:t>
+      </w:r>
+      <w:r>
+        <w:rPr>
+          <w:sz w:val="28"/>
+          <w:szCs w:val="28"/>
+        </w:rPr>
+        <w:t>nkar [ 01FE24ICA041</w:t>
       </w:r>
       <w:r>
         <w:rPr>
@@ -210,7 +265,38 @@
           <w:sz w:val="28"/>
           <w:szCs w:val="28"/>
         </w:rPr>
-        <w:t>Shreya Rachappanavar[ 01FE24ICA064</w:t>
+        <w:t xml:space="preserve">Shreya </w:t>
+      </w:r>
+      <w:proofErr w:type="spellStart"/>
+      <w:r>
+        <w:rPr>
+          <w:sz w:val="28"/>
+          <w:szCs w:val="28"/>
+        </w:rPr>
+        <w:t>Rachappanavar</w:t>
+      </w:r>
+      <w:proofErr w:type="spellEnd"/>
+      <w:r>
+        <w:rPr>
+          <w:sz w:val="28"/>
+          <w:szCs w:val="28"/>
+        </w:rPr>
+        <w:t xml:space="preserve"> </w:t>
+      </w:r>
+      <w:r>
+        <w:rPr>
+          <w:sz w:val="28"/>
+          <w:szCs w:val="28"/>
+        </w:rPr>
+        <w:t>[ 01FE24ICA</w:t>
+      </w:r>
+      <w:proofErr w:type="gramStart"/>
+      <w:r>
+        <w:rPr>
+          <w:sz w:val="28"/>
+          <w:szCs w:val="28"/>
+        </w:rPr>
+        <w:t>064</w:t>
       </w:r>
       <w:r>
         <w:rPr>
@@ -219,10 +305,9 @@
         </w:rPr>
         <w:t xml:space="preserve"> ]</w:t>
       </w:r>
+      <w:proofErr w:type="gramEnd"/>
     </w:p>
     <w:p>
-      <w:bookmarkStart w:id="0" w:name="_GoBack"/>
-      <w:bookmarkEnd w:id="0"/>
       <w:r>
         <w:br/>
       </w:r>
@@ -262,10 +347,7 @@
     </w:p>
     <w:p>
       <w:r>
-        <w:t>This document defines the functional and non-functional requirements, acceptance criteria, stakeholder user stories, traceability, and rule register f</w:t>
-      </w:r>
-      <w:r>
-        <w:t>or Theme 1. Renewal-window and payment policies below are initial prototype assumptions and should be confirmed with the faculty mentor.</w:t>
+        <w:t>This document defines the functional and non-functional requirements, acceptance criteria, stakeholder user stories, traceability, and rule register for Theme 1. Renewal-window and payment policies below are initial prototype assumptions and should be confirmed with the faculty mentor.</w:t>
       </w:r>
     </w:p>
     <w:p>
@@ -281,7 +363,7 @@
         <w:tblStyle w:val="TableGrid"/>
         <w:tblW w:w="0" w:type="auto"/>
         <w:jc w:val="center"/>
-        <w:tblLook w:val="04A0"/>
+        <w:tblLook w:val="04A0" w:firstRow="1" w:lastRow="0" w:firstColumn="1" w:lastColumn="0" w:noHBand="0" w:noVBand="1"/>
       </w:tblPr>
       <w:tblGrid>
         <w:gridCol w:w="1152"/>
@@ -352,14 +434,7 @@
                 <w:color w:val="222F3E"/>
                 <w:sz w:val="16"/>
               </w:rPr>
-              <w:t xml:space="preserve">The system shall allow an </w:t>
-            </w:r>
-            <w:r>
-              <w:rPr>
-                <w:color w:val="222F3E"/>
-                <w:sz w:val="16"/>
-              </w:rPr>
-              <w:t>authorized owner/admin to create and maintain subscription records with a unique subscription ID.</w:t>
+              <w:t>The system shall allow an authorized owner/admin to create and maintain subscription records with a unique subscription ID.</w:t>
             </w:r>
           </w:p>
         </w:tc>
@@ -429,14 +504,7 @@
                 <w:color w:val="222F3E"/>
                 <w:sz w:val="16"/>
               </w:rPr>
-              <w:t>The s</w:t>
-            </w:r>
-            <w:r>
-              <w:rPr>
-                <w:color w:val="222F3E"/>
-                <w:sz w:val="16"/>
-              </w:rPr>
-              <w:t>ystem shall validate required fields and data formats before saving a subscription record.</w:t>
+              <w:t>The system shall validate required fields and data formats before saving a subscription record.</w:t>
             </w:r>
           </w:p>
         </w:tc>
@@ -506,14 +574,7 @@
                 <w:color w:val="222F3E"/>
                 <w:sz w:val="16"/>
               </w:rPr>
-              <w:t xml:space="preserve">The system shall evaluate a subscription against </w:t>
-            </w:r>
-            <w:r>
-              <w:rPr>
-                <w:color w:val="222F3E"/>
-                <w:sz w:val="16"/>
-              </w:rPr>
-              <w:t>configured renewal eligibility rules and return Eligible or Not Eligible.</w:t>
+              <w:t>The system shall evaluate a subscription against configured renewal eligibility rules and return Eligible or Not Eligible.</w:t>
             </w:r>
           </w:p>
         </w:tc>
@@ -583,14 +644,7 @@
                 <w:color w:val="222F3E"/>
                 <w:sz w:val="16"/>
               </w:rPr>
-              <w:t xml:space="preserve">The system shall distinguish hard rules that block eligibility from soft </w:t>
-            </w:r>
-            <w:r>
-              <w:rPr>
-                <w:color w:val="222F3E"/>
-                <w:sz w:val="16"/>
-              </w:rPr>
-              <w:t>rules that produce warnings only.</w:t>
+              <w:t>The system shall distinguish hard rules that block eligibility from soft rules that produce warnings only.</w:t>
             </w:r>
           </w:p>
         </w:tc>
@@ -660,14 +714,7 @@
                 <w:color w:val="222F3E"/>
                 <w:sz w:val="16"/>
               </w:rPr>
-              <w:t>The system shall record renewal, cancellation and accoun</w:t>
-            </w:r>
-            <w:r>
-              <w:rPr>
-                <w:color w:val="222F3E"/>
-                <w:sz w:val="16"/>
-              </w:rPr>
-              <w:t>t-status changes and preserve their history.</w:t>
+              <w:t>The system shall record renewal, cancellation and account-status changes and preserve their history.</w:t>
             </w:r>
           </w:p>
         </w:tc>
@@ -737,14 +784,7 @@
                 <w:color w:val="222F3E"/>
                 <w:sz w:val="16"/>
               </w:rPr>
-              <w:t xml:space="preserve">The system shall allow authorized users to view subscription details, eligibility outcomes </w:t>
-            </w:r>
-            <w:r>
-              <w:rPr>
-                <w:color w:val="222F3E"/>
-                <w:sz w:val="16"/>
-              </w:rPr>
-              <w:t>and renewal history.</w:t>
+              <w:t>The system shall allow authorized users to view subscription details, eligibility outcomes and renewal history.</w:t>
             </w:r>
           </w:p>
         </w:tc>
@@ -799,7 +839,7 @@
         <w:tblStyle w:val="TableGrid"/>
         <w:tblW w:w="0" w:type="auto"/>
         <w:jc w:val="center"/>
-        <w:tblLook w:val="04A0"/>
+        <w:tblLook w:val="04A0" w:firstRow="1" w:lastRow="0" w:firstColumn="1" w:lastColumn="0" w:noHBand="0" w:noVBand="1"/>
       </w:tblPr>
       <w:tblGrid>
         <w:gridCol w:w="1800"/>
@@ -936,14 +976,7 @@
                 <w:color w:val="222F3E"/>
                 <w:sz w:val="15"/>
               </w:rPr>
-              <w:t>The system shall maintain valid and consistent subscription and e</w:t>
-            </w:r>
-            <w:r>
-              <w:rPr>
-                <w:color w:val="222F3E"/>
-                <w:sz w:val="15"/>
-              </w:rPr>
-              <w:t>ligibility records.</w:t>
+              <w:t>The system shall maintain valid and consistent subscription and eligibility records.</w:t>
             </w:r>
           </w:p>
         </w:tc>
@@ -1008,14 +1041,7 @@
                 <w:color w:val="222F3E"/>
                 <w:sz w:val="15"/>
               </w:rPr>
-              <w:t xml:space="preserve">A test administrator completes </w:t>
-            </w:r>
-            <w:r>
-              <w:rPr>
-                <w:color w:val="222F3E"/>
-                <w:sz w:val="15"/>
-              </w:rPr>
-              <w:t>at least 9 of 10 predefined tasks without assistance.</w:t>
+              <w:t>A test administrator completes at least 9 of 10 predefined tasks without assistance.</w:t>
             </w:r>
           </w:p>
         </w:tc>
@@ -1100,14 +1126,7 @@
                 <w:color w:val="222F3E"/>
                 <w:sz w:val="15"/>
               </w:rPr>
-              <w:t>The syst</w:t>
-            </w:r>
-            <w:r>
-              <w:rPr>
-                <w:color w:val="222F3E"/>
-                <w:sz w:val="15"/>
-              </w:rPr>
-              <w:t>em shall restrict protected changes to authorized roles.</w:t>
+              <w:t>The system shall restrict protected changes to authorized roles.</w:t>
             </w:r>
           </w:p>
         </w:tc>
@@ -1142,7 +1161,7 @@
         <w:tblStyle w:val="TableGrid"/>
         <w:tblW w:w="0" w:type="auto"/>
         <w:jc w:val="center"/>
-        <w:tblLook w:val="04A0"/>
+        <w:tblLook w:val="04A0" w:firstRow="1" w:lastRow="0" w:firstColumn="1" w:lastColumn="0" w:noHBand="0" w:noVBand="1"/>
       </w:tblPr>
       <w:tblGrid>
         <w:gridCol w:w="1152"/>
@@ -1213,14 +1232,7 @@
                 <w:color w:val="222F3E"/>
                 <w:sz w:val="16"/>
               </w:rPr>
-              <w:t xml:space="preserve">When an authorized user </w:t>
-            </w:r>
-            <w:r>
-              <w:rPr>
-                <w:color w:val="222F3E"/>
-                <w:sz w:val="16"/>
-              </w:rPr>
-              <w:t>saves a subscription with a unique ID, it is stored and appears in the subscription list.</w:t>
+              <w:t>When an authorized user saves a subscription with a unique ID, it is stored and appears in the subscription list.</w:t>
             </w:r>
           </w:p>
         </w:tc>
@@ -1290,14 +1302,7 @@
                 <w:color w:val="222F3E"/>
                 <w:sz w:val="16"/>
               </w:rPr>
-              <w:t>A missing required field or invalid date/status is rejecte</w:t>
-            </w:r>
-            <w:r>
-              <w:rPr>
-                <w:color w:val="222F3E"/>
-                <w:sz w:val="16"/>
-              </w:rPr>
-              <w:t>d with a message identifying the field.</w:t>
+              <w:t>A missing required field or invalid date/status is rejected with a message identifying the field.</w:t>
             </w:r>
           </w:p>
         </w:tc>
@@ -1402,14 +1407,7 @@
                 <w:color w:val="222F3E"/>
                 <w:sz w:val="16"/>
               </w:rPr>
-              <w:t xml:space="preserve">If rules fail, all applicable failed </w:t>
-            </w:r>
-            <w:r>
-              <w:rPr>
-                <w:color w:val="222F3E"/>
-                <w:sz w:val="16"/>
-              </w:rPr>
-              <w:t>rule IDs/names and reason messages are displayed.</w:t>
+              <w:t>If rules fail, all applicable failed rule IDs/names and reason messages are displayed.</w:t>
             </w:r>
           </w:p>
         </w:tc>
@@ -1514,14 +1512,7 @@
                 <w:color w:val="222F3E"/>
                 <w:sz w:val="16"/>
               </w:rPr>
-              <w:t>An authorized renewa</w:t>
-            </w:r>
-            <w:r>
-              <w:rPr>
-                <w:color w:val="222F3E"/>
-                <w:sz w:val="16"/>
-              </w:rPr>
-              <w:t>l/cancellation/status change updates the record and adds a history entry.</w:t>
+              <w:t>An authorized renewal/cancellation/status change updates the record and adds a history entry.</w:t>
             </w:r>
           </w:p>
         </w:tc>
@@ -1591,14 +1582,7 @@
                 <w:color w:val="222F3E"/>
                 <w:sz w:val="16"/>
               </w:rPr>
-              <w:t>An authorized user can view record details, current eligibility and</w:t>
-            </w:r>
-            <w:r>
-              <w:rPr>
-                <w:color w:val="222F3E"/>
-                <w:sz w:val="16"/>
-              </w:rPr>
-              <w:t xml:space="preserve"> available history.</w:t>
+              <w:t>An authorized user can view record details, current eligibility and available history.</w:t>
             </w:r>
           </w:p>
         </w:tc>
@@ -1662,10 +1646,7 @@
         <w:spacing w:after="20"/>
       </w:pPr>
       <w:r>
-        <w:t>As an owner/admin, I want to maintain subscription records</w:t>
-      </w:r>
-      <w:r>
-        <w:t xml:space="preserve"> so that information is kept in one register.</w:t>
+        <w:t>As an owner/admin, I want to maintain subscription records so that information is kept in one register.</w:t>
       </w:r>
     </w:p>
     <w:p>
@@ -1683,10 +1664,7 @@
         <w:spacing w:after="20"/>
       </w:pPr>
       <w:r>
-        <w:t>As an owner/admin, I want to search and filter subscriptions so that I can find records appro</w:t>
-      </w:r>
-      <w:r>
-        <w:t>aching renewal.</w:t>
+        <w:t>As an owner/admin, I want to search and filter subscriptions so that I can find records approaching renewal.</w:t>
       </w:r>
     </w:p>
     <w:p>
@@ -1713,10 +1691,7 @@
       </w:pPr>
       <w:r>
         <w:lastRenderedPageBreak/>
-        <w:t>2. Custome</w:t>
-      </w:r>
-      <w:r>
-        <w:t>r Support Staff</w:t>
+        <w:t>2. Customer Support Staff</w:t>
       </w:r>
     </w:p>
     <w:p>
@@ -1742,10 +1717,7 @@
         <w:spacing w:after="20"/>
       </w:pPr>
       <w:r>
-        <w:t>As a subscriber, I want renewal status to be recorded accurately so that I am not inco</w:t>
-      </w:r>
-      <w:r>
-        <w:t>rrectly marked eligible or ineligible.</w:t>
+        <w:t>As a subscriber, I want renewal status to be recorded accurately so that I am not incorrectly marked eligible or ineligible.</w:t>
       </w:r>
     </w:p>
     <w:p>
@@ -1779,10 +1751,7 @@
         <w:spacing w:after="20"/>
       </w:pPr>
       <w:r>
-        <w:t>As an evaluator, I need traceable requirements and accepta</w:t>
-      </w:r>
-      <w:r>
-        <w:t>nce criteria so that I can assess whether the prototype meets its objectives.</w:t>
+        <w:t>As an evaluator, I need traceable requirements and acceptance criteria so that I can assess whether the prototype meets its objectives.</w:t>
       </w:r>
     </w:p>
     <w:p>
@@ -1790,13 +1759,7 @@
         <w:rPr>
           <w:i/>
         </w:rPr>
-        <w:t>Note: The owner/admin is the primary application user. Direct customer access is not required for this prototype unless approved. Developer and evaluator are project stakeholders</w:t>
-      </w:r>
-      <w:r>
-        <w:rPr>
-          <w:i/>
-        </w:rPr>
-        <w:t>, not necessarily application users.</w:t>
+        <w:t>Note: The owner/admin is the primary application user. Direct customer access is not required for this prototype unless approved. Developer and evaluator are project stakeholders, not necessarily application users.</w:t>
       </w:r>
     </w:p>
     <w:p>
@@ -1812,7 +1775,7 @@
         <w:tblStyle w:val="TableGrid"/>
         <w:tblW w:w="0" w:type="auto"/>
         <w:jc w:val="center"/>
-        <w:tblLook w:val="04A0"/>
+        <w:tblLook w:val="04A0" w:firstRow="1" w:lastRow="0" w:firstColumn="1" w:lastColumn="0" w:noHBand="0" w:noVBand="1"/>
       </w:tblPr>
       <w:tblGrid>
         <w:gridCol w:w="1008"/>
@@ -1949,14 +1912,7 @@
                 <w:color w:val="222F3E"/>
                 <w:sz w:val="15"/>
               </w:rPr>
-              <w:t xml:space="preserve">Store plan, date and </w:t>
-            </w:r>
-            <w:r>
-              <w:rPr>
-                <w:color w:val="222F3E"/>
-                <w:sz w:val="15"/>
-              </w:rPr>
-              <w:t>status details.</w:t>
+              <w:t>Store plan, date and status details.</w:t>
             </w:r>
           </w:p>
         </w:tc>
@@ -2221,14 +2177,7 @@
                 <w:color w:val="222F3E"/>
                 <w:sz w:val="15"/>
               </w:rPr>
-              <w:t xml:space="preserve">The organization needs mandatory </w:t>
-            </w:r>
-            <w:r>
-              <w:rPr>
-                <w:color w:val="222F3E"/>
-                <w:sz w:val="15"/>
-              </w:rPr>
-              <w:t>conditions distinguished from warnings.</w:t>
+              <w:t>The organization needs mandatory conditions distinguished from warnings.</w:t>
             </w:r>
           </w:p>
         </w:tc>
@@ -2363,14 +2312,7 @@
                 <w:color w:val="222F3E"/>
                 <w:sz w:val="15"/>
               </w:rPr>
-              <w:t xml:space="preserve">Store evaluation result and </w:t>
-            </w:r>
-            <w:r>
-              <w:rPr>
-                <w:color w:val="222F3E"/>
-                <w:sz w:val="15"/>
-              </w:rPr>
-              <w:t>timestamp.</w:t>
+              <w:t>Store evaluation result and timestamp.</w:t>
             </w:r>
           </w:p>
         </w:tc>
@@ -2485,14 +2427,7 @@
                 <w:color w:val="222F3E"/>
                 <w:sz w:val="15"/>
               </w:rPr>
-              <w:t>The organization needs record and rule int</w:t>
-            </w:r>
-            <w:r>
-              <w:rPr>
-                <w:color w:val="222F3E"/>
-                <w:sz w:val="15"/>
-              </w:rPr>
-              <w:t>egrity.</w:t>
+              <w:t>The organization needs record and rule integrity.</w:t>
             </w:r>
           </w:p>
         </w:tc>
@@ -2520,7 +2455,7 @@
         <w:tblStyle w:val="TableGrid"/>
         <w:tblW w:w="0" w:type="auto"/>
         <w:jc w:val="center"/>
-        <w:tblLook w:val="04A0"/>
+        <w:tblLook w:val="04A0" w:firstRow="1" w:lastRow="0" w:firstColumn="1" w:lastColumn="0" w:noHBand="0" w:noVBand="1"/>
       </w:tblPr>
       <w:tblGrid>
         <w:gridCol w:w="1656"/>
@@ -2703,14 +2638,7 @@
                 <w:color w:val="222F3E"/>
                 <w:sz w:val="14"/>
               </w:rPr>
-              <w:t>Hard — Bloc</w:t>
-            </w:r>
-            <w:r>
-              <w:rPr>
-                <w:color w:val="222F3E"/>
-                <w:sz w:val="14"/>
-              </w:rPr>
-              <w:t>k</w:t>
+              <w:t>Hard — Block</w:t>
             </w:r>
           </w:p>
         </w:tc>
@@ -2920,14 +2848,7 @@
                 <w:color w:val="222F3E"/>
                 <w:sz w:val="14"/>
               </w:rPr>
-              <w:t xml:space="preserve">Renewal </w:t>
-            </w:r>
-            <w:r>
-              <w:rPr>
-                <w:color w:val="222F3E"/>
-                <w:sz w:val="14"/>
-              </w:rPr>
-              <w:t>blocked: the account is not active.</w:t>
+              <w:t>Renewal blocked: the account is not active.</w:t>
             </w:r>
           </w:p>
         </w:tc>
@@ -3027,14 +2948,7 @@
                 <w:color w:val="222F3E"/>
                 <w:sz w:val="14"/>
               </w:rPr>
-              <w:t xml:space="preserve">Plan is flagged for </w:t>
-            </w:r>
-            <w:r>
-              <w:rPr>
-                <w:color w:val="222F3E"/>
-                <w:sz w:val="14"/>
-              </w:rPr>
-              <w:t>review/discontinuation.</w:t>
+              <w:t>Plan is flagged for review/discontinuation.</w:t>
             </w:r>
           </w:p>
         </w:tc>
@@ -3138,10 +3052,15 @@
     <w:p/>
     <w:p>
       <w:r>
-        <w:t>P</w:t>
+        <w:t xml:space="preserve">Policy </w:t>
       </w:r>
+      <w:proofErr w:type="gramStart"/>
       <w:r>
-        <w:t>olicy note: R-04 boundaries, payment requirements and the stale-record threshold are proposed assumptions for this student prototype. Confirm them with the faculty mentor. The messages above are suggested wording.</w:t>
+        <w:t>note</w:t>
+      </w:r>
+      <w:proofErr w:type="gramEnd"/>
+      <w:r>
+        <w:t>: R-04 boundaries, payment requirements and the stale-record threshold are proposed assumptions for this student prototype. Confirm them with the faculty mentor. The messages above are suggested wording.</w:t>
       </w:r>
     </w:p>
     <w:p>
@@ -3149,10 +3068,7 @@
         <w:pStyle w:val="Heading2"/>
       </w:pPr>
       <w:r>
-        <w:t>B2) Hard Rules (Block) vs Soft Rules (Warn</w:t>
-      </w:r>
-      <w:r>
-        <w:t xml:space="preserve"> Only)</w:t>
+        <w:t>B2) Hard Rules (Block) vs Soft Rules (Warn Only)</w:t>
       </w:r>
     </w:p>
     <w:tbl>
@@ -3160,7 +3076,7 @@
         <w:tblStyle w:val="TableGrid"/>
         <w:tblW w:w="0" w:type="auto"/>
         <w:jc w:val="center"/>
-        <w:tblLook w:val="04A0"/>
+        <w:tblLook w:val="04A0" w:firstRow="1" w:lastRow="0" w:firstColumn="1" w:lastColumn="0" w:noHBand="0" w:noVBand="1"/>
       </w:tblPr>
       <w:tblGrid>
         <w:gridCol w:w="5040"/>
@@ -3387,13 +3303,7 @@
           <w:b/>
         </w:rPr>
         <w:lastRenderedPageBreak/>
-        <w:t xml:space="preserve">Decision precedence: any hard-rule failure produces </w:t>
-      </w:r>
-      <w:r>
-        <w:rPr>
-          <w:b/>
-        </w:rPr>
-        <w:t>NOT ELIGIBLE, while also listing any warnings. If all hard rules pass and one or more soft rules apply, show ELIGIBLE WITH WARNING. If all hard rules pass and no soft rule applies, show ELIGIBLE.</w:t>
+        <w:t>Decision precedence: any hard-rule failure produces NOT ELIGIBLE, while also listing any warnings. If all hard rules pass and one or more soft rules apply, show ELIGIBLE WITH WARNING. If all hard rules pass and no soft rule applies, show ELIGIBLE.</w:t>
       </w:r>
     </w:p>
     <w:tbl>
@@ -3401,7 +3311,7 @@
         <w:tblStyle w:val="TableGrid"/>
         <w:tblW w:w="0" w:type="auto"/>
         <w:jc w:val="center"/>
-        <w:tblLook w:val="04A0"/>
+        <w:tblLook w:val="04A0" w:firstRow="1" w:lastRow="0" w:firstColumn="1" w:lastColumn="0" w:noHBand="0" w:noVBand="1"/>
       </w:tblPr>
       <w:tblGrid>
         <w:gridCol w:w="3168"/>
@@ -3473,14 +3383,7 @@
                 <w:color w:val="222F3E"/>
                 <w:sz w:val="16"/>
               </w:rPr>
-              <w:t>One or mor</w:t>
-            </w:r>
-            <w:r>
-              <w:rPr>
-                <w:color w:val="222F3E"/>
-                <w:sz w:val="16"/>
-              </w:rPr>
-              <w:t>e fail</w:t>
+              <w:t>One or more fail</w:t>
             </w:r>
           </w:p>
         </w:tc>
@@ -3627,10 +3530,7 @@
     </w:p>
     <w:p>
       <w:r>
-        <w:t xml:space="preserve">Numeric parameters must be configurable </w:t>
-      </w:r>
-      <w:r>
-        <w:t>and tested at their boundaries. These are proposed prototype criteria to confirm before implementation.</w:t>
+        <w:t>Numeric parameters must be configurable and tested at their boundaries. These are proposed prototype criteria to confirm before implementation.</w:t>
       </w:r>
     </w:p>
     <w:tbl>
@@ -3638,7 +3538,7 @@
         <w:tblStyle w:val="TableGrid"/>
         <w:tblW w:w="0" w:type="auto"/>
         <w:jc w:val="center"/>
-        <w:tblLook w:val="04A0"/>
+        <w:tblLook w:val="04A0" w:firstRow="1" w:lastRow="0" w:firstColumn="1" w:lastColumn="0" w:noHBand="0" w:noVBand="1"/>
       </w:tblPr>
       <w:tblGrid>
         <w:gridCol w:w="2088"/>
@@ -3740,14 +3640,7 @@
                 <w:color w:val="222F3E"/>
                 <w:sz w:val="14"/>
               </w:rPr>
-              <w:t>If evaluation date equals the first eligible date,</w:t>
-            </w:r>
-            <w:r>
-              <w:rPr>
-                <w:color w:val="222F3E"/>
-                <w:sz w:val="14"/>
-              </w:rPr>
-              <w:t xml:space="preserve"> R-04 passes.</w:t>
+              <w:t>If evaluation date equals the first eligible date, R-04 passes.</w:t>
             </w:r>
           </w:p>
         </w:tc>
@@ -3947,14 +3840,7 @@
                 <w:color w:val="222F3E"/>
                 <w:sz w:val="14"/>
               </w:rPr>
-              <w:t xml:space="preserve">Pass when at least 95 requests </w:t>
-            </w:r>
-            <w:r>
-              <w:rPr>
-                <w:color w:val="222F3E"/>
-                <w:sz w:val="14"/>
-              </w:rPr>
-              <w:t>complete within 3 seconds.</w:t>
+              <w:t>Pass when at least 95 requests complete within 3 seconds.</w:t>
             </w:r>
           </w:p>
         </w:tc>
@@ -4074,7 +3960,7 @@
         <w:tblStyle w:val="TableGrid"/>
         <w:tblW w:w="0" w:type="auto"/>
         <w:jc w:val="center"/>
-        <w:tblLook w:val="04A0"/>
+        <w:tblLook w:val="04A0" w:firstRow="1" w:lastRow="0" w:firstColumn="1" w:lastColumn="0" w:noHBand="0" w:noVBand="1"/>
       </w:tblPr>
       <w:tblGrid>
         <w:gridCol w:w="1440"/>
@@ -4868,10 +4754,7 @@
         <w:spacing w:after="20"/>
       </w:pPr>
       <w:r>
-        <w:t>A1: Functional requirements have unique IDs and describe syst</w:t>
-      </w:r>
-      <w:r>
-        <w:t>em behavior.</w:t>
+        <w:t>A1: Functional requirements have unique IDs and describe system behavior.</w:t>
       </w:r>
     </w:p>
     <w:p>
@@ -4916,10 +4799,7 @@
         <w:spacing w:after="20"/>
       </w:pPr>
       <w:r>
-        <w:t>B1: Each rule has an ID,</w:t>
-      </w:r>
-      <w:r>
-        <w:t xml:space="preserve"> condition, type and failure message.</w:t>
+        <w:t>B1: Each rule has an ID, condition, type and failure message.</w:t>
       </w:r>
     </w:p>
     <w:p>
@@ -4946,10 +4826,7 @@
         <w:spacing w:after="20"/>
       </w:pPr>
       <w:r>
-        <w:t xml:space="preserve">Confirm renewal-window boundaries, payment policy and stale-record </w:t>
-      </w:r>
-      <w:r>
-        <w:t>threshold with the faculty mentor.</w:t>
+        <w:t>Confirm renewal-window boundaries, payment policy and stale-record threshold with the faculty mentor.</w:t>
       </w:r>
     </w:p>
     <w:p>
@@ -4965,7 +4842,7 @@
         <w:tblStyle w:val="TableGrid"/>
         <w:tblW w:w="0" w:type="auto"/>
         <w:jc w:val="center"/>
-        <w:tblLook w:val="04A0"/>
+        <w:tblLook w:val="04A0" w:firstRow="1" w:lastRow="0" w:firstColumn="1" w:lastColumn="0" w:noHBand="0" w:noVBand="1"/>
       </w:tblPr>
       <w:tblGrid>
         <w:gridCol w:w="792"/>
@@ -5198,14 +5075,7 @@
                 <w:color w:val="222F3E"/>
                 <w:sz w:val="14"/>
               </w:rPr>
-              <w:t xml:space="preserve">Acceptance criterion for every key </w:t>
-            </w:r>
-            <w:r>
-              <w:rPr>
-                <w:color w:val="222F3E"/>
-                <w:sz w:val="14"/>
-              </w:rPr>
-              <w:t>FR.</w:t>
+              <w:t>Acceptance criterion for every key FR.</w:t>
             </w:r>
           </w:p>
         </w:tc>
@@ -5530,14 +5400,7 @@
                 <w:color w:val="222F3E"/>
                 <w:sz w:val="14"/>
               </w:rPr>
-              <w:t xml:space="preserve">Acceptance criteria for numeric-rule </w:t>
-            </w:r>
-            <w:r>
-              <w:rPr>
-                <w:color w:val="222F3E"/>
-                <w:sz w:val="14"/>
-              </w:rPr>
-              <w:t>boundaries.</w:t>
+              <w:t>Acceptance criteria for numeric-rule boundaries.</w:t>
             </w:r>
           </w:p>
         </w:tc>
@@ -5653,7 +5516,7 @@
         <w:tblStyle w:val="TableGrid"/>
         <w:tblW w:w="0" w:type="auto"/>
         <w:jc w:val="center"/>
-        <w:tblLook w:val="04A0"/>
+        <w:tblLook w:val="04A0" w:firstRow="1" w:lastRow="0" w:firstColumn="1" w:lastColumn="0" w:noHBand="0" w:noVBand="1"/>
       </w:tblPr>
       <w:tblGrid>
         <w:gridCol w:w="4608"/>
@@ -5775,12 +5638,6 @@
                 <w:sz w:val="16"/>
               </w:rPr>
               <w:br/>
-            </w:r>
-            <w:r>
-              <w:rPr>
-                <w:color w:val="222F3E"/>
-                <w:sz w:val="16"/>
-              </w:rPr>
               <w:t>____________________________________________________________</w:t>
             </w:r>
           </w:p>
@@ -5946,10 +5803,7 @@
     </w:p>
     <w:p>
       <w:r>
-        <w:t>This document defines proposed requirements and acceptance criteria; it does no</w:t>
-      </w:r>
-      <w:r>
-        <w:t>t claim that software has already been implemented or tested. Add actual screenshots, test outputs and repository evidence only after completing those activities. Do not mark a test as passed unless it has been executed and the result recorded.</w:t>
+        <w:t>This document defines proposed requirements and acceptance criteria; it does not claim that software has already been implemented or tested. Add actual screenshots, test outputs and repository evidence only after completing those activities. Do not mark a test as passed unless it has been executed and the result recorded.</w:t>
       </w:r>
     </w:p>
     <w:sectPr>
@@ -5965,8 +5819,8 @@
 </file>
 
 <file path=word/endnotes.xml><?xml version="1.0" encoding="utf-8"?>
-<w:endnotes xmlns:ve="http://schemas.openxmlformats.org/markup-compatibility/2006" xmlns:o="urn:schemas-microsoft-com:office:office" xmlns:r="http://schemas.openxmlformats.org/officeDocument/2006/relationships" xmlns:m="http://schemas.openxmlformats.org/officeDocument/2006/math" xmlns:v="urn:schemas-microsoft-com:vml" xmlns:wp="http://schemas.openxmlformats.org/drawingml/2006/wordprocessingDrawing" xmlns:w10="urn:schemas-microsoft-com:office:word" xmlns:w="http://schemas.openxmlformats.org/wordprocessingml/2006/main" xmlns:wne="http://schemas.microsoft.com/office/word/2006/wordml">
-  <w:endnote w:type="separator" w:id="0">
+<w:endnotes xmlns:wpc="http://schemas.microsoft.com/office/word/2010/wordprocessingCanvas" xmlns:cx="http://schemas.microsoft.com/office/drawing/2014/chartex" xmlns:cx1="http://schemas.microsoft.com/office/drawing/2015/9/8/chartex" xmlns:cx2="http://schemas.microsoft.com/office/drawing/2015/10/21/chartex" xmlns:cx3="http://schemas.microsoft.com/office/drawing/2016/5/9/chartex" xmlns:cx4="http://schemas.microsoft.com/office/drawing/2016/5/10/chartex" xmlns:cx5="http://schemas.microsoft.com/office/drawing/2016/5/11/chartex" xmlns:cx6="http://schemas.microsoft.com/office/drawing/2016/5/12/chartex" xmlns:cx7="http://schemas.microsoft.com/office/drawing/2016/5/13/chartex" xmlns:cx8="http://schemas.microsoft.com/office/drawing/2016/5/14/chartex" xmlns:mc="http://schemas.openxmlformats.org/markup-compatibility/2006" xmlns:aink="http://schemas.microsoft.com/office/drawing/2016/ink" xmlns:am3d="http://schemas.microsoft.com/office/drawing/2017/model3d" xmlns:o="urn:schemas-microsoft-com:office:office" xmlns:oel="http://schemas.microsoft.com/office/2019/extlst" xmlns:r="http://schemas.openxmlformats.org/officeDocument/2006/relationships" xmlns:m="http://schemas.openxmlformats.org/officeDocument/2006/math" xmlns:v="urn:schemas-microsoft-com:vml" xmlns:wp14="http://schemas.microsoft.com/office/word/2010/wordprocessingDrawing" xmlns:wp="http://schemas.openxmlformats.org/drawingml/2006/wordprocessingDrawing" xmlns:w10="urn:schemas-microsoft-com:office:word" xmlns:w="http://schemas.openxmlformats.org/wordprocessingml/2006/main" xmlns:w14="http://schemas.microsoft.com/office/word/2010/wordml" xmlns:w15="http://schemas.microsoft.com/office/word/2012/wordml" xmlns:w16cex="http://schemas.microsoft.com/office/word/2018/wordml/cex" xmlns:w16cid="http://schemas.microsoft.com/office/word/2016/wordml/cid" xmlns:w16="http://schemas.microsoft.com/office/word/2018/wordml" xmlns:w16du="http://schemas.microsoft.com/office/word/2023/wordml/word16du" xmlns:w16sdtdh="http://schemas.microsoft.com/office/word/2020/wordml/sdtdatahash" xmlns:w16sdtfl="http://schemas.microsoft.com/office/word/2024/wordml/sdtformatlock" xmlns:w16se="http://schemas.microsoft.com/office/word/2015/wordml/symex" xmlns:wpg="http://schemas.microsoft.com/office/word/2010/wordprocessingGroup" xmlns:wpi="http://schemas.microsoft.com/office/word/2010/wordprocessingInk" xmlns:wne="http://schemas.microsoft.com/office/word/2006/wordml" xmlns:wps="http://schemas.microsoft.com/office/word/2010/wordprocessingShape" mc:Ignorable="w14 w15 w16se w16cid w16 w16cex w16sdtdh w16sdtfl w16du wp14">
+  <w:endnote w:type="separator" w:id="-1">
     <w:p>
       <w:pPr>
         <w:spacing w:after="0" w:line="240" w:lineRule="auto"/>
@@ -5976,7 +5830,7 @@
       </w:r>
     </w:p>
   </w:endnote>
-  <w:endnote w:type="continuationSeparator" w:id="1">
+  <w:endnote w:type="continuationSeparator" w:id="0">
     <w:p>
       <w:pPr>
         <w:spacing w:after="0" w:line="240" w:lineRule="auto"/>
@@ -5990,7 +5844,7 @@
 </file>
 
 <file path=word/footer1.xml><?xml version="1.0" encoding="utf-8"?>
-<w:ftr xmlns:ve="http://schemas.openxmlformats.org/markup-compatibility/2006" xmlns:o="urn:schemas-microsoft-com:office:office" xmlns:r="http://schemas.openxmlformats.org/officeDocument/2006/relationships" xmlns:m="http://schemas.openxmlformats.org/officeDocument/2006/math" xmlns:v="urn:schemas-microsoft-com:vml" xmlns:wp="http://schemas.openxmlformats.org/drawingml/2006/wordprocessingDrawing" xmlns:w10="urn:schemas-microsoft-com:office:word" xmlns:w="http://schemas.openxmlformats.org/wordprocessingml/2006/main" xmlns:wne="http://schemas.microsoft.com/office/word/2006/wordml">
+<w:ftr xmlns:wpc="http://schemas.microsoft.com/office/word/2010/wordprocessingCanvas" xmlns:cx="http://schemas.microsoft.com/office/drawing/2014/chartex" xmlns:cx1="http://schemas.microsoft.com/office/drawing/2015/9/8/chartex" xmlns:cx2="http://schemas.microsoft.com/office/drawing/2015/10/21/chartex" xmlns:cx3="http://schemas.microsoft.com/office/drawing/2016/5/9/chartex" xmlns:cx4="http://schemas.microsoft.com/office/drawing/2016/5/10/chartex" xmlns:cx5="http://schemas.microsoft.com/office/drawing/2016/5/11/chartex" xmlns:cx6="http://schemas.microsoft.com/office/drawing/2016/5/12/chartex" xmlns:cx7="http://schemas.microsoft.com/office/drawing/2016/5/13/chartex" xmlns:cx8="http://schemas.microsoft.com/office/drawing/2016/5/14/chartex" xmlns:mc="http://schemas.openxmlformats.org/markup-compatibility/2006" xmlns:aink="http://schemas.microsoft.com/office/drawing/2016/ink" xmlns:am3d="http://schemas.microsoft.com/office/drawing/2017/model3d" xmlns:o="urn:schemas-microsoft-com:office:office" xmlns:oel="http://schemas.microsoft.com/office/2019/extlst" xmlns:r="http://schemas.openxmlformats.org/officeDocument/2006/relationships" xmlns:m="http://schemas.openxmlformats.org/officeDocument/2006/math" xmlns:v="urn:schemas-microsoft-com:vml" xmlns:wp14="http://schemas.microsoft.com/office/word/2010/wordprocessingDrawing" xmlns:wp="http://schemas.openxmlformats.org/drawingml/2006/wordprocessingDrawing" xmlns:w10="urn:schemas-microsoft-com:office:word" xmlns:w="http://schemas.openxmlformats.org/wordprocessingml/2006/main" xmlns:w14="http://schemas.microsoft.com/office/word/2010/wordml" xmlns:w15="http://schemas.microsoft.com/office/word/2012/wordml" xmlns:w16cex="http://schemas.microsoft.com/office/word/2018/wordml/cex" xmlns:w16cid="http://schemas.microsoft.com/office/word/2016/wordml/cid" xmlns:w16="http://schemas.microsoft.com/office/word/2018/wordml" xmlns:w16du="http://schemas.microsoft.com/office/word/2023/wordml/word16du" xmlns:w16sdtdh="http://schemas.microsoft.com/office/word/2020/wordml/sdtdatahash" xmlns:w16sdtfl="http://schemas.microsoft.com/office/word/2024/wordml/sdtformatlock" xmlns:w16se="http://schemas.microsoft.com/office/word/2015/wordml/symex" xmlns:wpg="http://schemas.microsoft.com/office/word/2010/wordprocessingGroup" xmlns:wpi="http://schemas.microsoft.com/office/word/2010/wordprocessingInk" xmlns:wne="http://schemas.microsoft.com/office/word/2006/wordml" xmlns:wps="http://schemas.microsoft.com/office/word/2010/wordprocessingShape" mc:Ignorable="w14 w15 w16se w16cid w16 w16cex w16sdtdh w16sdtfl w16du wp14">
   <w:p>
     <w:pPr>
       <w:pStyle w:val="Footer"/>
@@ -6026,8 +5880,8 @@
 </file>
 
 <file path=word/footnotes.xml><?xml version="1.0" encoding="utf-8"?>
-<w:footnotes xmlns:ve="http://schemas.openxmlformats.org/markup-compatibility/2006" xmlns:o="urn:schemas-microsoft-com:office:office" xmlns:r="http://schemas.openxmlformats.org/officeDocument/2006/relationships" xmlns:m="http://schemas.openxmlformats.org/officeDocument/2006/math" xmlns:v="urn:schemas-microsoft-com:vml" xmlns:wp="http://schemas.openxmlformats.org/drawingml/2006/wordprocessingDrawing" xmlns:w10="urn:schemas-microsoft-com:office:word" xmlns:w="http://schemas.openxmlformats.org/wordprocessingml/2006/main" xmlns:wne="http://schemas.microsoft.com/office/word/2006/wordml">
-  <w:footnote w:type="separator" w:id="0">
+<w:footnotes xmlns:wpc="http://schemas.microsoft.com/office/word/2010/wordprocessingCanvas" xmlns:cx="http://schemas.microsoft.com/office/drawing/2014/chartex" xmlns:cx1="http://schemas.microsoft.com/office/drawing/2015/9/8/chartex" xmlns:cx2="http://schemas.microsoft.com/office/drawing/2015/10/21/chartex" xmlns:cx3="http://schemas.microsoft.com/office/drawing/2016/5/9/chartex" xmlns:cx4="http://schemas.microsoft.com/office/drawing/2016/5/10/chartex" xmlns:cx5="http://schemas.microsoft.com/office/drawing/2016/5/11/chartex" xmlns:cx6="http://schemas.microsoft.com/office/drawing/2016/5/12/chartex" xmlns:cx7="http://schemas.microsoft.com/office/drawing/2016/5/13/chartex" xmlns:cx8="http://schemas.microsoft.com/office/drawing/2016/5/14/chartex" xmlns:mc="http://schemas.openxmlformats.org/markup-compatibility/2006" xmlns:aink="http://schemas.microsoft.com/office/drawing/2016/ink" xmlns:am3d="http://schemas.microsoft.com/office/drawing/2017/model3d" xmlns:o="urn:schemas-microsoft-com:office:office" xmlns:oel="http://schemas.microsoft.com/office/2019/extlst" xmlns:r="http://schemas.openxmlformats.org/officeDocument/2006/relationships" xmlns:m="http://schemas.openxmlformats.org/officeDocument/2006/math" xmlns:v="urn:schemas-microsoft-com:vml" xmlns:wp14="http://schemas.microsoft.com/office/word/2010/wordprocessingDrawing" xmlns:wp="http://schemas.openxmlformats.org/drawingml/2006/wordprocessingDrawing" xmlns:w10="urn:schemas-microsoft-com:office:word" xmlns:w="http://schemas.openxmlformats.org/wordprocessingml/2006/main" xmlns:w14="http://schemas.microsoft.com/office/word/2010/wordml" xmlns:w15="http://schemas.microsoft.com/office/word/2012/wordml" xmlns:w16cex="http://schemas.microsoft.com/office/word/2018/wordml/cex" xmlns:w16cid="http://schemas.microsoft.com/office/word/2016/wordml/cid" xmlns:w16="http://schemas.microsoft.com/office/word/2018/wordml" xmlns:w16du="http://schemas.microsoft.com/office/word/2023/wordml/word16du" xmlns:w16sdtdh="http://schemas.microsoft.com/office/word/2020/wordml/sdtdatahash" xmlns:w16sdtfl="http://schemas.microsoft.com/office/word/2024/wordml/sdtformatlock" xmlns:w16se="http://schemas.microsoft.com/office/word/2015/wordml/symex" xmlns:wpg="http://schemas.microsoft.com/office/word/2010/wordprocessingGroup" xmlns:wpi="http://schemas.microsoft.com/office/word/2010/wordprocessingInk" xmlns:wne="http://schemas.microsoft.com/office/word/2006/wordml" xmlns:wps="http://schemas.microsoft.com/office/word/2010/wordprocessingShape" mc:Ignorable="w14 w15 w16se w16cid w16 w16cex w16sdtdh w16sdtfl w16du wp14">
+  <w:footnote w:type="separator" w:id="-1">
     <w:p>
       <w:pPr>
         <w:spacing w:after="0" w:line="240" w:lineRule="auto"/>
@@ -6037,7 +5891,7 @@
       </w:r>
     </w:p>
   </w:footnote>
-  <w:footnote w:type="continuationSeparator" w:id="1">
+  <w:footnote w:type="continuationSeparator" w:id="0">
     <w:p>
       <w:pPr>
         <w:spacing w:after="0" w:line="240" w:lineRule="auto"/>
@@ -6051,7 +5905,7 @@
 </file>
 
 <file path=word/header1.xml><?xml version="1.0" encoding="utf-8"?>
-<w:hdr xmlns:ve="http://schemas.openxmlformats.org/markup-compatibility/2006" xmlns:o="urn:schemas-microsoft-com:office:office" xmlns:r="http://schemas.openxmlformats.org/officeDocument/2006/relationships" xmlns:m="http://schemas.openxmlformats.org/officeDocument/2006/math" xmlns:v="urn:schemas-microsoft-com:vml" xmlns:wp="http://schemas.openxmlformats.org/drawingml/2006/wordprocessingDrawing" xmlns:w10="urn:schemas-microsoft-com:office:word" xmlns:w="http://schemas.openxmlformats.org/wordprocessingml/2006/main" xmlns:wne="http://schemas.microsoft.com/office/word/2006/wordml">
+<w:hdr xmlns:wpc="http://schemas.microsoft.com/office/word/2010/wordprocessingCanvas" xmlns:cx="http://schemas.microsoft.com/office/drawing/2014/chartex" xmlns:cx1="http://schemas.microsoft.com/office/drawing/2015/9/8/chartex" xmlns:cx2="http://schemas.microsoft.com/office/drawing/2015/10/21/chartex" xmlns:cx3="http://schemas.microsoft.com/office/drawing/2016/5/9/chartex" xmlns:cx4="http://schemas.microsoft.com/office/drawing/2016/5/10/chartex" xmlns:cx5="http://schemas.microsoft.com/office/drawing/2016/5/11/chartex" xmlns:cx6="http://schemas.microsoft.com/office/drawing/2016/5/12/chartex" xmlns:cx7="http://schemas.microsoft.com/office/drawing/2016/5/13/chartex" xmlns:cx8="http://schemas.microsoft.com/office/drawing/2016/5/14/chartex" xmlns:mc="http://schemas.openxmlformats.org/markup-compatibility/2006" xmlns:aink="http://schemas.microsoft.com/office/drawing/2016/ink" xmlns:am3d="http://schemas.microsoft.com/office/drawing/2017/model3d" xmlns:o="urn:schemas-microsoft-com:office:office" xmlns:oel="http://schemas.microsoft.com/office/2019/extlst" xmlns:r="http://schemas.openxmlformats.org/officeDocument/2006/relationships" xmlns:m="http://schemas.openxmlformats.org/officeDocument/2006/math" xmlns:v="urn:schemas-microsoft-com:vml" xmlns:wp14="http://schemas.microsoft.com/office/word/2010/wordprocessingDrawing" xmlns:wp="http://schemas.openxmlformats.org/drawingml/2006/wordprocessingDrawing" xmlns:w10="urn:schemas-microsoft-com:office:word" xmlns:w="http://schemas.openxmlformats.org/wordprocessingml/2006/main" xmlns:w14="http://schemas.microsoft.com/office/word/2010/wordml" xmlns:w15="http://schemas.microsoft.com/office/word/2012/wordml" xmlns:w16cex="http://schemas.microsoft.com/office/word/2018/wordml/cex" xmlns:w16cid="http://schemas.microsoft.com/office/word/2016/wordml/cid" xmlns:w16="http://schemas.microsoft.com/office/word/2018/wordml" xmlns:w16du="http://schemas.microsoft.com/office/word/2023/wordml/word16du" xmlns:w16sdtdh="http://schemas.microsoft.com/office/word/2020/wordml/sdtdatahash" xmlns:w16sdtfl="http://schemas.microsoft.com/office/word/2024/wordml/sdtformatlock" xmlns:w16se="http://schemas.microsoft.com/office/word/2015/wordml/symex" xmlns:wpg="http://schemas.microsoft.com/office/word/2010/wordprocessingGroup" xmlns:wpi="http://schemas.microsoft.com/office/word/2010/wordprocessingInk" xmlns:wne="http://schemas.microsoft.com/office/word/2006/wordml" xmlns:wps="http://schemas.microsoft.com/office/word/2010/wordprocessingShape" mc:Ignorable="w14 w15 w16se w16cid w16 w16cex w16sdtdh w16sdtfl w16du wp14">
   <w:p>
     <w:pPr>
       <w:pStyle w:val="Header"/>
@@ -6063,31 +5917,33 @@
         <w:color w:val="666666"/>
         <w:sz w:val="16"/>
       </w:rPr>
-      <w:t>KLE TECHNOLOGICAL UNIVERSITY, HUBBALLI  |  DEPARTMENT OF COMPUTER APPLICATIONS</w:t>
+      <w:t xml:space="preserve">KLE TECHNOLOGICAL UNIVERSITY, </w:t>
+    </w:r>
+    <w:proofErr w:type="gramStart"/>
+    <w:r>
+      <w:rPr>
+        <w:b/>
+        <w:color w:val="666666"/>
+        <w:sz w:val="16"/>
+      </w:rPr>
+      <w:t>HUBBALLI  |</w:t>
+    </w:r>
+    <w:proofErr w:type="gramEnd"/>
+    <w:r>
+      <w:rPr>
+        <w:b/>
+        <w:color w:val="666666"/>
+        <w:sz w:val="16"/>
+      </w:rPr>
+      <w:t xml:space="preserve">  DEPARTMENT OF COMPUTER APPLICATIONS</w:t>
     </w:r>
   </w:p>
 </w:hdr>
 </file>
 
 <file path=word/numbering.xml><?xml version="1.0" encoding="utf-8"?>
-<w:numbering xmlns:ve="http://schemas.openxmlformats.org/markup-compatibility/2006" xmlns:o="urn:schemas-microsoft-com:office:office" xmlns:r="http://schemas.openxmlformats.org/officeDocument/2006/relationships" xmlns:m="http://schemas.openxmlformats.org/officeDocument/2006/math" xmlns:v="urn:schemas-microsoft-com:vml" xmlns:wp="http://schemas.openxmlformats.org/drawingml/2006/wordprocessingDrawing" xmlns:w10="urn:schemas-microsoft-com:office:word" xmlns:w="http://schemas.openxmlformats.org/wordprocessingml/2006/main" xmlns:wne="http://schemas.microsoft.com/office/word/2006/wordml">
-  <w:abstractNum w:abstractNumId="0">
-    <w:multiLevelType w:val="singleLevel"/>
-    <w:tmpl w:val="C310EC42"/>
-    <w:lvl w:ilvl="0">
-      <w:start w:val="1"/>
-      <w:numFmt w:val="decimal"/>
-      <w:lvlText w:val="%1."/>
-      <w:lvlJc w:val="left"/>
-      <w:pPr>
-        <w:tabs>
-          <w:tab w:val="left" w:pos="1800"/>
-        </w:tabs>
-        <w:ind w:left="1800" w:hanging="360"/>
-      </w:pPr>
-    </w:lvl>
-  </w:abstractNum>
-  <w:abstractNum w:abstractNumId="1">
+<w:numbering xmlns:wpc="http://schemas.microsoft.com/office/word/2010/wordprocessingCanvas" xmlns:cx="http://schemas.microsoft.com/office/drawing/2014/chartex" xmlns:cx1="http://schemas.microsoft.com/office/drawing/2015/9/8/chartex" xmlns:cx2="http://schemas.microsoft.com/office/drawing/2015/10/21/chartex" xmlns:cx3="http://schemas.microsoft.com/office/drawing/2016/5/9/chartex" xmlns:cx4="http://schemas.microsoft.com/office/drawing/2016/5/10/chartex" xmlns:cx5="http://schemas.microsoft.com/office/drawing/2016/5/11/chartex" xmlns:cx6="http://schemas.microsoft.com/office/drawing/2016/5/12/chartex" xmlns:cx7="http://schemas.microsoft.com/office/drawing/2016/5/13/chartex" xmlns:cx8="http://schemas.microsoft.com/office/drawing/2016/5/14/chartex" xmlns:mc="http://schemas.openxmlformats.org/markup-compatibility/2006" xmlns:aink="http://schemas.microsoft.com/office/drawing/2016/ink" xmlns:am3d="http://schemas.microsoft.com/office/drawing/2017/model3d" xmlns:o="urn:schemas-microsoft-com:office:office" xmlns:oel="http://schemas.microsoft.com/office/2019/extlst" xmlns:r="http://schemas.openxmlformats.org/officeDocument/2006/relationships" xmlns:m="http://schemas.openxmlformats.org/officeDocument/2006/math" xmlns:v="urn:schemas-microsoft-com:vml" xmlns:wp14="http://schemas.microsoft.com/office/word/2010/wordprocessingDrawing" xmlns:wp="http://schemas.openxmlformats.org/drawingml/2006/wordprocessingDrawing" xmlns:w10="urn:schemas-microsoft-com:office:word" xmlns:w="http://schemas.openxmlformats.org/wordprocessingml/2006/main" xmlns:w14="http://schemas.microsoft.com/office/word/2010/wordml" xmlns:w15="http://schemas.microsoft.com/office/word/2012/wordml" xmlns:w16cex="http://schemas.microsoft.com/office/word/2018/wordml/cex" xmlns:w16cid="http://schemas.microsoft.com/office/word/2016/wordml/cid" xmlns:w16="http://schemas.microsoft.com/office/word/2018/wordml" xmlns:w16du="http://schemas.microsoft.com/office/word/2023/wordml/word16du" xmlns:w16sdtdh="http://schemas.microsoft.com/office/word/2020/wordml/sdtdatahash" xmlns:w16sdtfl="http://schemas.microsoft.com/office/word/2024/wordml/sdtformatlock" xmlns:w16se="http://schemas.microsoft.com/office/word/2015/wordml/symex" xmlns:wpg="http://schemas.microsoft.com/office/word/2010/wordprocessingGroup" xmlns:wpi="http://schemas.microsoft.com/office/word/2010/wordprocessingInk" xmlns:wne="http://schemas.microsoft.com/office/word/2006/wordml" xmlns:wps="http://schemas.microsoft.com/office/word/2010/wordprocessingShape" mc:Ignorable="w14 w15 w16se w16cid w16 w16cex w16sdtdh w16sdtfl w16du wp14">
+  <w:abstractNum w:abstractNumId="0" w15:restartNumberingAfterBreak="0">
     <w:nsid w:val="00000001"/>
     <w:multiLevelType w:val="singleLevel"/>
     <w:tmpl w:val="E4089024"/>
@@ -6104,7 +5960,7 @@
       </w:pPr>
     </w:lvl>
   </w:abstractNum>
-  <w:abstractNum w:abstractNumId="2">
+  <w:abstractNum w:abstractNumId="1" w15:restartNumberingAfterBreak="0">
     <w:nsid w:val="00000002"/>
     <w:multiLevelType w:val="singleLevel"/>
     <w:tmpl w:val="FB12693A"/>
@@ -6122,7 +5978,7 @@
       </w:pPr>
     </w:lvl>
   </w:abstractNum>
-  <w:abstractNum w:abstractNumId="3">
+  <w:abstractNum w:abstractNumId="2" w15:restartNumberingAfterBreak="0">
     <w:nsid w:val="00000003"/>
     <w:multiLevelType w:val="singleLevel"/>
     <w:tmpl w:val="38441652"/>
@@ -6140,7 +5996,7 @@
       </w:pPr>
     </w:lvl>
   </w:abstractNum>
-  <w:abstractNum w:abstractNumId="4">
+  <w:abstractNum w:abstractNumId="3" w15:restartNumberingAfterBreak="0">
     <w:nsid w:val="00000004"/>
     <w:multiLevelType w:val="singleLevel"/>
     <w:tmpl w:val="171AC3A4"/>
@@ -6160,7 +6016,7 @@
       </w:rPr>
     </w:lvl>
   </w:abstractNum>
-  <w:abstractNum w:abstractNumId="5">
+  <w:abstractNum w:abstractNumId="4" w15:restartNumberingAfterBreak="0">
     <w:nsid w:val="00000005"/>
     <w:multiLevelType w:val="singleLevel"/>
     <w:tmpl w:val="F3EAFDEC"/>
@@ -6181,7 +6037,7 @@
       </w:rPr>
     </w:lvl>
   </w:abstractNum>
-  <w:abstractNum w:abstractNumId="6">
+  <w:abstractNum w:abstractNumId="5" w15:restartNumberingAfterBreak="0">
     <w:nsid w:val="00000006"/>
     <w:multiLevelType w:val="singleLevel"/>
     <w:tmpl w:val="3D1EFFD4"/>
@@ -6202,7 +6058,7 @@
       </w:rPr>
     </w:lvl>
   </w:abstractNum>
-  <w:abstractNum w:abstractNumId="7">
+  <w:abstractNum w:abstractNumId="6" w15:restartNumberingAfterBreak="0">
     <w:nsid w:val="00000007"/>
     <w:multiLevelType w:val="singleLevel"/>
     <w:tmpl w:val="D0A62B40"/>
@@ -6220,7 +6076,7 @@
       </w:pPr>
     </w:lvl>
   </w:abstractNum>
-  <w:abstractNum w:abstractNumId="8">
+  <w:abstractNum w:abstractNumId="7" w15:restartNumberingAfterBreak="0">
     <w:nsid w:val="00000008"/>
     <w:multiLevelType w:val="singleLevel"/>
     <w:tmpl w:val="29761A62"/>
@@ -6241,38 +6097,55 @@
       </w:rPr>
     </w:lvl>
   </w:abstractNum>
-  <w:num w:numId="1">
-    <w:abstractNumId w:val="8"/>
+  <w:abstractNum w:abstractNumId="8" w15:restartNumberingAfterBreak="0">
+    <w:nsid w:val="55E45996"/>
+    <w:multiLevelType w:val="singleLevel"/>
+    <w:tmpl w:val="C310EC42"/>
+    <w:lvl w:ilvl="0">
+      <w:start w:val="1"/>
+      <w:numFmt w:val="decimal"/>
+      <w:lvlText w:val="%1."/>
+      <w:lvlJc w:val="left"/>
+      <w:pPr>
+        <w:tabs>
+          <w:tab w:val="left" w:pos="1800"/>
+        </w:tabs>
+        <w:ind w:left="1800" w:hanging="360"/>
+      </w:pPr>
+    </w:lvl>
+  </w:abstractNum>
+  <w:num w:numId="1" w16cid:durableId="2004700594">
+    <w:abstractNumId w:val="7"/>
   </w:num>
-  <w:num w:numId="2">
+  <w:num w:numId="2" w16cid:durableId="2048675763">
+    <w:abstractNumId w:val="5"/>
+  </w:num>
+  <w:num w:numId="3" w16cid:durableId="429470206">
+    <w:abstractNumId w:val="4"/>
+  </w:num>
+  <w:num w:numId="4" w16cid:durableId="1534878360">
     <w:abstractNumId w:val="6"/>
   </w:num>
-  <w:num w:numId="3">
-    <w:abstractNumId w:val="5"/>
+  <w:num w:numId="5" w16cid:durableId="1594437227">
+    <w:abstractNumId w:val="2"/>
   </w:num>
-  <w:num w:numId="4">
-    <w:abstractNumId w:val="7"/>
+  <w:num w:numId="6" w16cid:durableId="1095983272">
+    <w:abstractNumId w:val="1"/>
   </w:num>
-  <w:num w:numId="5">
+  <w:num w:numId="7" w16cid:durableId="539710565">
     <w:abstractNumId w:val="3"/>
   </w:num>
-  <w:num w:numId="6">
-    <w:abstractNumId w:val="2"/>
+  <w:num w:numId="8" w16cid:durableId="318314438">
+    <w:abstractNumId w:val="0"/>
   </w:num>
-  <w:num w:numId="7">
-    <w:abstractNumId w:val="4"/>
-  </w:num>
-  <w:num w:numId="8">
-    <w:abstractNumId w:val="1"/>
-  </w:num>
-  <w:num w:numId="9">
-    <w:abstractNumId w:val="0"/>
+  <w:num w:numId="9" w16cid:durableId="2134589165">
+    <w:abstractNumId w:val="8"/>
   </w:num>
 </w:numbering>
 </file>
 
 <file path=word/styles.xml><?xml version="1.0" encoding="utf-8"?>
-<w:styles xmlns:r="http://schemas.openxmlformats.org/officeDocument/2006/relationships" xmlns:w="http://schemas.openxmlformats.org/wordprocessingml/2006/main">
+<w:styles xmlns:mc="http://schemas.openxmlformats.org/markup-compatibility/2006" xmlns:r="http://schemas.openxmlformats.org/officeDocument/2006/relationships" xmlns:w="http://schemas.openxmlformats.org/wordprocessingml/2006/main" xmlns:w14="http://schemas.microsoft.com/office/word/2010/wordml" xmlns:w15="http://schemas.microsoft.com/office/word/2012/wordml" xmlns:w16cex="http://schemas.microsoft.com/office/word/2018/wordml/cex" xmlns:w16cid="http://schemas.microsoft.com/office/word/2016/wordml/cid" xmlns:w16="http://schemas.microsoft.com/office/word/2018/wordml" xmlns:w16du="http://schemas.microsoft.com/office/word/2023/wordml/word16du" xmlns:w16sdtdh="http://schemas.microsoft.com/office/word/2020/wordml/sdtdatahash" xmlns:w16sdtfl="http://schemas.microsoft.com/office/word/2024/wordml/sdtformatlock" xmlns:w16se="http://schemas.microsoft.com/office/word/2015/wordml/symex" mc:Ignorable="w14 w15 w16se w16cid w16 w16cex w16sdtdh w16sdtfl w16du">
   <w:docDefaults>
     <w:rPrDefault>
       <w:rPr>
@@ -6288,144 +6161,383 @@
       </w:pPr>
     </w:pPrDefault>
   </w:docDefaults>
-  <w:latentStyles w:defLockedState="0" w:defUIPriority="99" w:defSemiHidden="1" w:defUnhideWhenUsed="1" w:defQFormat="0" w:count="267">
-    <w:lsdException w:name="Normal" w:semiHidden="0" w:uiPriority="0" w:unhideWhenUsed="0" w:qFormat="1"/>
-    <w:lsdException w:name="heading 1" w:semiHidden="0" w:uiPriority="9" w:unhideWhenUsed="0" w:qFormat="1"/>
-    <w:lsdException w:name="heading 2" w:uiPriority="9" w:qFormat="1"/>
-    <w:lsdException w:name="heading 3" w:uiPriority="9" w:qFormat="1"/>
-    <w:lsdException w:name="heading 4" w:uiPriority="9" w:qFormat="1"/>
-    <w:lsdException w:name="heading 5" w:uiPriority="9" w:qFormat="1"/>
-    <w:lsdException w:name="heading 6" w:uiPriority="9" w:qFormat="1"/>
-    <w:lsdException w:name="heading 7" w:uiPriority="9" w:qFormat="1"/>
-    <w:lsdException w:name="heading 8" w:uiPriority="9" w:qFormat="1"/>
-    <w:lsdException w:name="heading 9" w:uiPriority="9" w:qFormat="1"/>
-    <w:lsdException w:name="toc 1" w:uiPriority="39"/>
-    <w:lsdException w:name="toc 2" w:uiPriority="39"/>
-    <w:lsdException w:name="toc 3" w:uiPriority="39"/>
-    <w:lsdException w:name="toc 4" w:uiPriority="39"/>
-    <w:lsdException w:name="toc 5" w:uiPriority="39"/>
-    <w:lsdException w:name="toc 6" w:uiPriority="39"/>
-    <w:lsdException w:name="toc 7" w:uiPriority="39"/>
-    <w:lsdException w:name="toc 8" w:uiPriority="39"/>
-    <w:lsdException w:name="toc 9" w:uiPriority="39"/>
-    <w:lsdException w:name="caption" w:uiPriority="35" w:qFormat="1"/>
-    <w:lsdException w:name="Title" w:semiHidden="0" w:uiPriority="10" w:unhideWhenUsed="0" w:qFormat="1"/>
-    <w:lsdException w:name="Default Paragraph Font" w:uiPriority="1"/>
-    <w:lsdException w:name="Subtitle" w:semiHidden="0" w:uiPriority="11" w:unhideWhenUsed="0" w:qFormat="1"/>
-    <w:lsdException w:name="Strong" w:semiHidden="0" w:uiPriority="22" w:unhideWhenUsed="0" w:qFormat="1"/>
-    <w:lsdException w:name="Emphasis" w:semiHidden="0" w:uiPriority="20" w:unhideWhenUsed="0" w:qFormat="1"/>
-    <w:lsdException w:name="Table Grid" w:semiHidden="0" w:uiPriority="59" w:unhideWhenUsed="0"/>
-    <w:lsdException w:name="Placeholder Text" w:unhideWhenUsed="0"/>
-    <w:lsdException w:name="No Spacing" w:semiHidden="0" w:uiPriority="1" w:unhideWhenUsed="0" w:qFormat="1"/>
-    <w:lsdException w:name="Light Shading" w:semiHidden="0" w:uiPriority="60" w:unhideWhenUsed="0"/>
-    <w:lsdException w:name="Light List" w:semiHidden="0" w:uiPriority="61" w:unhideWhenUsed="0"/>
-    <w:lsdException w:name="Light Grid" w:semiHidden="0" w:uiPriority="62" w:unhideWhenUsed="0"/>
-    <w:lsdException w:name="Medium Shading 1" w:semiHidden="0" w:uiPriority="63" w:unhideWhenUsed="0"/>
-    <w:lsdException w:name="Medium Shading 2" w:semiHidden="0" w:uiPriority="64" w:unhideWhenUsed="0"/>
-    <w:lsdException w:name="Medium List 1" w:semiHidden="0" w:uiPriority="65" w:unhideWhenUsed="0"/>
-    <w:lsdException w:name="Medium List 2" w:semiHidden="0" w:uiPriority="66" w:unhideWhenUsed="0"/>
-    <w:lsdException w:name="Medium Grid 1" w:semiHidden="0" w:uiPriority="67" w:unhideWhenUsed="0"/>
-    <w:lsdException w:name="Medium Grid 2" w:semiHidden="0" w:uiPriority="68" w:unhideWhenUsed="0"/>
-    <w:lsdException w:name="Medium Grid 3" w:semiHidden="0" w:uiPriority="69" w:unhideWhenUsed="0"/>
-    <w:lsdException w:name="Dark List" w:semiHidden="0" w:uiPriority="70" w:unhideWhenUsed="0"/>
-    <w:lsdException w:name="Colorful Shading" w:semiHidden="0" w:uiPriority="71" w:unhideWhenUsed="0"/>
-    <w:lsdException w:name="Colorful List" w:semiHidden="0" w:uiPriority="72" w:unhideWhenUsed="0"/>
-    <w:lsdException w:name="Colorful Grid" w:semiHidden="0" w:uiPriority="73" w:unhideWhenUsed="0"/>
-    <w:lsdException w:name="Light Shading Accent 1" w:semiHidden="0" w:uiPriority="60" w:unhideWhenUsed="0"/>
-    <w:lsdException w:name="Light List Accent 1" w:semiHidden="0" w:uiPriority="61" w:unhideWhenUsed="0"/>
-    <w:lsdException w:name="Light Grid Accent 1" w:semiHidden="0" w:uiPriority="62" w:unhideWhenUsed="0"/>
-    <w:lsdException w:name="Medium Shading 1 Accent 1" w:semiHidden="0" w:uiPriority="63" w:unhideWhenUsed="0"/>
-    <w:lsdException w:name="Medium Shading 2 Accent 1" w:semiHidden="0" w:uiPriority="64" w:unhideWhenUsed="0"/>
-    <w:lsdException w:name="Medium List 1 Accent 1" w:semiHidden="0" w:uiPriority="65" w:unhideWhenUsed="0"/>
-    <w:lsdException w:name="Revision" w:unhideWhenUsed="0"/>
-    <w:lsdException w:name="List Paragraph" w:semiHidden="0" w:uiPriority="34" w:unhideWhenUsed="0" w:qFormat="1"/>
-    <w:lsdException w:name="Quote" w:semiHidden="0" w:uiPriority="29" w:unhideWhenUsed="0" w:qFormat="1"/>
-    <w:lsdException w:name="Intense Quote" w:semiHidden="0" w:uiPriority="30" w:unhideWhenUsed="0" w:qFormat="1"/>
-    <w:lsdException w:name="Medium List 2 Accent 1" w:semiHidden="0" w:uiPriority="66" w:unhideWhenUsed="0"/>
-    <w:lsdException w:name="Medium Grid 1 Accent 1" w:semiHidden="0" w:uiPriority="67" w:unhideWhenUsed="0"/>
-    <w:lsdException w:name="Medium Grid 2 Accent 1" w:semiHidden="0" w:uiPriority="68" w:unhideWhenUsed="0"/>
-    <w:lsdException w:name="Medium Grid 3 Accent 1" w:semiHidden="0" w:uiPriority="69" w:unhideWhenUsed="0"/>
-    <w:lsdException w:name="Dark List Accent 1" w:semiHidden="0" w:uiPriority="70" w:unhideWhenUsed="0"/>
-    <w:lsdException w:name="Colorful Shading Accent 1" w:semiHidden="0" w:uiPriority="71" w:unhideWhenUsed="0"/>
-    <w:lsdException w:name="Colorful List Accent 1" w:semiHidden="0" w:uiPriority="72" w:unhideWhenUsed="0"/>
-    <w:lsdException w:name="Colorful Grid Accent 1" w:semiHidden="0" w:uiPriority="73" w:unhideWhenUsed="0"/>
-    <w:lsdException w:name="Light Shading Accent 2" w:semiHidden="0" w:uiPriority="60" w:unhideWhenUsed="0"/>
-    <w:lsdException w:name="Light List Accent 2" w:semiHidden="0" w:uiPriority="61" w:unhideWhenUsed="0"/>
-    <w:lsdException w:name="Light Grid Accent 2" w:semiHidden="0" w:uiPriority="62" w:unhideWhenUsed="0"/>
-    <w:lsdException w:name="Medium Shading 1 Accent 2" w:semiHidden="0" w:uiPriority="63" w:unhideWhenUsed="0"/>
-    <w:lsdException w:name="Medium Shading 2 Accent 2" w:semiHidden="0" w:uiPriority="64" w:unhideWhenUsed="0"/>
-    <w:lsdException w:name="Medium List 1 Accent 2" w:semiHidden="0" w:uiPriority="65" w:unhideWhenUsed="0"/>
-    <w:lsdException w:name="Medium List 2 Accent 2" w:semiHidden="0" w:uiPriority="66" w:unhideWhenUsed="0"/>
-    <w:lsdException w:name="Medium Grid 1 Accent 2" w:semiHidden="0" w:uiPriority="67" w:unhideWhenUsed="0"/>
-    <w:lsdException w:name="Medium Grid 2 Accent 2" w:semiHidden="0" w:uiPriority="68" w:unhideWhenUsed="0"/>
-    <w:lsdException w:name="Medium Grid 3 Accent 2" w:semiHidden="0" w:uiPriority="69" w:unhideWhenUsed="0"/>
-    <w:lsdException w:name="Dark List Accent 2" w:semiHidden="0" w:uiPriority="70" w:unhideWhenUsed="0"/>
-    <w:lsdException w:name="Colorful Shading Accent 2" w:semiHidden="0" w:uiPriority="71" w:unhideWhenUsed="0"/>
-    <w:lsdException w:name="Colorful List Accent 2" w:semiHidden="0" w:uiPriority="72" w:unhideWhenUsed="0"/>
-    <w:lsdException w:name="Colorful Grid Accent 2" w:semiHidden="0" w:uiPriority="73" w:unhideWhenUsed="0"/>
-    <w:lsdException w:name="Light Shading Accent 3" w:semiHidden="0" w:uiPriority="60" w:unhideWhenUsed="0"/>
-    <w:lsdException w:name="Light List Accent 3" w:semiHidden="0" w:uiPriority="61" w:unhideWhenUsed="0"/>
-    <w:lsdException w:name="Light Grid Accent 3" w:semiHidden="0" w:uiPriority="62" w:unhideWhenUsed="0"/>
-    <w:lsdException w:name="Medium Shading 1 Accent 3" w:semiHidden="0" w:uiPriority="63" w:unhideWhenUsed="0"/>
-    <w:lsdException w:name="Medium Shading 2 Accent 3" w:semiHidden="0" w:uiPriority="64" w:unhideWhenUsed="0"/>
-    <w:lsdException w:name="Medium List 1 Accent 3" w:semiHidden="0" w:uiPriority="65" w:unhideWhenUsed="0"/>
-    <w:lsdException w:name="Medium List 2 Accent 3" w:semiHidden="0" w:uiPriority="66" w:unhideWhenUsed="0"/>
-    <w:lsdException w:name="Medium Grid 1 Accent 3" w:semiHidden="0" w:uiPriority="67" w:unhideWhenUsed="0"/>
-    <w:lsdException w:name="Medium Grid 2 Accent 3" w:semiHidden="0" w:uiPriority="68" w:unhideWhenUsed="0"/>
-    <w:lsdException w:name="Medium Grid 3 Accent 3" w:semiHidden="0" w:uiPriority="69" w:unhideWhenUsed="0"/>
-    <w:lsdException w:name="Dark List Accent 3" w:semiHidden="0" w:uiPriority="70" w:unhideWhenUsed="0"/>
-    <w:lsdException w:name="Colorful Shading Accent 3" w:semiHidden="0" w:uiPriority="71" w:unhideWhenUsed="0"/>
-    <w:lsdException w:name="Colorful List Accent 3" w:semiHidden="0" w:uiPriority="72" w:unhideWhenUsed="0"/>
-    <w:lsdException w:name="Colorful Grid Accent 3" w:semiHidden="0" w:uiPriority="73" w:unhideWhenUsed="0"/>
-    <w:lsdException w:name="Light Shading Accent 4" w:semiHidden="0" w:uiPriority="60" w:unhideWhenUsed="0"/>
-    <w:lsdException w:name="Light List Accent 4" w:semiHidden="0" w:uiPriority="61" w:unhideWhenUsed="0"/>
-    <w:lsdException w:name="Light Grid Accent 4" w:semiHidden="0" w:uiPriority="62" w:unhideWhenUsed="0"/>
-    <w:lsdException w:name="Medium Shading 1 Accent 4" w:semiHidden="0" w:uiPriority="63" w:unhideWhenUsed="0"/>
-    <w:lsdException w:name="Medium Shading 2 Accent 4" w:semiHidden="0" w:uiPriority="64" w:unhideWhenUsed="0"/>
-    <w:lsdException w:name="Medium List 1 Accent 4" w:semiHidden="0" w:uiPriority="65" w:unhideWhenUsed="0"/>
-    <w:lsdException w:name="Medium List 2 Accent 4" w:semiHidden="0" w:uiPriority="66" w:unhideWhenUsed="0"/>
-    <w:lsdException w:name="Medium Grid 1 Accent 4" w:semiHidden="0" w:uiPriority="67" w:unhideWhenUsed="0"/>
-    <w:lsdException w:name="Medium Grid 2 Accent 4" w:semiHidden="0" w:uiPriority="68" w:unhideWhenUsed="0"/>
-    <w:lsdException w:name="Medium Grid 3 Accent 4" w:semiHidden="0" w:uiPriority="69" w:unhideWhenUsed="0"/>
-    <w:lsdException w:name="Dark List Accent 4" w:semiHidden="0" w:uiPriority="70" w:unhideWhenUsed="0"/>
-    <w:lsdException w:name="Colorful Shading Accent 4" w:semiHidden="0" w:uiPriority="71" w:unhideWhenUsed="0"/>
-    <w:lsdException w:name="Colorful List Accent 4" w:semiHidden="0" w:uiPriority="72" w:unhideWhenUsed="0"/>
-    <w:lsdException w:name="Colorful Grid Accent 4" w:semiHidden="0" w:uiPriority="73" w:unhideWhenUsed="0"/>
-    <w:lsdException w:name="Light Shading Accent 5" w:semiHidden="0" w:uiPriority="60" w:unhideWhenUsed="0"/>
-    <w:lsdException w:name="Light List Accent 5" w:semiHidden="0" w:uiPriority="61" w:unhideWhenUsed="0"/>
-    <w:lsdException w:name="Light Grid Accent 5" w:semiHidden="0" w:uiPriority="62" w:unhideWhenUsed="0"/>
-    <w:lsdException w:name="Medium Shading 1 Accent 5" w:semiHidden="0" w:uiPriority="63" w:unhideWhenUsed="0"/>
-    <w:lsdException w:name="Medium Shading 2 Accent 5" w:semiHidden="0" w:uiPriority="64" w:unhideWhenUsed="0"/>
-    <w:lsdException w:name="Medium List 1 Accent 5" w:semiHidden="0" w:uiPriority="65" w:unhideWhenUsed="0"/>
-    <w:lsdException w:name="Medium List 2 Accent 5" w:semiHidden="0" w:uiPriority="66" w:unhideWhenUsed="0"/>
-    <w:lsdException w:name="Medium Grid 1 Accent 5" w:semiHidden="0" w:uiPriority="67" w:unhideWhenUsed="0"/>
-    <w:lsdException w:name="Medium Grid 2 Accent 5" w:semiHidden="0" w:uiPriority="68" w:unhideWhenUsed="0"/>
-    <w:lsdException w:name="Medium Grid 3 Accent 5" w:semiHidden="0" w:uiPriority="69" w:unhideWhenUsed="0"/>
-    <w:lsdException w:name="Dark List Accent 5" w:semiHidden="0" w:uiPriority="70" w:unhideWhenUsed="0"/>
-    <w:lsdException w:name="Colorful Shading Accent 5" w:semiHidden="0" w:uiPriority="71" w:unhideWhenUsed="0"/>
-    <w:lsdException w:name="Colorful List Accent 5" w:semiHidden="0" w:uiPriority="72" w:unhideWhenUsed="0"/>
-    <w:lsdException w:name="Colorful Grid Accent 5" w:semiHidden="0" w:uiPriority="73" w:unhideWhenUsed="0"/>
-    <w:lsdException w:name="Light Shading Accent 6" w:semiHidden="0" w:uiPriority="60" w:unhideWhenUsed="0"/>
-    <w:lsdException w:name="Light List Accent 6" w:semiHidden="0" w:uiPriority="61" w:unhideWhenUsed="0"/>
-    <w:lsdException w:name="Light Grid Accent 6" w:semiHidden="0" w:uiPriority="62" w:unhideWhenUsed="0"/>
-    <w:lsdException w:name="Medium Shading 1 Accent 6" w:semiHidden="0" w:uiPriority="63" w:unhideWhenUsed="0"/>
-    <w:lsdException w:name="Medium Shading 2 Accent 6" w:semiHidden="0" w:uiPriority="64" w:unhideWhenUsed="0"/>
-    <w:lsdException w:name="Medium List 1 Accent 6" w:semiHidden="0" w:uiPriority="65" w:unhideWhenUsed="0"/>
-    <w:lsdException w:name="Medium List 2 Accent 6" w:semiHidden="0" w:uiPriority="66" w:unhideWhenUsed="0"/>
-    <w:lsdException w:name="Medium Grid 1 Accent 6" w:semiHidden="0" w:uiPriority="67" w:unhideWhenUsed="0"/>
-    <w:lsdException w:name="Medium Grid 2 Accent 6" w:semiHidden="0" w:uiPriority="68" w:unhideWhenUsed="0"/>
-    <w:lsdException w:name="Medium Grid 3 Accent 6" w:semiHidden="0" w:uiPriority="69" w:unhideWhenUsed="0"/>
-    <w:lsdException w:name="Dark List Accent 6" w:semiHidden="0" w:uiPriority="70" w:unhideWhenUsed="0"/>
-    <w:lsdException w:name="Colorful Shading Accent 6" w:semiHidden="0" w:uiPriority="71" w:unhideWhenUsed="0"/>
-    <w:lsdException w:name="Colorful List Accent 6" w:semiHidden="0" w:uiPriority="72" w:unhideWhenUsed="0"/>
-    <w:lsdException w:name="Colorful Grid Accent 6" w:semiHidden="0" w:uiPriority="73" w:unhideWhenUsed="0"/>
-    <w:lsdException w:name="Subtle Emphasis" w:semiHidden="0" w:uiPriority="19" w:unhideWhenUsed="0" w:qFormat="1"/>
-    <w:lsdException w:name="Intense Emphasis" w:semiHidden="0" w:uiPriority="21" w:unhideWhenUsed="0" w:qFormat="1"/>
-    <w:lsdException w:name="Subtle Reference" w:semiHidden="0" w:uiPriority="31" w:unhideWhenUsed="0" w:qFormat="1"/>
-    <w:lsdException w:name="Intense Reference" w:semiHidden="0" w:uiPriority="32" w:unhideWhenUsed="0" w:qFormat="1"/>
-    <w:lsdException w:name="Book Title" w:semiHidden="0" w:uiPriority="33" w:unhideWhenUsed="0" w:qFormat="1"/>
-    <w:lsdException w:name="Bibliography" w:uiPriority="37"/>
-    <w:lsdException w:name="TOC Heading" w:uiPriority="39" w:qFormat="1"/>
+  <w:latentStyles w:defLockedState="0" w:defUIPriority="99" w:defSemiHidden="0" w:defUnhideWhenUsed="0" w:defQFormat="0" w:count="376">
+    <w:lsdException w:name="Normal" w:uiPriority="0" w:qFormat="1"/>
+    <w:lsdException w:name="heading 1" w:uiPriority="9" w:qFormat="1"/>
+    <w:lsdException w:name="heading 2" w:semiHidden="1" w:uiPriority="9" w:unhideWhenUsed="1" w:qFormat="1"/>
+    <w:lsdException w:name="heading 3" w:semiHidden="1" w:uiPriority="9" w:unhideWhenUsed="1" w:qFormat="1"/>
+    <w:lsdException w:name="heading 4" w:semiHidden="1" w:uiPriority="9" w:unhideWhenUsed="1" w:qFormat="1"/>
+    <w:lsdException w:name="heading 5" w:semiHidden="1" w:uiPriority="9" w:unhideWhenUsed="1" w:qFormat="1"/>
+    <w:lsdException w:name="heading 6" w:semiHidden="1" w:uiPriority="9" w:unhideWhenUsed="1" w:qFormat="1"/>
+    <w:lsdException w:name="heading 7" w:semiHidden="1" w:uiPriority="9" w:unhideWhenUsed="1" w:qFormat="1"/>
+    <w:lsdException w:name="heading 8" w:semiHidden="1" w:uiPriority="9" w:unhideWhenUsed="1" w:qFormat="1"/>
+    <w:lsdException w:name="heading 9" w:semiHidden="1" w:uiPriority="9" w:unhideWhenUsed="1" w:qFormat="1"/>
+    <w:lsdException w:name="index 1" w:semiHidden="1" w:unhideWhenUsed="1"/>
+    <w:lsdException w:name="index 2" w:semiHidden="1" w:unhideWhenUsed="1"/>
+    <w:lsdException w:name="index 3" w:semiHidden="1" w:unhideWhenUsed="1"/>
+    <w:lsdException w:name="index 4" w:semiHidden="1" w:unhideWhenUsed="1"/>
+    <w:lsdException w:name="index 5" w:semiHidden="1" w:unhideWhenUsed="1"/>
+    <w:lsdException w:name="index 6" w:semiHidden="1" w:unhideWhenUsed="1"/>
+    <w:lsdException w:name="index 7" w:semiHidden="1" w:unhideWhenUsed="1"/>
+    <w:lsdException w:name="index 8" w:semiHidden="1" w:unhideWhenUsed="1"/>
+    <w:lsdException w:name="index 9" w:semiHidden="1" w:unhideWhenUsed="1"/>
+    <w:lsdException w:name="toc 1" w:semiHidden="1" w:uiPriority="39" w:unhideWhenUsed="1"/>
+    <w:lsdException w:name="toc 2" w:semiHidden="1" w:uiPriority="39" w:unhideWhenUsed="1"/>
+    <w:lsdException w:name="toc 3" w:semiHidden="1" w:uiPriority="39" w:unhideWhenUsed="1"/>
+    <w:lsdException w:name="toc 4" w:semiHidden="1" w:uiPriority="39" w:unhideWhenUsed="1"/>
+    <w:lsdException w:name="toc 5" w:semiHidden="1" w:uiPriority="39" w:unhideWhenUsed="1"/>
+    <w:lsdException w:name="toc 6" w:semiHidden="1" w:uiPriority="39" w:unhideWhenUsed="1"/>
+    <w:lsdException w:name="toc 7" w:semiHidden="1" w:uiPriority="39" w:unhideWhenUsed="1"/>
+    <w:lsdException w:name="toc 8" w:semiHidden="1" w:uiPriority="39" w:unhideWhenUsed="1"/>
+    <w:lsdException w:name="toc 9" w:semiHidden="1" w:uiPriority="39" w:unhideWhenUsed="1"/>
+    <w:lsdException w:name="Normal Indent" w:semiHidden="1" w:unhideWhenUsed="1"/>
+    <w:lsdException w:name="footnote text" w:semiHidden="1" w:unhideWhenUsed="1"/>
+    <w:lsdException w:name="annotation text" w:semiHidden="1" w:unhideWhenUsed="1"/>
+    <w:lsdException w:name="header" w:semiHidden="1" w:unhideWhenUsed="1"/>
+    <w:lsdException w:name="footer" w:semiHidden="1" w:unhideWhenUsed="1"/>
+    <w:lsdException w:name="index heading" w:semiHidden="1" w:unhideWhenUsed="1"/>
+    <w:lsdException w:name="caption" w:semiHidden="1" w:uiPriority="35" w:unhideWhenUsed="1" w:qFormat="1"/>
+    <w:lsdException w:name="table of figures" w:semiHidden="1" w:unhideWhenUsed="1"/>
+    <w:lsdException w:name="envelope address" w:semiHidden="1" w:unhideWhenUsed="1"/>
+    <w:lsdException w:name="envelope return" w:semiHidden="1" w:unhideWhenUsed="1"/>
+    <w:lsdException w:name="footnote reference" w:semiHidden="1" w:unhideWhenUsed="1"/>
+    <w:lsdException w:name="annotation reference" w:semiHidden="1" w:unhideWhenUsed="1"/>
+    <w:lsdException w:name="line number" w:semiHidden="1" w:unhideWhenUsed="1"/>
+    <w:lsdException w:name="page number" w:semiHidden="1" w:unhideWhenUsed="1"/>
+    <w:lsdException w:name="endnote reference" w:semiHidden="1" w:unhideWhenUsed="1"/>
+    <w:lsdException w:name="endnote text" w:semiHidden="1" w:unhideWhenUsed="1"/>
+    <w:lsdException w:name="table of authorities" w:semiHidden="1" w:unhideWhenUsed="1"/>
+    <w:lsdException w:name="macro" w:semiHidden="1" w:unhideWhenUsed="1"/>
+    <w:lsdException w:name="toa heading" w:semiHidden="1" w:unhideWhenUsed="1"/>
+    <w:lsdException w:name="List" w:semiHidden="1" w:unhideWhenUsed="1"/>
+    <w:lsdException w:name="List Bullet" w:semiHidden="1" w:unhideWhenUsed="1"/>
+    <w:lsdException w:name="List Number" w:semiHidden="1" w:unhideWhenUsed="1"/>
+    <w:lsdException w:name="List 2" w:semiHidden="1" w:unhideWhenUsed="1"/>
+    <w:lsdException w:name="List 3" w:semiHidden="1" w:unhideWhenUsed="1"/>
+    <w:lsdException w:name="List 4" w:semiHidden="1" w:unhideWhenUsed="1"/>
+    <w:lsdException w:name="List 5" w:semiHidden="1" w:unhideWhenUsed="1"/>
+    <w:lsdException w:name="List Bullet 2" w:semiHidden="1" w:unhideWhenUsed="1"/>
+    <w:lsdException w:name="List Bullet 3" w:semiHidden="1" w:unhideWhenUsed="1"/>
+    <w:lsdException w:name="List Bullet 4" w:semiHidden="1" w:unhideWhenUsed="1"/>
+    <w:lsdException w:name="List Bullet 5" w:semiHidden="1" w:unhideWhenUsed="1"/>
+    <w:lsdException w:name="List Number 2" w:semiHidden="1" w:unhideWhenUsed="1"/>
+    <w:lsdException w:name="List Number 3" w:semiHidden="1" w:unhideWhenUsed="1"/>
+    <w:lsdException w:name="List Number 4" w:semiHidden="1" w:unhideWhenUsed="1"/>
+    <w:lsdException w:name="List Number 5" w:semiHidden="1" w:unhideWhenUsed="1"/>
+    <w:lsdException w:name="Title" w:uiPriority="10" w:qFormat="1"/>
+    <w:lsdException w:name="Closing" w:semiHidden="1" w:unhideWhenUsed="1"/>
+    <w:lsdException w:name="Signature" w:semiHidden="1" w:unhideWhenUsed="1"/>
+    <w:lsdException w:name="Default Paragraph Font" w:semiHidden="1" w:uiPriority="1" w:unhideWhenUsed="1"/>
+    <w:lsdException w:name="Body Text" w:semiHidden="1" w:unhideWhenUsed="1"/>
+    <w:lsdException w:name="Body Text Indent" w:semiHidden="1" w:unhideWhenUsed="1"/>
+    <w:lsdException w:name="List Continue" w:semiHidden="1" w:unhideWhenUsed="1"/>
+    <w:lsdException w:name="List Continue 2" w:semiHidden="1" w:unhideWhenUsed="1"/>
+    <w:lsdException w:name="List Continue 3" w:semiHidden="1" w:unhideWhenUsed="1"/>
+    <w:lsdException w:name="List Continue 4" w:semiHidden="1" w:unhideWhenUsed="1"/>
+    <w:lsdException w:name="List Continue 5" w:semiHidden="1" w:unhideWhenUsed="1"/>
+    <w:lsdException w:name="Message Header" w:semiHidden="1" w:unhideWhenUsed="1"/>
+    <w:lsdException w:name="Subtitle" w:uiPriority="11" w:qFormat="1"/>
+    <w:lsdException w:name="Salutation" w:semiHidden="1" w:unhideWhenUsed="1"/>
+    <w:lsdException w:name="Date" w:semiHidden="1" w:unhideWhenUsed="1"/>
+    <w:lsdException w:name="Body Text First Indent" w:semiHidden="1" w:unhideWhenUsed="1"/>
+    <w:lsdException w:name="Body Text First Indent 2" w:semiHidden="1" w:unhideWhenUsed="1"/>
+    <w:lsdException w:name="Note Heading" w:semiHidden="1" w:unhideWhenUsed="1"/>
+    <w:lsdException w:name="Body Text 2" w:semiHidden="1" w:unhideWhenUsed="1"/>
+    <w:lsdException w:name="Body Text 3" w:semiHidden="1" w:unhideWhenUsed="1"/>
+    <w:lsdException w:name="Body Text Indent 2" w:semiHidden="1" w:unhideWhenUsed="1"/>
+    <w:lsdException w:name="Body Text Indent 3" w:semiHidden="1" w:unhideWhenUsed="1"/>
+    <w:lsdException w:name="Block Text" w:semiHidden="1" w:unhideWhenUsed="1"/>
+    <w:lsdException w:name="Hyperlink" w:semiHidden="1" w:unhideWhenUsed="1"/>
+    <w:lsdException w:name="FollowedHyperlink" w:semiHidden="1" w:unhideWhenUsed="1"/>
+    <w:lsdException w:name="Strong" w:uiPriority="22" w:qFormat="1"/>
+    <w:lsdException w:name="Emphasis" w:uiPriority="20" w:qFormat="1"/>
+    <w:lsdException w:name="Document Map" w:semiHidden="1" w:unhideWhenUsed="1"/>
+    <w:lsdException w:name="Plain Text" w:semiHidden="1" w:unhideWhenUsed="1"/>
+    <w:lsdException w:name="E-mail Signature" w:semiHidden="1" w:unhideWhenUsed="1"/>
+    <w:lsdException w:name="HTML Top of Form" w:semiHidden="1" w:unhideWhenUsed="1"/>
+    <w:lsdException w:name="HTML Bottom of Form" w:semiHidden="1" w:unhideWhenUsed="1"/>
+    <w:lsdException w:name="Normal (Web)" w:semiHidden="1" w:unhideWhenUsed="1"/>
+    <w:lsdException w:name="HTML Acronym" w:semiHidden="1" w:unhideWhenUsed="1"/>
+    <w:lsdException w:name="HTML Address" w:semiHidden="1" w:unhideWhenUsed="1"/>
+    <w:lsdException w:name="HTML Cite" w:semiHidden="1" w:unhideWhenUsed="1"/>
+    <w:lsdException w:name="HTML Code" w:semiHidden="1" w:unhideWhenUsed="1"/>
+    <w:lsdException w:name="HTML Definition" w:semiHidden="1" w:unhideWhenUsed="1"/>
+    <w:lsdException w:name="HTML Keyboard" w:semiHidden="1" w:unhideWhenUsed="1"/>
+    <w:lsdException w:name="HTML Preformatted" w:semiHidden="1" w:unhideWhenUsed="1"/>
+    <w:lsdException w:name="HTML Sample" w:semiHidden="1" w:unhideWhenUsed="1"/>
+    <w:lsdException w:name="HTML Typewriter" w:semiHidden="1" w:unhideWhenUsed="1"/>
+    <w:lsdException w:name="HTML Variable" w:semiHidden="1" w:unhideWhenUsed="1"/>
+    <w:lsdException w:name="Normal Table" w:semiHidden="1" w:unhideWhenUsed="1"/>
+    <w:lsdException w:name="annotation subject" w:semiHidden="1" w:unhideWhenUsed="1"/>
+    <w:lsdException w:name="No List" w:semiHidden="1" w:unhideWhenUsed="1"/>
+    <w:lsdException w:name="Outline List 1" w:semiHidden="1" w:unhideWhenUsed="1"/>
+    <w:lsdException w:name="Outline List 2" w:semiHidden="1" w:unhideWhenUsed="1"/>
+    <w:lsdException w:name="Outline List 3" w:semiHidden="1" w:unhideWhenUsed="1"/>
+    <w:lsdException w:name="Table Simple 1" w:semiHidden="1" w:unhideWhenUsed="1"/>
+    <w:lsdException w:name="Table Simple 2" w:semiHidden="1" w:unhideWhenUsed="1"/>
+    <w:lsdException w:name="Table Simple 3" w:semiHidden="1" w:unhideWhenUsed="1"/>
+    <w:lsdException w:name="Table Classic 1" w:semiHidden="1" w:unhideWhenUsed="1"/>
+    <w:lsdException w:name="Table Classic 2" w:semiHidden="1" w:unhideWhenUsed="1"/>
+    <w:lsdException w:name="Table Classic 3" w:semiHidden="1" w:unhideWhenUsed="1"/>
+    <w:lsdException w:name="Table Classic 4" w:semiHidden="1" w:unhideWhenUsed="1"/>
+    <w:lsdException w:name="Table Colorful 1" w:semiHidden="1" w:unhideWhenUsed="1"/>
+    <w:lsdException w:name="Table Colorful 2" w:semiHidden="1" w:unhideWhenUsed="1"/>
+    <w:lsdException w:name="Table Colorful 3" w:semiHidden="1" w:unhideWhenUsed="1"/>
+    <w:lsdException w:name="Table Columns 1" w:semiHidden="1" w:unhideWhenUsed="1"/>
+    <w:lsdException w:name="Table Columns 2" w:semiHidden="1" w:unhideWhenUsed="1"/>
+    <w:lsdException w:name="Table Columns 3" w:semiHidden="1" w:unhideWhenUsed="1"/>
+    <w:lsdException w:name="Table Columns 4" w:semiHidden="1" w:unhideWhenUsed="1"/>
+    <w:lsdException w:name="Table Columns 5" w:semiHidden="1" w:unhideWhenUsed="1"/>
+    <w:lsdException w:name="Table Grid 1" w:semiHidden="1" w:unhideWhenUsed="1"/>
+    <w:lsdException w:name="Table Grid 2" w:semiHidden="1" w:unhideWhenUsed="1"/>
+    <w:lsdException w:name="Table Grid 3" w:semiHidden="1" w:unhideWhenUsed="1"/>
+    <w:lsdException w:name="Table Grid 4" w:semiHidden="1" w:unhideWhenUsed="1"/>
+    <w:lsdException w:name="Table Grid 5" w:semiHidden="1" w:unhideWhenUsed="1"/>
+    <w:lsdException w:name="Table Grid 6" w:semiHidden="1" w:unhideWhenUsed="1"/>
+    <w:lsdException w:name="Table Grid 7" w:semiHidden="1" w:unhideWhenUsed="1"/>
+    <w:lsdException w:name="Table Grid 8" w:semiHidden="1" w:unhideWhenUsed="1"/>
+    <w:lsdException w:name="Table List 1" w:semiHidden="1" w:unhideWhenUsed="1"/>
+    <w:lsdException w:name="Table List 2" w:semiHidden="1" w:unhideWhenUsed="1"/>
+    <w:lsdException w:name="Table List 3" w:semiHidden="1" w:unhideWhenUsed="1"/>
+    <w:lsdException w:name="Table List 4" w:semiHidden="1" w:unhideWhenUsed="1"/>
+    <w:lsdException w:name="Table List 5" w:semiHidden="1" w:unhideWhenUsed="1"/>
+    <w:lsdException w:name="Table List 6" w:semiHidden="1" w:unhideWhenUsed="1"/>
+    <w:lsdException w:name="Table List 7" w:semiHidden="1" w:unhideWhenUsed="1"/>
+    <w:lsdException w:name="Table List 8" w:semiHidden="1" w:unhideWhenUsed="1"/>
+    <w:lsdException w:name="Table 3D effects 1" w:semiHidden="1" w:unhideWhenUsed="1"/>
+    <w:lsdException w:name="Table 3D effects 2" w:semiHidden="1" w:unhideWhenUsed="1"/>
+    <w:lsdException w:name="Table 3D effects 3" w:semiHidden="1" w:unhideWhenUsed="1"/>
+    <w:lsdException w:name="Table Contemporary" w:semiHidden="1" w:unhideWhenUsed="1"/>
+    <w:lsdException w:name="Table Elegant" w:semiHidden="1" w:unhideWhenUsed="1"/>
+    <w:lsdException w:name="Table Professional" w:semiHidden="1" w:unhideWhenUsed="1"/>
+    <w:lsdException w:name="Table Subtle 1" w:semiHidden="1" w:unhideWhenUsed="1"/>
+    <w:lsdException w:name="Table Subtle 2" w:semiHidden="1" w:unhideWhenUsed="1"/>
+    <w:lsdException w:name="Table Web 1" w:semiHidden="1" w:unhideWhenUsed="1"/>
+    <w:lsdException w:name="Table Web 2" w:semiHidden="1" w:unhideWhenUsed="1"/>
+    <w:lsdException w:name="Table Web 3" w:semiHidden="1" w:unhideWhenUsed="1"/>
+    <w:lsdException w:name="Balloon Text" w:semiHidden="1" w:unhideWhenUsed="1"/>
+    <w:lsdException w:name="Table Grid" w:uiPriority="59"/>
+    <w:lsdException w:name="Table Theme" w:semiHidden="1" w:unhideWhenUsed="1"/>
+    <w:lsdException w:name="Placeholder Text" w:semiHidden="1"/>
+    <w:lsdException w:name="No Spacing" w:uiPriority="1" w:qFormat="1"/>
+    <w:lsdException w:name="Light Shading" w:uiPriority="60"/>
+    <w:lsdException w:name="Light List" w:uiPriority="61"/>
+    <w:lsdException w:name="Light Grid" w:uiPriority="62"/>
+    <w:lsdException w:name="Medium Shading 1" w:uiPriority="63"/>
+    <w:lsdException w:name="Medium Shading 2" w:uiPriority="64"/>
+    <w:lsdException w:name="Medium List 1" w:uiPriority="65"/>
+    <w:lsdException w:name="Medium List 2" w:uiPriority="66"/>
+    <w:lsdException w:name="Medium Grid 1" w:uiPriority="67"/>
+    <w:lsdException w:name="Medium Grid 2" w:uiPriority="68"/>
+    <w:lsdException w:name="Medium Grid 3" w:uiPriority="69"/>
+    <w:lsdException w:name="Dark List" w:uiPriority="70"/>
+    <w:lsdException w:name="Colorful Shading" w:uiPriority="71"/>
+    <w:lsdException w:name="Colorful List" w:uiPriority="72"/>
+    <w:lsdException w:name="Colorful Grid" w:uiPriority="73"/>
+    <w:lsdException w:name="Light Shading Accent 1" w:uiPriority="60"/>
+    <w:lsdException w:name="Light List Accent 1" w:uiPriority="61"/>
+    <w:lsdException w:name="Light Grid Accent 1" w:uiPriority="62"/>
+    <w:lsdException w:name="Medium Shading 1 Accent 1" w:uiPriority="63"/>
+    <w:lsdException w:name="Medium Shading 2 Accent 1" w:uiPriority="64"/>
+    <w:lsdException w:name="Medium List 1 Accent 1" w:uiPriority="65"/>
+    <w:lsdException w:name="Revision" w:semiHidden="1"/>
+    <w:lsdException w:name="List Paragraph" w:uiPriority="34" w:qFormat="1"/>
+    <w:lsdException w:name="Quote" w:uiPriority="29" w:qFormat="1"/>
+    <w:lsdException w:name="Intense Quote" w:uiPriority="30" w:qFormat="1"/>
+    <w:lsdException w:name="Medium List 2 Accent 1" w:uiPriority="66"/>
+    <w:lsdException w:name="Medium Grid 1 Accent 1" w:uiPriority="67"/>
+    <w:lsdException w:name="Medium Grid 2 Accent 1" w:uiPriority="68"/>
+    <w:lsdException w:name="Medium Grid 3 Accent 1" w:uiPriority="69"/>
+    <w:lsdException w:name="Dark List Accent 1" w:uiPriority="70"/>
+    <w:lsdException w:name="Colorful Shading Accent 1" w:uiPriority="71"/>
+    <w:lsdException w:name="Colorful List Accent 1" w:uiPriority="72"/>
+    <w:lsdException w:name="Colorful Grid Accent 1" w:uiPriority="73"/>
+    <w:lsdException w:name="Light Shading Accent 2" w:uiPriority="60"/>
+    <w:lsdException w:name="Light List Accent 2" w:uiPriority="61"/>
+    <w:lsdException w:name="Light Grid Accent 2" w:uiPriority="62"/>
+    <w:lsdException w:name="Medium Shading 1 Accent 2" w:uiPriority="63"/>
+    <w:lsdException w:name="Medium Shading 2 Accent 2" w:uiPriority="64"/>
+    <w:lsdException w:name="Medium List 1 Accent 2" w:uiPriority="65"/>
+    <w:lsdException w:name="Medium List 2 Accent 2" w:uiPriority="66"/>
+    <w:lsdException w:name="Medium Grid 1 Accent 2" w:uiPriority="67"/>
+    <w:lsdException w:name="Medium Grid 2 Accent 2" w:uiPriority="68"/>
+    <w:lsdException w:name="Medium Grid 3 Accent 2" w:uiPriority="69"/>
+    <w:lsdException w:name="Dark List Accent 2" w:uiPriority="70"/>
+    <w:lsdException w:name="Colorful Shading Accent 2" w:uiPriority="71"/>
+    <w:lsdException w:name="Colorful List Accent 2" w:uiPriority="72"/>
+    <w:lsdException w:name="Colorful Grid Accent 2" w:uiPriority="73"/>
+    <w:lsdException w:name="Light Shading Accent 3" w:uiPriority="60"/>
+    <w:lsdException w:name="Light List Accent 3" w:uiPriority="61"/>
+    <w:lsdException w:name="Light Grid Accent 3" w:uiPriority="62"/>
+    <w:lsdException w:name="Medium Shading 1 Accent 3" w:uiPriority="63"/>
+    <w:lsdException w:name="Medium Shading 2 Accent 3" w:uiPriority="64"/>
+    <w:lsdException w:name="Medium List 1 Accent 3" w:uiPriority="65"/>
+    <w:lsdException w:name="Medium List 2 Accent 3" w:uiPriority="66"/>
+    <w:lsdException w:name="Medium Grid 1 Accent 3" w:uiPriority="67"/>
+    <w:lsdException w:name="Medium Grid 2 Accent 3" w:uiPriority="68"/>
+    <w:lsdException w:name="Medium Grid 3 Accent 3" w:uiPriority="69"/>
+    <w:lsdException w:name="Dark List Accent 3" w:uiPriority="70"/>
+    <w:lsdException w:name="Colorful Shading Accent 3" w:uiPriority="71"/>
+    <w:lsdException w:name="Colorful List Accent 3" w:uiPriority="72"/>
+    <w:lsdException w:name="Colorful Grid Accent 3" w:uiPriority="73"/>
+    <w:lsdException w:name="Light Shading Accent 4" w:uiPriority="60"/>
+    <w:lsdException w:name="Light List Accent 4" w:uiPriority="61"/>
+    <w:lsdException w:name="Light Grid Accent 4" w:uiPriority="62"/>
+    <w:lsdException w:name="Medium Shading 1 Accent 4" w:uiPriority="63"/>
+    <w:lsdException w:name="Medium Shading 2 Accent 4" w:uiPriority="64"/>
+    <w:lsdException w:name="Medium List 1 Accent 4" w:uiPriority="65"/>
+    <w:lsdException w:name="Medium List 2 Accent 4" w:uiPriority="66"/>
+    <w:lsdException w:name="Medium Grid 1 Accent 4" w:uiPriority="67"/>
+    <w:lsdException w:name="Medium Grid 2 Accent 4" w:uiPriority="68"/>
+    <w:lsdException w:name="Medium Grid 3 Accent 4" w:uiPriority="69"/>
+    <w:lsdException w:name="Dark List Accent 4" w:uiPriority="70"/>
+    <w:lsdException w:name="Colorful Shading Accent 4" w:uiPriority="71"/>
+    <w:lsdException w:name="Colorful List Accent 4" w:uiPriority="72"/>
+    <w:lsdException w:name="Colorful Grid Accent 4" w:uiPriority="73"/>
+    <w:lsdException w:name="Light Shading Accent 5" w:uiPriority="60"/>
+    <w:lsdException w:name="Light List Accent 5" w:uiPriority="61"/>
+    <w:lsdException w:name="Light Grid Accent 5" w:uiPriority="62"/>
+    <w:lsdException w:name="Medium Shading 1 Accent 5" w:uiPriority="63"/>
+    <w:lsdException w:name="Medium Shading 2 Accent 5" w:uiPriority="64"/>
+    <w:lsdException w:name="Medium List 1 Accent 5" w:uiPriority="65"/>
+    <w:lsdException w:name="Medium List 2 Accent 5" w:uiPriority="66"/>
+    <w:lsdException w:name="Medium Grid 1 Accent 5" w:uiPriority="67"/>
+    <w:lsdException w:name="Medium Grid 2 Accent 5" w:uiPriority="68"/>
+    <w:lsdException w:name="Medium Grid 3 Accent 5" w:uiPriority="69"/>
+    <w:lsdException w:name="Dark List Accent 5" w:uiPriority="70"/>
+    <w:lsdException w:name="Colorful Shading Accent 5" w:uiPriority="71"/>
+    <w:lsdException w:name="Colorful List Accent 5" w:uiPriority="72"/>
+    <w:lsdException w:name="Colorful Grid Accent 5" w:uiPriority="73"/>
+    <w:lsdException w:name="Light Shading Accent 6" w:uiPriority="60"/>
+    <w:lsdException w:name="Light List Accent 6" w:uiPriority="61"/>
+    <w:lsdException w:name="Light Grid Accent 6" w:uiPriority="62"/>
+    <w:lsdException w:name="Medium Shading 1 Accent 6" w:uiPriority="63"/>
+    <w:lsdException w:name="Medium Shading 2 Accent 6" w:uiPriority="64"/>
+    <w:lsdException w:name="Medium List 1 Accent 6" w:uiPriority="65"/>
+    <w:lsdException w:name="Medium List 2 Accent 6" w:uiPriority="66"/>
+    <w:lsdException w:name="Medium Grid 1 Accent 6" w:uiPriority="67"/>
+    <w:lsdException w:name="Medium Grid 2 Accent 6" w:uiPriority="68"/>
+    <w:lsdException w:name="Medium Grid 3 Accent 6" w:uiPriority="69"/>
+    <w:lsdException w:name="Dark List Accent 6" w:uiPriority="70"/>
+    <w:lsdException w:name="Colorful Shading Accent 6" w:uiPriority="71"/>
+    <w:lsdException w:name="Colorful List Accent 6" w:uiPriority="72"/>
+    <w:lsdException w:name="Colorful Grid Accent 6" w:uiPriority="73"/>
+    <w:lsdException w:name="Subtle Emphasis" w:uiPriority="19" w:qFormat="1"/>
+    <w:lsdException w:name="Intense Emphasis" w:uiPriority="21" w:qFormat="1"/>
+    <w:lsdException w:name="Subtle Reference" w:uiPriority="31" w:qFormat="1"/>
+    <w:lsdException w:name="Intense Reference" w:uiPriority="32" w:qFormat="1"/>
+    <w:lsdException w:name="Book Title" w:uiPriority="33" w:qFormat="1"/>
+    <w:lsdException w:name="Bibliography" w:semiHidden="1" w:uiPriority="37" w:unhideWhenUsed="1"/>
+    <w:lsdException w:name="TOC Heading" w:semiHidden="1" w:uiPriority="39" w:unhideWhenUsed="1" w:qFormat="1"/>
+    <w:lsdException w:name="Plain Table 1" w:uiPriority="41"/>
+    <w:lsdException w:name="Plain Table 2" w:uiPriority="42"/>
+    <w:lsdException w:name="Plain Table 3" w:uiPriority="43"/>
+    <w:lsdException w:name="Plain Table 4" w:uiPriority="44"/>
+    <w:lsdException w:name="Plain Table 5" w:uiPriority="45"/>
+    <w:lsdException w:name="Grid Table Light" w:uiPriority="40"/>
+    <w:lsdException w:name="Grid Table 1 Light" w:uiPriority="46"/>
+    <w:lsdException w:name="Grid Table 2" w:uiPriority="47"/>
+    <w:lsdException w:name="Grid Table 3" w:uiPriority="48"/>
+    <w:lsdException w:name="Grid Table 4" w:uiPriority="49"/>
+    <w:lsdException w:name="Grid Table 5 Dark" w:uiPriority="50"/>
+    <w:lsdException w:name="Grid Table 6 Colorful" w:uiPriority="51"/>
+    <w:lsdException w:name="Grid Table 7 Colorful" w:uiPriority="52"/>
+    <w:lsdException w:name="Grid Table 1 Light Accent 1" w:uiPriority="46"/>
+    <w:lsdException w:name="Grid Table 2 Accent 1" w:uiPriority="47"/>
+    <w:lsdException w:name="Grid Table 3 Accent 1" w:uiPriority="48"/>
+    <w:lsdException w:name="Grid Table 4 Accent 1" w:uiPriority="49"/>
+    <w:lsdException w:name="Grid Table 5 Dark Accent 1" w:uiPriority="50"/>
+    <w:lsdException w:name="Grid Table 6 Colorful Accent 1" w:uiPriority="51"/>
+    <w:lsdException w:name="Grid Table 7 Colorful Accent 1" w:uiPriority="52"/>
+    <w:lsdException w:name="Grid Table 1 Light Accent 2" w:uiPriority="46"/>
+    <w:lsdException w:name="Grid Table 2 Accent 2" w:uiPriority="47"/>
+    <w:lsdException w:name="Grid Table 3 Accent 2" w:uiPriority="48"/>
+    <w:lsdException w:name="Grid Table 4 Accent 2" w:uiPriority="49"/>
+    <w:lsdException w:name="Grid Table 5 Dark Accent 2" w:uiPriority="50"/>
+    <w:lsdException w:name="Grid Table 6 Colorful Accent 2" w:uiPriority="51"/>
+    <w:lsdException w:name="Grid Table 7 Colorful Accent 2" w:uiPriority="52"/>
+    <w:lsdException w:name="Grid Table 1 Light Accent 3" w:uiPriority="46"/>
+    <w:lsdException w:name="Grid Table 2 Accent 3" w:uiPriority="47"/>
+    <w:lsdException w:name="Grid Table 3 Accent 3" w:uiPriority="48"/>
+    <w:lsdException w:name="Grid Table 4 Accent 3" w:uiPriority="49"/>
+    <w:lsdException w:name="Grid Table 5 Dark Accent 3" w:uiPriority="50"/>
+    <w:lsdException w:name="Grid Table 6 Colorful Accent 3" w:uiPriority="51"/>
+    <w:lsdException w:name="Grid Table 7 Colorful Accent 3" w:uiPriority="52"/>
+    <w:lsdException w:name="Grid Table 1 Light Accent 4" w:uiPriority="46"/>
+    <w:lsdException w:name="Grid Table 2 Accent 4" w:uiPriority="47"/>
+    <w:lsdException w:name="Grid Table 3 Accent 4" w:uiPriority="48"/>
+    <w:lsdException w:name="Grid Table 4 Accent 4" w:uiPriority="49"/>
+    <w:lsdException w:name="Grid Table 5 Dark Accent 4" w:uiPriority="50"/>
+    <w:lsdException w:name="Grid Table 6 Colorful Accent 4" w:uiPriority="51"/>
+    <w:lsdException w:name="Grid Table 7 Colorful Accent 4" w:uiPriority="52"/>
+    <w:lsdException w:name="Grid Table 1 Light Accent 5" w:uiPriority="46"/>
+    <w:lsdException w:name="Grid Table 2 Accent 5" w:uiPriority="47"/>
+    <w:lsdException w:name="Grid Table 3 Accent 5" w:uiPriority="48"/>
+    <w:lsdException w:name="Grid Table 4 Accent 5" w:uiPriority="49"/>
+    <w:lsdException w:name="Grid Table 5 Dark Accent 5" w:uiPriority="50"/>
+    <w:lsdException w:name="Grid Table 6 Colorful Accent 5" w:uiPriority="51"/>
+    <w:lsdException w:name="Grid Table 7 Colorful Accent 5" w:uiPriority="52"/>
+    <w:lsdException w:name="Grid Table 1 Light Accent 6" w:uiPriority="46"/>
+    <w:lsdException w:name="Grid Table 2 Accent 6" w:uiPriority="47"/>
+    <w:lsdException w:name="Grid Table 3 Accent 6" w:uiPriority="48"/>
+    <w:lsdException w:name="Grid Table 4 Accent 6" w:uiPriority="49"/>
+    <w:lsdException w:name="Grid Table 5 Dark Accent 6" w:uiPriority="50"/>
+    <w:lsdException w:name="Grid Table 6 Colorful Accent 6" w:uiPriority="51"/>
+    <w:lsdException w:name="Grid Table 7 Colorful Accent 6" w:uiPriority="52"/>
+    <w:lsdException w:name="List Table 1 Light" w:uiPriority="46"/>
+    <w:lsdException w:name="List Table 2" w:uiPriority="47"/>
+    <w:lsdException w:name="List Table 3" w:uiPriority="48"/>
+    <w:lsdException w:name="List Table 4" w:uiPriority="49"/>
+    <w:lsdException w:name="List Table 5 Dark" w:uiPriority="50"/>
+    <w:lsdException w:name="List Table 6 Colorful" w:uiPriority="51"/>
+    <w:lsdException w:name="List Table 7 Colorful" w:uiPriority="52"/>
+    <w:lsdException w:name="List Table 1 Light Accent 1" w:uiPriority="46"/>
+    <w:lsdException w:name="List Table 2 Accent 1" w:uiPriority="47"/>
+    <w:lsdException w:name="List Table 3 Accent 1" w:uiPriority="48"/>
+    <w:lsdException w:name="List Table 4 Accent 1" w:uiPriority="49"/>
+    <w:lsdException w:name="List Table 5 Dark Accent 1" w:uiPriority="50"/>
+    <w:lsdException w:name="List Table 6 Colorful Accent 1" w:uiPriority="51"/>
+    <w:lsdException w:name="List Table 7 Colorful Accent 1" w:uiPriority="52"/>
+    <w:lsdException w:name="List Table 1 Light Accent 2" w:uiPriority="46"/>
+    <w:lsdException w:name="List Table 2 Accent 2" w:uiPriority="47"/>
+    <w:lsdException w:name="List Table 3 Accent 2" w:uiPriority="48"/>
+    <w:lsdException w:name="List Table 4 Accent 2" w:uiPriority="49"/>
+    <w:lsdException w:name="List Table 5 Dark Accent 2" w:uiPriority="50"/>
+    <w:lsdException w:name="List Table 6 Colorful Accent 2" w:uiPriority="51"/>
+    <w:lsdException w:name="List Table 7 Colorful Accent 2" w:uiPriority="52"/>
+    <w:lsdException w:name="List Table 1 Light Accent 3" w:uiPriority="46"/>
+    <w:lsdException w:name="List Table 2 Accent 3" w:uiPriority="47"/>
+    <w:lsdException w:name="List Table 3 Accent 3" w:uiPriority="48"/>
+    <w:lsdException w:name="List Table 4 Accent 3" w:uiPriority="49"/>
+    <w:lsdException w:name="List Table 5 Dark Accent 3" w:uiPriority="50"/>
+    <w:lsdException w:name="List Table 6 Colorful Accent 3" w:uiPriority="51"/>
+    <w:lsdException w:name="List Table 7 Colorful Accent 3" w:uiPriority="52"/>
+    <w:lsdException w:name="List Table 1 Light Accent 4" w:uiPriority="46"/>
+    <w:lsdException w:name="List Table 2 Accent 4" w:uiPriority="47"/>
+    <w:lsdException w:name="List Table 3 Accent 4" w:uiPriority="48"/>
+    <w:lsdException w:name="List Table 4 Accent 4" w:uiPriority="49"/>
+    <w:lsdException w:name="List Table 5 Dark Accent 4" w:uiPriority="50"/>
+    <w:lsdException w:name="List Table 6 Colorful Accent 4" w:uiPriority="51"/>
+    <w:lsdException w:name="List Table 7 Colorful Accent 4" w:uiPriority="52"/>
+    <w:lsdException w:name="List Table 1 Light Accent 5" w:uiPriority="46"/>
+    <w:lsdException w:name="List Table 2 Accent 5" w:uiPriority="47"/>
+    <w:lsdException w:name="List Table 3 Accent 5" w:uiPriority="48"/>
+    <w:lsdException w:name="List Table 4 Accent 5" w:uiPriority="49"/>
+    <w:lsdException w:name="List Table 5 Dark Accent 5" w:uiPriority="50"/>
+    <w:lsdException w:name="List Table 6 Colorful Accent 5" w:uiPriority="51"/>
+    <w:lsdException w:name="List Table 7 Colorful Accent 5" w:uiPriority="52"/>
+    <w:lsdException w:name="List Table 1 Light Accent 6" w:uiPriority="46"/>
+    <w:lsdException w:name="List Table 2 Accent 6" w:uiPriority="47"/>
+    <w:lsdException w:name="List Table 3 Accent 6" w:uiPriority="48"/>
+    <w:lsdException w:name="List Table 4 Accent 6" w:uiPriority="49"/>
+    <w:lsdException w:name="List Table 5 Dark Accent 6" w:uiPriority="50"/>
+    <w:lsdException w:name="List Table 6 Colorful Accent 6" w:uiPriority="51"/>
+    <w:lsdException w:name="List Table 7 Colorful Accent 6" w:uiPriority="52"/>
+    <w:lsdException w:name="Mention" w:semiHidden="1" w:unhideWhenUsed="1"/>
+    <w:lsdException w:name="Smart Hyperlink" w:semiHidden="1" w:unhideWhenUsed="1"/>
+    <w:lsdException w:name="Hashtag" w:semiHidden="1" w:unhideWhenUsed="1"/>
+    <w:lsdException w:name="Unresolved Mention" w:semiHidden="1" w:unhideWhenUsed="1"/>
+    <w:lsdException w:name="Smart Link" w:semiHidden="1" w:unhideWhenUsed="1"/>
   </w:latentStyles>
   <w:style w:type="paragraph" w:default="1" w:styleId="Normal">
     <w:name w:val="Normal"/>
@@ -6643,7 +6755,6 @@
     <w:uiPriority w:val="99"/>
     <w:semiHidden/>
     <w:unhideWhenUsed/>
-    <w:qFormat/>
     <w:tblPr>
       <w:tblInd w:w="0" w:type="dxa"/>
       <w:tblCellMar>
@@ -7340,7 +7451,6 @@
       <w:spacing w:after="0" w:line="240" w:lineRule="auto"/>
     </w:pPr>
     <w:tblPr>
-      <w:tblInd w:w="0" w:type="dxa"/>
       <w:tblBorders>
         <w:top w:val="single" w:sz="4" w:space="0" w:color="auto"/>
         <w:left w:val="single" w:sz="4" w:space="0" w:color="auto"/>
@@ -7349,12 +7459,6 @@
         <w:insideH w:val="single" w:sz="4" w:space="0" w:color="auto"/>
         <w:insideV w:val="single" w:sz="4" w:space="0" w:color="auto"/>
       </w:tblBorders>
-      <w:tblCellMar>
-        <w:top w:w="0" w:type="dxa"/>
-        <w:left w:w="108" w:type="dxa"/>
-        <w:bottom w:w="0" w:type="dxa"/>
-        <w:right w:w="108" w:type="dxa"/>
-      </w:tblCellMar>
     </w:tblPr>
   </w:style>
   <w:style w:type="table" w:styleId="LightShading">
@@ -7371,17 +7475,10 @@
     <w:tblPr>
       <w:tblStyleRowBandSize w:val="1"/>
       <w:tblStyleColBandSize w:val="1"/>
-      <w:tblInd w:w="0" w:type="dxa"/>
       <w:tblBorders>
         <w:top w:val="single" w:sz="8" w:space="0" w:color="000000"/>
         <w:bottom w:val="single" w:sz="8" w:space="0" w:color="000000"/>
       </w:tblBorders>
-      <w:tblCellMar>
-        <w:top w:w="0" w:type="dxa"/>
-        <w:left w:w="108" w:type="dxa"/>
-        <w:bottom w:w="0" w:type="dxa"/>
-        <w:right w:w="108" w:type="dxa"/>
-      </w:tblCellMar>
     </w:tblPr>
     <w:tblStylePr w:type="firstRow">
       <w:pPr>
@@ -7474,17 +7571,10 @@
     <w:tblPr>
       <w:tblStyleRowBandSize w:val="1"/>
       <w:tblStyleColBandSize w:val="1"/>
-      <w:tblInd w:w="0" w:type="dxa"/>
       <w:tblBorders>
         <w:top w:val="single" w:sz="8" w:space="0" w:color="4F81BD"/>
         <w:bottom w:val="single" w:sz="8" w:space="0" w:color="4F81BD"/>
       </w:tblBorders>
-      <w:tblCellMar>
-        <w:top w:w="0" w:type="dxa"/>
-        <w:left w:w="108" w:type="dxa"/>
-        <w:bottom w:w="0" w:type="dxa"/>
-        <w:right w:w="108" w:type="dxa"/>
-      </w:tblCellMar>
     </w:tblPr>
     <w:tblStylePr w:type="firstRow">
       <w:pPr>
@@ -7577,17 +7667,10 @@
     <w:tblPr>
       <w:tblStyleRowBandSize w:val="1"/>
       <w:tblStyleColBandSize w:val="1"/>
-      <w:tblInd w:w="0" w:type="dxa"/>
       <w:tblBorders>
         <w:top w:val="single" w:sz="8" w:space="0" w:color="C0504D"/>
         <w:bottom w:val="single" w:sz="8" w:space="0" w:color="C0504D"/>
       </w:tblBorders>
-      <w:tblCellMar>
-        <w:top w:w="0" w:type="dxa"/>
-        <w:left w:w="108" w:type="dxa"/>
-        <w:bottom w:w="0" w:type="dxa"/>
-        <w:right w:w="108" w:type="dxa"/>
-      </w:tblCellMar>
     </w:tblPr>
     <w:tblStylePr w:type="firstRow">
       <w:pPr>
@@ -7680,17 +7763,10 @@
     <w:tblPr>
       <w:tblStyleRowBandSize w:val="1"/>
       <w:tblStyleColBandSize w:val="1"/>
-      <w:tblInd w:w="0" w:type="dxa"/>
       <w:tblBorders>
         <w:top w:val="single" w:sz="8" w:space="0" w:color="9BBB59"/>
         <w:bottom w:val="single" w:sz="8" w:space="0" w:color="9BBB59"/>
       </w:tblBorders>
-      <w:tblCellMar>
-        <w:top w:w="0" w:type="dxa"/>
-        <w:left w:w="108" w:type="dxa"/>
-        <w:bottom w:w="0" w:type="dxa"/>
-        <w:right w:w="108" w:type="dxa"/>
-      </w:tblCellMar>
     </w:tblPr>
     <w:tblStylePr w:type="firstRow">
       <w:pPr>
@@ -7783,17 +7859,10 @@
     <w:tblPr>
       <w:tblStyleRowBandSize w:val="1"/>
       <w:tblStyleColBandSize w:val="1"/>
-      <w:tblInd w:w="0" w:type="dxa"/>
       <w:tblBorders>
         <w:top w:val="single" w:sz="8" w:space="0" w:color="8064A2"/>
         <w:bottom w:val="single" w:sz="8" w:space="0" w:color="8064A2"/>
       </w:tblBorders>
-      <w:tblCellMar>
-        <w:top w:w="0" w:type="dxa"/>
-        <w:left w:w="108" w:type="dxa"/>
-        <w:bottom w:w="0" w:type="dxa"/>
-        <w:right w:w="108" w:type="dxa"/>
-      </w:tblCellMar>
     </w:tblPr>
     <w:tblStylePr w:type="firstRow">
       <w:pPr>
@@ -7886,17 +7955,10 @@
     <w:tblPr>
       <w:tblStyleRowBandSize w:val="1"/>
       <w:tblStyleColBandSize w:val="1"/>
-      <w:tblInd w:w="0" w:type="dxa"/>
       <w:tblBorders>
         <w:top w:val="single" w:sz="8" w:space="0" w:color="4BACC6"/>
         <w:bottom w:val="single" w:sz="8" w:space="0" w:color="4BACC6"/>
       </w:tblBorders>
-      <w:tblCellMar>
-        <w:top w:w="0" w:type="dxa"/>
-        <w:left w:w="108" w:type="dxa"/>
-        <w:bottom w:w="0" w:type="dxa"/>
-        <w:right w:w="108" w:type="dxa"/>
-      </w:tblCellMar>
     </w:tblPr>
     <w:tblStylePr w:type="firstRow">
       <w:pPr>
@@ -7989,17 +8051,10 @@
     <w:tblPr>
       <w:tblStyleRowBandSize w:val="1"/>
       <w:tblStyleColBandSize w:val="1"/>
-      <w:tblInd w:w="0" w:type="dxa"/>
       <w:tblBorders>
         <w:top w:val="single" w:sz="8" w:space="0" w:color="F79646"/>
         <w:bottom w:val="single" w:sz="8" w:space="0" w:color="F79646"/>
       </w:tblBorders>
-      <w:tblCellMar>
-        <w:top w:w="0" w:type="dxa"/>
-        <w:left w:w="108" w:type="dxa"/>
-        <w:bottom w:w="0" w:type="dxa"/>
-        <w:right w:w="108" w:type="dxa"/>
-      </w:tblCellMar>
     </w:tblPr>
     <w:tblStylePr w:type="firstRow">
       <w:pPr>
@@ -8089,19 +8144,12 @@
     <w:tblPr>
       <w:tblStyleRowBandSize w:val="1"/>
       <w:tblStyleColBandSize w:val="1"/>
-      <w:tblInd w:w="0" w:type="dxa"/>
       <w:tblBorders>
         <w:top w:val="single" w:sz="8" w:space="0" w:color="000000"/>
         <w:left w:val="single" w:sz="8" w:space="0" w:color="000000"/>
         <w:bottom w:val="single" w:sz="8" w:space="0" w:color="000000"/>
         <w:right w:val="single" w:sz="8" w:space="0" w:color="000000"/>
       </w:tblBorders>
-      <w:tblCellMar>
-        <w:top w:w="0" w:type="dxa"/>
-        <w:left w:w="108" w:type="dxa"/>
-        <w:bottom w:w="0" w:type="dxa"/>
-        <w:right w:w="108" w:type="dxa"/>
-      </w:tblCellMar>
     </w:tblPr>
     <w:tblStylePr w:type="firstRow">
       <w:pPr>
@@ -8181,19 +8229,12 @@
     <w:tblPr>
       <w:tblStyleRowBandSize w:val="1"/>
       <w:tblStyleColBandSize w:val="1"/>
-      <w:tblInd w:w="0" w:type="dxa"/>
       <w:tblBorders>
         <w:top w:val="single" w:sz="8" w:space="0" w:color="4F81BD"/>
         <w:left w:val="single" w:sz="8" w:space="0" w:color="4F81BD"/>
         <w:bottom w:val="single" w:sz="8" w:space="0" w:color="4F81BD"/>
         <w:right w:val="single" w:sz="8" w:space="0" w:color="4F81BD"/>
       </w:tblBorders>
-      <w:tblCellMar>
-        <w:top w:w="0" w:type="dxa"/>
-        <w:left w:w="108" w:type="dxa"/>
-        <w:bottom w:w="0" w:type="dxa"/>
-        <w:right w:w="108" w:type="dxa"/>
-      </w:tblCellMar>
     </w:tblPr>
     <w:tblStylePr w:type="firstRow">
       <w:pPr>
@@ -8273,19 +8314,12 @@
     <w:tblPr>
       <w:tblStyleRowBandSize w:val="1"/>
       <w:tblStyleColBandSize w:val="1"/>
-      <w:tblInd w:w="0" w:type="dxa"/>
       <w:tblBorders>
         <w:top w:val="single" w:sz="8" w:space="0" w:color="C0504D"/>
         <w:left w:val="single" w:sz="8" w:space="0" w:color="C0504D"/>
         <w:bottom w:val="single" w:sz="8" w:space="0" w:color="C0504D"/>
         <w:right w:val="single" w:sz="8" w:space="0" w:color="C0504D"/>
       </w:tblBorders>
-      <w:tblCellMar>
-        <w:top w:w="0" w:type="dxa"/>
-        <w:left w:w="108" w:type="dxa"/>
-        <w:bottom w:w="0" w:type="dxa"/>
-        <w:right w:w="108" w:type="dxa"/>
-      </w:tblCellMar>
     </w:tblPr>
     <w:tblStylePr w:type="firstRow">
       <w:pPr>
@@ -8365,19 +8399,12 @@
     <w:tblPr>
       <w:tblStyleRowBandSize w:val="1"/>
       <w:tblStyleColBandSize w:val="1"/>
-      <w:tblInd w:w="0" w:type="dxa"/>
       <w:tblBorders>
         <w:top w:val="single" w:sz="8" w:space="0" w:color="9BBB59"/>
         <w:left w:val="single" w:sz="8" w:space="0" w:color="9BBB59"/>
         <w:bottom w:val="single" w:sz="8" w:space="0" w:color="9BBB59"/>
         <w:right w:val="single" w:sz="8" w:space="0" w:color="9BBB59"/>
       </w:tblBorders>
-      <w:tblCellMar>
-        <w:top w:w="0" w:type="dxa"/>
-        <w:left w:w="108" w:type="dxa"/>
-        <w:bottom w:w="0" w:type="dxa"/>
-        <w:right w:w="108" w:type="dxa"/>
-      </w:tblCellMar>
     </w:tblPr>
     <w:tblStylePr w:type="firstRow">
       <w:pPr>
@@ -8457,19 +8484,12 @@
     <w:tblPr>
       <w:tblStyleRowBandSize w:val="1"/>
       <w:tblStyleColBandSize w:val="1"/>
-      <w:tblInd w:w="0" w:type="dxa"/>
       <w:tblBorders>
         <w:top w:val="single" w:sz="8" w:space="0" w:color="8064A2"/>
         <w:left w:val="single" w:sz="8" w:space="0" w:color="8064A2"/>
         <w:bottom w:val="single" w:sz="8" w:space="0" w:color="8064A2"/>
         <w:right w:val="single" w:sz="8" w:space="0" w:color="8064A2"/>
       </w:tblBorders>
-      <w:tblCellMar>
-        <w:top w:w="0" w:type="dxa"/>
-        <w:left w:w="108" w:type="dxa"/>
-        <w:bottom w:w="0" w:type="dxa"/>
-        <w:right w:w="108" w:type="dxa"/>
-      </w:tblCellMar>
     </w:tblPr>
     <w:tblStylePr w:type="firstRow">
       <w:pPr>
@@ -8549,19 +8569,12 @@
     <w:tblPr>
       <w:tblStyleRowBandSize w:val="1"/>
       <w:tblStyleColBandSize w:val="1"/>
-      <w:tblInd w:w="0" w:type="dxa"/>
       <w:tblBorders>
         <w:top w:val="single" w:sz="8" w:space="0" w:color="4BACC6"/>
         <w:left w:val="single" w:sz="8" w:space="0" w:color="4BACC6"/>
         <w:bottom w:val="single" w:sz="8" w:space="0" w:color="4BACC6"/>
         <w:right w:val="single" w:sz="8" w:space="0" w:color="4BACC6"/>
       </w:tblBorders>
-      <w:tblCellMar>
-        <w:top w:w="0" w:type="dxa"/>
-        <w:left w:w="108" w:type="dxa"/>
-        <w:bottom w:w="0" w:type="dxa"/>
-        <w:right w:w="108" w:type="dxa"/>
-      </w:tblCellMar>
     </w:tblPr>
     <w:tblStylePr w:type="firstRow">
       <w:pPr>
@@ -8641,19 +8654,12 @@
     <w:tblPr>
       <w:tblStyleRowBandSize w:val="1"/>
       <w:tblStyleColBandSize w:val="1"/>
-      <w:tblInd w:w="0" w:type="dxa"/>
       <w:tblBorders>
         <w:top w:val="single" w:sz="8" w:space="0" w:color="F79646"/>
         <w:left w:val="single" w:sz="8" w:space="0" w:color="F79646"/>
         <w:bottom w:val="single" w:sz="8" w:space="0" w:color="F79646"/>
         <w:right w:val="single" w:sz="8" w:space="0" w:color="F79646"/>
       </w:tblBorders>
-      <w:tblCellMar>
-        <w:top w:w="0" w:type="dxa"/>
-        <w:left w:w="108" w:type="dxa"/>
-        <w:bottom w:w="0" w:type="dxa"/>
-        <w:right w:w="108" w:type="dxa"/>
-      </w:tblCellMar>
     </w:tblPr>
     <w:tblStylePr w:type="firstRow">
       <w:pPr>
@@ -8733,7 +8739,6 @@
     <w:tblPr>
       <w:tblStyleRowBandSize w:val="1"/>
       <w:tblStyleColBandSize w:val="1"/>
-      <w:tblInd w:w="0" w:type="dxa"/>
       <w:tblBorders>
         <w:top w:val="single" w:sz="8" w:space="0" w:color="000000"/>
         <w:left w:val="single" w:sz="8" w:space="0" w:color="000000"/>
@@ -8742,12 +8747,6 @@
         <w:insideH w:val="single" w:sz="8" w:space="0" w:color="000000"/>
         <w:insideV w:val="single" w:sz="8" w:space="0" w:color="000000"/>
       </w:tblBorders>
-      <w:tblCellMar>
-        <w:top w:w="0" w:type="dxa"/>
-        <w:left w:w="108" w:type="dxa"/>
-        <w:bottom w:w="0" w:type="dxa"/>
-        <w:right w:w="108" w:type="dxa"/>
-      </w:tblCellMar>
     </w:tblPr>
     <w:tblStylePr w:type="firstRow">
       <w:pPr>
@@ -8863,7 +8862,6 @@
     <w:tblPr>
       <w:tblStyleRowBandSize w:val="1"/>
       <w:tblStyleColBandSize w:val="1"/>
-      <w:tblInd w:w="0" w:type="dxa"/>
       <w:tblBorders>
         <w:top w:val="single" w:sz="8" w:space="0" w:color="4F81BD"/>
         <w:left w:val="single" w:sz="8" w:space="0" w:color="4F81BD"/>
@@ -8872,12 +8870,6 @@
         <w:insideH w:val="single" w:sz="8" w:space="0" w:color="4F81BD"/>
         <w:insideV w:val="single" w:sz="8" w:space="0" w:color="4F81BD"/>
       </w:tblBorders>
-      <w:tblCellMar>
-        <w:top w:w="0" w:type="dxa"/>
-        <w:left w:w="108" w:type="dxa"/>
-        <w:bottom w:w="0" w:type="dxa"/>
-        <w:right w:w="108" w:type="dxa"/>
-      </w:tblCellMar>
     </w:tblPr>
     <w:tblStylePr w:type="firstRow">
       <w:pPr>
@@ -8993,7 +8985,6 @@
     <w:tblPr>
       <w:tblStyleRowBandSize w:val="1"/>
       <w:tblStyleColBandSize w:val="1"/>
-      <w:tblInd w:w="0" w:type="dxa"/>
       <w:tblBorders>
         <w:top w:val="single" w:sz="8" w:space="0" w:color="C0504D"/>
         <w:left w:val="single" w:sz="8" w:space="0" w:color="C0504D"/>
@@ -9002,12 +8993,6 @@
         <w:insideH w:val="single" w:sz="8" w:space="0" w:color="C0504D"/>
         <w:insideV w:val="single" w:sz="8" w:space="0" w:color="C0504D"/>
       </w:tblBorders>
-      <w:tblCellMar>
-        <w:top w:w="0" w:type="dxa"/>
-        <w:left w:w="108" w:type="dxa"/>
-        <w:bottom w:w="0" w:type="dxa"/>
-        <w:right w:w="108" w:type="dxa"/>
-      </w:tblCellMar>
     </w:tblPr>
     <w:tblStylePr w:type="firstRow">
       <w:pPr>
@@ -9123,7 +9108,6 @@
     <w:tblPr>
       <w:tblStyleRowBandSize w:val="1"/>
       <w:tblStyleColBandSize w:val="1"/>
-      <w:tblInd w:w="0" w:type="dxa"/>
       <w:tblBorders>
         <w:top w:val="single" w:sz="8" w:space="0" w:color="9BBB59"/>
         <w:left w:val="single" w:sz="8" w:space="0" w:color="9BBB59"/>
@@ -9132,12 +9116,6 @@
         <w:insideH w:val="single" w:sz="8" w:space="0" w:color="9BBB59"/>
         <w:insideV w:val="single" w:sz="8" w:space="0" w:color="9BBB59"/>
       </w:tblBorders>
-      <w:tblCellMar>
-        <w:top w:w="0" w:type="dxa"/>
-        <w:left w:w="108" w:type="dxa"/>
-        <w:bottom w:w="0" w:type="dxa"/>
-        <w:right w:w="108" w:type="dxa"/>
-      </w:tblCellMar>
     </w:tblPr>
     <w:tblStylePr w:type="firstRow">
       <w:pPr>
@@ -9253,7 +9231,6 @@
     <w:tblPr>
       <w:tblStyleRowBandSize w:val="1"/>
       <w:tblStyleColBandSize w:val="1"/>
-      <w:tblInd w:w="0" w:type="dxa"/>
       <w:tblBorders>
         <w:top w:val="single" w:sz="8" w:space="0" w:color="8064A2"/>
         <w:left w:val="single" w:sz="8" w:space="0" w:color="8064A2"/>
@@ -9262,12 +9239,6 @@
         <w:insideH w:val="single" w:sz="8" w:space="0" w:color="8064A2"/>
         <w:insideV w:val="single" w:sz="8" w:space="0" w:color="8064A2"/>
       </w:tblBorders>
-      <w:tblCellMar>
-        <w:top w:w="0" w:type="dxa"/>
-        <w:left w:w="108" w:type="dxa"/>
-        <w:bottom w:w="0" w:type="dxa"/>
-        <w:right w:w="108" w:type="dxa"/>
-      </w:tblCellMar>
     </w:tblPr>
     <w:tblStylePr w:type="firstRow">
       <w:pPr>
@@ -9383,7 +9354,6 @@
     <w:tblPr>
       <w:tblStyleRowBandSize w:val="1"/>
       <w:tblStyleColBandSize w:val="1"/>
-      <w:tblInd w:w="0" w:type="dxa"/>
       <w:tblBorders>
         <w:top w:val="single" w:sz="8" w:space="0" w:color="4BACC6"/>
         <w:left w:val="single" w:sz="8" w:space="0" w:color="4BACC6"/>
@@ -9392,12 +9362,6 @@
         <w:insideH w:val="single" w:sz="8" w:space="0" w:color="4BACC6"/>
         <w:insideV w:val="single" w:sz="8" w:space="0" w:color="4BACC6"/>
       </w:tblBorders>
-      <w:tblCellMar>
-        <w:top w:w="0" w:type="dxa"/>
-        <w:left w:w="108" w:type="dxa"/>
-        <w:bottom w:w="0" w:type="dxa"/>
-        <w:right w:w="108" w:type="dxa"/>
-      </w:tblCellMar>
     </w:tblPr>
     <w:tblStylePr w:type="firstRow">
       <w:pPr>
@@ -9513,7 +9477,6 @@
     <w:tblPr>
       <w:tblStyleRowBandSize w:val="1"/>
       <w:tblStyleColBandSize w:val="1"/>
-      <w:tblInd w:w="0" w:type="dxa"/>
       <w:tblBorders>
         <w:top w:val="single" w:sz="8" w:space="0" w:color="F79646"/>
         <w:left w:val="single" w:sz="8" w:space="0" w:color="F79646"/>
@@ -9522,12 +9485,6 @@
         <w:insideH w:val="single" w:sz="8" w:space="0" w:color="F79646"/>
         <w:insideV w:val="single" w:sz="8" w:space="0" w:color="F79646"/>
       </w:tblBorders>
-      <w:tblCellMar>
-        <w:top w:w="0" w:type="dxa"/>
-        <w:left w:w="108" w:type="dxa"/>
-        <w:bottom w:w="0" w:type="dxa"/>
-        <w:right w:w="108" w:type="dxa"/>
-      </w:tblCellMar>
     </w:tblPr>
     <w:tblStylePr w:type="firstRow">
       <w:pPr>
@@ -9643,7 +9600,6 @@
     <w:tblPr>
       <w:tblStyleRowBandSize w:val="1"/>
       <w:tblStyleColBandSize w:val="1"/>
-      <w:tblInd w:w="0" w:type="dxa"/>
       <w:tblBorders>
         <w:top w:val="single" w:sz="8" w:space="0" w:color="404040"/>
         <w:left w:val="single" w:sz="8" w:space="0" w:color="404040"/>
@@ -9651,12 +9607,6 @@
         <w:right w:val="single" w:sz="8" w:space="0" w:color="404040"/>
         <w:insideH w:val="single" w:sz="8" w:space="0" w:color="404040"/>
       </w:tblBorders>
-      <w:tblCellMar>
-        <w:top w:w="0" w:type="dxa"/>
-        <w:left w:w="108" w:type="dxa"/>
-        <w:bottom w:w="0" w:type="dxa"/>
-        <w:right w:w="108" w:type="dxa"/>
-      </w:tblCellMar>
     </w:tblPr>
     <w:tblStylePr w:type="firstRow">
       <w:pPr>
@@ -9749,7 +9699,6 @@
     <w:tblPr>
       <w:tblStyleRowBandSize w:val="1"/>
       <w:tblStyleColBandSize w:val="1"/>
-      <w:tblInd w:w="0" w:type="dxa"/>
       <w:tblBorders>
         <w:top w:val="single" w:sz="8" w:space="0" w:color="7BA0CD"/>
         <w:left w:val="single" w:sz="8" w:space="0" w:color="7BA0CD"/>
@@ -9757,12 +9706,6 @@
         <w:right w:val="single" w:sz="8" w:space="0" w:color="7BA0CD"/>
         <w:insideH w:val="single" w:sz="8" w:space="0" w:color="7BA0CD"/>
       </w:tblBorders>
-      <w:tblCellMar>
-        <w:top w:w="0" w:type="dxa"/>
-        <w:left w:w="108" w:type="dxa"/>
-        <w:bottom w:w="0" w:type="dxa"/>
-        <w:right w:w="108" w:type="dxa"/>
-      </w:tblCellMar>
     </w:tblPr>
     <w:tblStylePr w:type="firstRow">
       <w:pPr>
@@ -9855,7 +9798,6 @@
     <w:tblPr>
       <w:tblStyleRowBandSize w:val="1"/>
       <w:tblStyleColBandSize w:val="1"/>
-      <w:tblInd w:w="0" w:type="dxa"/>
       <w:tblBorders>
         <w:top w:val="single" w:sz="8" w:space="0" w:color="CF7B79"/>
         <w:left w:val="single" w:sz="8" w:space="0" w:color="CF7B79"/>
@@ -9863,12 +9805,6 @@
         <w:right w:val="single" w:sz="8" w:space="0" w:color="CF7B79"/>
         <w:insideH w:val="single" w:sz="8" w:space="0" w:color="CF7B79"/>
       </w:tblBorders>
-      <w:tblCellMar>
-        <w:top w:w="0" w:type="dxa"/>
-        <w:left w:w="108" w:type="dxa"/>
-        <w:bottom w:w="0" w:type="dxa"/>
-        <w:right w:w="108" w:type="dxa"/>
-      </w:tblCellMar>
     </w:tblPr>
     <w:tblStylePr w:type="firstRow">
       <w:pPr>
@@ -9961,7 +9897,6 @@
     <w:tblPr>
       <w:tblStyleRowBandSize w:val="1"/>
       <w:tblStyleColBandSize w:val="1"/>
-      <w:tblInd w:w="0" w:type="dxa"/>
       <w:tblBorders>
         <w:top w:val="single" w:sz="8" w:space="0" w:color="B3CC82"/>
         <w:left w:val="single" w:sz="8" w:space="0" w:color="B3CC82"/>
@@ -9969,12 +9904,6 @@
         <w:right w:val="single" w:sz="8" w:space="0" w:color="B3CC82"/>
         <w:insideH w:val="single" w:sz="8" w:space="0" w:color="B3CC82"/>
       </w:tblBorders>
-      <w:tblCellMar>
-        <w:top w:w="0" w:type="dxa"/>
-        <w:left w:w="108" w:type="dxa"/>
-        <w:bottom w:w="0" w:type="dxa"/>
-        <w:right w:w="108" w:type="dxa"/>
-      </w:tblCellMar>
     </w:tblPr>
     <w:tblStylePr w:type="firstRow">
       <w:pPr>
@@ -10067,7 +9996,6 @@
     <w:tblPr>
       <w:tblStyleRowBandSize w:val="1"/>
       <w:tblStyleColBandSize w:val="1"/>
-      <w:tblInd w:w="0" w:type="dxa"/>
       <w:tblBorders>
         <w:top w:val="single" w:sz="8" w:space="0" w:color="9F8AB9"/>
         <w:left w:val="single" w:sz="8" w:space="0" w:color="9F8AB9"/>
@@ -10075,12 +10003,6 @@
         <w:right w:val="single" w:sz="8" w:space="0" w:color="9F8AB9"/>
         <w:insideH w:val="single" w:sz="8" w:space="0" w:color="9F8AB9"/>
       </w:tblBorders>
-      <w:tblCellMar>
-        <w:top w:w="0" w:type="dxa"/>
-        <w:left w:w="108" w:type="dxa"/>
-        <w:bottom w:w="0" w:type="dxa"/>
-        <w:right w:w="108" w:type="dxa"/>
-      </w:tblCellMar>
     </w:tblPr>
     <w:tblStylePr w:type="firstRow">
       <w:pPr>
@@ -10173,7 +10095,6 @@
     <w:tblPr>
       <w:tblStyleRowBandSize w:val="1"/>
       <w:tblStyleColBandSize w:val="1"/>
-      <w:tblInd w:w="0" w:type="dxa"/>
       <w:tblBorders>
         <w:top w:val="single" w:sz="8" w:space="0" w:color="78C0D4"/>
         <w:left w:val="single" w:sz="8" w:space="0" w:color="78C0D4"/>
@@ -10181,12 +10102,6 @@
         <w:right w:val="single" w:sz="8" w:space="0" w:color="78C0D4"/>
         <w:insideH w:val="single" w:sz="8" w:space="0" w:color="78C0D4"/>
       </w:tblBorders>
-      <w:tblCellMar>
-        <w:top w:w="0" w:type="dxa"/>
-        <w:left w:w="108" w:type="dxa"/>
-        <w:bottom w:w="0" w:type="dxa"/>
-        <w:right w:w="108" w:type="dxa"/>
-      </w:tblCellMar>
     </w:tblPr>
     <w:tblStylePr w:type="firstRow">
       <w:pPr>
@@ -10279,7 +10194,6 @@
     <w:tblPr>
       <w:tblStyleRowBandSize w:val="1"/>
       <w:tblStyleColBandSize w:val="1"/>
-      <w:tblInd w:w="0" w:type="dxa"/>
       <w:tblBorders>
         <w:top w:val="single" w:sz="8" w:space="0" w:color="F9B074"/>
         <w:left w:val="single" w:sz="8" w:space="0" w:color="F9B074"/>
@@ -10287,12 +10201,6 @@
         <w:right w:val="single" w:sz="8" w:space="0" w:color="F9B074"/>
         <w:insideH w:val="single" w:sz="8" w:space="0" w:color="F9B074"/>
       </w:tblBorders>
-      <w:tblCellMar>
-        <w:top w:w="0" w:type="dxa"/>
-        <w:left w:w="108" w:type="dxa"/>
-        <w:bottom w:w="0" w:type="dxa"/>
-        <w:right w:w="108" w:type="dxa"/>
-      </w:tblCellMar>
     </w:tblPr>
     <w:tblStylePr w:type="firstRow">
       <w:pPr>
@@ -10385,17 +10293,10 @@
     <w:tblPr>
       <w:tblStyleRowBandSize w:val="1"/>
       <w:tblStyleColBandSize w:val="1"/>
-      <w:tblInd w:w="0" w:type="dxa"/>
       <w:tblBorders>
         <w:top w:val="single" w:sz="18" w:space="0" w:color="auto"/>
         <w:bottom w:val="single" w:sz="18" w:space="0" w:color="auto"/>
       </w:tblBorders>
-      <w:tblCellMar>
-        <w:top w:w="0" w:type="dxa"/>
-        <w:left w:w="108" w:type="dxa"/>
-        <w:bottom w:w="0" w:type="dxa"/>
-        <w:right w:w="108" w:type="dxa"/>
-      </w:tblCellMar>
     </w:tblPr>
     <w:tblStylePr w:type="firstRow">
       <w:pPr>
@@ -10534,17 +10435,10 @@
     <w:tblPr>
       <w:tblStyleRowBandSize w:val="1"/>
       <w:tblStyleColBandSize w:val="1"/>
-      <w:tblInd w:w="0" w:type="dxa"/>
       <w:tblBorders>
         <w:top w:val="single" w:sz="18" w:space="0" w:color="auto"/>
         <w:bottom w:val="single" w:sz="18" w:space="0" w:color="auto"/>
       </w:tblBorders>
-      <w:tblCellMar>
-        <w:top w:w="0" w:type="dxa"/>
-        <w:left w:w="108" w:type="dxa"/>
-        <w:bottom w:w="0" w:type="dxa"/>
-        <w:right w:w="108" w:type="dxa"/>
-      </w:tblCellMar>
     </w:tblPr>
     <w:tblStylePr w:type="firstRow">
       <w:pPr>
@@ -10683,17 +10577,10 @@
     <w:tblPr>
       <w:tblStyleRowBandSize w:val="1"/>
       <w:tblStyleColBandSize w:val="1"/>
-      <w:tblInd w:w="0" w:type="dxa"/>
       <w:tblBorders>
         <w:top w:val="single" w:sz="18" w:space="0" w:color="auto"/>
         <w:bottom w:val="single" w:sz="18" w:space="0" w:color="auto"/>
       </w:tblBorders>
-      <w:tblCellMar>
-        <w:top w:w="0" w:type="dxa"/>
-        <w:left w:w="108" w:type="dxa"/>
-        <w:bottom w:w="0" w:type="dxa"/>
-        <w:right w:w="108" w:type="dxa"/>
-      </w:tblCellMar>
     </w:tblPr>
     <w:tblStylePr w:type="firstRow">
       <w:pPr>
@@ -10832,17 +10719,10 @@
     <w:tblPr>
       <w:tblStyleRowBandSize w:val="1"/>
       <w:tblStyleColBandSize w:val="1"/>
-      <w:tblInd w:w="0" w:type="dxa"/>
       <w:tblBorders>
         <w:top w:val="single" w:sz="18" w:space="0" w:color="auto"/>
         <w:bottom w:val="single" w:sz="18" w:space="0" w:color="auto"/>
       </w:tblBorders>
-      <w:tblCellMar>
-        <w:top w:w="0" w:type="dxa"/>
-        <w:left w:w="108" w:type="dxa"/>
-        <w:bottom w:w="0" w:type="dxa"/>
-        <w:right w:w="108" w:type="dxa"/>
-      </w:tblCellMar>
     </w:tblPr>
     <w:tblStylePr w:type="firstRow">
       <w:pPr>
@@ -10981,17 +10861,10 @@
     <w:tblPr>
       <w:tblStyleRowBandSize w:val="1"/>
       <w:tblStyleColBandSize w:val="1"/>
-      <w:tblInd w:w="0" w:type="dxa"/>
       <w:tblBorders>
         <w:top w:val="single" w:sz="18" w:space="0" w:color="auto"/>
         <w:bottom w:val="single" w:sz="18" w:space="0" w:color="auto"/>
       </w:tblBorders>
-      <w:tblCellMar>
-        <w:top w:w="0" w:type="dxa"/>
-        <w:left w:w="108" w:type="dxa"/>
-        <w:bottom w:w="0" w:type="dxa"/>
-        <w:right w:w="108" w:type="dxa"/>
-      </w:tblCellMar>
     </w:tblPr>
     <w:tblStylePr w:type="firstRow">
       <w:pPr>
@@ -11130,17 +11003,10 @@
     <w:tblPr>
       <w:tblStyleRowBandSize w:val="1"/>
       <w:tblStyleColBandSize w:val="1"/>
-      <w:tblInd w:w="0" w:type="dxa"/>
       <w:tblBorders>
         <w:top w:val="single" w:sz="18" w:space="0" w:color="auto"/>
         <w:bottom w:val="single" w:sz="18" w:space="0" w:color="auto"/>
       </w:tblBorders>
-      <w:tblCellMar>
-        <w:top w:w="0" w:type="dxa"/>
-        <w:left w:w="108" w:type="dxa"/>
-        <w:bottom w:w="0" w:type="dxa"/>
-        <w:right w:w="108" w:type="dxa"/>
-      </w:tblCellMar>
     </w:tblPr>
     <w:tblStylePr w:type="firstRow">
       <w:pPr>
@@ -11279,17 +11145,10 @@
     <w:tblPr>
       <w:tblStyleRowBandSize w:val="1"/>
       <w:tblStyleColBandSize w:val="1"/>
-      <w:tblInd w:w="0" w:type="dxa"/>
       <w:tblBorders>
         <w:top w:val="single" w:sz="18" w:space="0" w:color="auto"/>
         <w:bottom w:val="single" w:sz="18" w:space="0" w:color="auto"/>
       </w:tblBorders>
-      <w:tblCellMar>
-        <w:top w:w="0" w:type="dxa"/>
-        <w:left w:w="108" w:type="dxa"/>
-        <w:bottom w:w="0" w:type="dxa"/>
-        <w:right w:w="108" w:type="dxa"/>
-      </w:tblCellMar>
     </w:tblPr>
     <w:tblStylePr w:type="firstRow">
       <w:pPr>
@@ -11431,17 +11290,10 @@
     <w:tblPr>
       <w:tblStyleRowBandSize w:val="1"/>
       <w:tblStyleColBandSize w:val="1"/>
-      <w:tblInd w:w="0" w:type="dxa"/>
       <w:tblBorders>
         <w:top w:val="single" w:sz="8" w:space="0" w:color="000000"/>
         <w:bottom w:val="single" w:sz="8" w:space="0" w:color="000000"/>
       </w:tblBorders>
-      <w:tblCellMar>
-        <w:top w:w="0" w:type="dxa"/>
-        <w:left w:w="108" w:type="dxa"/>
-        <w:bottom w:w="0" w:type="dxa"/>
-        <w:right w:w="108" w:type="dxa"/>
-      </w:tblCellMar>
     </w:tblPr>
     <w:tblStylePr w:type="firstRow">
       <w:rPr>
@@ -11515,17 +11367,10 @@
     <w:tblPr>
       <w:tblStyleRowBandSize w:val="1"/>
       <w:tblStyleColBandSize w:val="1"/>
-      <w:tblInd w:w="0" w:type="dxa"/>
       <w:tblBorders>
         <w:top w:val="single" w:sz="8" w:space="0" w:color="4F81BD"/>
         <w:bottom w:val="single" w:sz="8" w:space="0" w:color="4F81BD"/>
       </w:tblBorders>
-      <w:tblCellMar>
-        <w:top w:w="0" w:type="dxa"/>
-        <w:left w:w="108" w:type="dxa"/>
-        <w:bottom w:w="0" w:type="dxa"/>
-        <w:right w:w="108" w:type="dxa"/>
-      </w:tblCellMar>
     </w:tblPr>
     <w:tblStylePr w:type="firstRow">
       <w:rPr>
@@ -11599,17 +11444,10 @@
     <w:tblPr>
       <w:tblStyleRowBandSize w:val="1"/>
       <w:tblStyleColBandSize w:val="1"/>
-      <w:tblInd w:w="0" w:type="dxa"/>
       <w:tblBorders>
         <w:top w:val="single" w:sz="8" w:space="0" w:color="C0504D"/>
         <w:bottom w:val="single" w:sz="8" w:space="0" w:color="C0504D"/>
       </w:tblBorders>
-      <w:tblCellMar>
-        <w:top w:w="0" w:type="dxa"/>
-        <w:left w:w="108" w:type="dxa"/>
-        <w:bottom w:w="0" w:type="dxa"/>
-        <w:right w:w="108" w:type="dxa"/>
-      </w:tblCellMar>
     </w:tblPr>
     <w:tblStylePr w:type="firstRow">
       <w:rPr>
@@ -11683,17 +11521,10 @@
     <w:tblPr>
       <w:tblStyleRowBandSize w:val="1"/>
       <w:tblStyleColBandSize w:val="1"/>
-      <w:tblInd w:w="0" w:type="dxa"/>
       <w:tblBorders>
         <w:top w:val="single" w:sz="8" w:space="0" w:color="9BBB59"/>
         <w:bottom w:val="single" w:sz="8" w:space="0" w:color="9BBB59"/>
       </w:tblBorders>
-      <w:tblCellMar>
-        <w:top w:w="0" w:type="dxa"/>
-        <w:left w:w="108" w:type="dxa"/>
-        <w:bottom w:w="0" w:type="dxa"/>
-        <w:right w:w="108" w:type="dxa"/>
-      </w:tblCellMar>
     </w:tblPr>
     <w:tblStylePr w:type="firstRow">
       <w:rPr>
@@ -11767,17 +11598,10 @@
     <w:tblPr>
       <w:tblStyleRowBandSize w:val="1"/>
       <w:tblStyleColBandSize w:val="1"/>
-      <w:tblInd w:w="0" w:type="dxa"/>
       <w:tblBorders>
         <w:top w:val="single" w:sz="8" w:space="0" w:color="8064A2"/>
         <w:bottom w:val="single" w:sz="8" w:space="0" w:color="8064A2"/>
       </w:tblBorders>
-      <w:tblCellMar>
-        <w:top w:w="0" w:type="dxa"/>
-        <w:left w:w="108" w:type="dxa"/>
-        <w:bottom w:w="0" w:type="dxa"/>
-        <w:right w:w="108" w:type="dxa"/>
-      </w:tblCellMar>
     </w:tblPr>
     <w:tblStylePr w:type="firstRow">
       <w:rPr>
@@ -11851,17 +11675,10 @@
     <w:tblPr>
       <w:tblStyleRowBandSize w:val="1"/>
       <w:tblStyleColBandSize w:val="1"/>
-      <w:tblInd w:w="0" w:type="dxa"/>
       <w:tblBorders>
         <w:top w:val="single" w:sz="8" w:space="0" w:color="4BACC6"/>
         <w:bottom w:val="single" w:sz="8" w:space="0" w:color="4BACC6"/>
       </w:tblBorders>
-      <w:tblCellMar>
-        <w:top w:w="0" w:type="dxa"/>
-        <w:left w:w="108" w:type="dxa"/>
-        <w:bottom w:w="0" w:type="dxa"/>
-        <w:right w:w="108" w:type="dxa"/>
-      </w:tblCellMar>
     </w:tblPr>
     <w:tblStylePr w:type="firstRow">
       <w:rPr>
@@ -11935,17 +11752,10 @@
     <w:tblPr>
       <w:tblStyleRowBandSize w:val="1"/>
       <w:tblStyleColBandSize w:val="1"/>
-      <w:tblInd w:w="0" w:type="dxa"/>
       <w:tblBorders>
         <w:top w:val="single" w:sz="8" w:space="0" w:color="F79646"/>
         <w:bottom w:val="single" w:sz="8" w:space="0" w:color="F79646"/>
       </w:tblBorders>
-      <w:tblCellMar>
-        <w:top w:w="0" w:type="dxa"/>
-        <w:left w:w="108" w:type="dxa"/>
-        <w:bottom w:w="0" w:type="dxa"/>
-        <w:right w:w="108" w:type="dxa"/>
-      </w:tblCellMar>
     </w:tblPr>
     <w:tblStylePr w:type="firstRow">
       <w:rPr>
@@ -12020,19 +11830,12 @@
     <w:tblPr>
       <w:tblStyleRowBandSize w:val="1"/>
       <w:tblStyleColBandSize w:val="1"/>
-      <w:tblInd w:w="0" w:type="dxa"/>
       <w:tblBorders>
         <w:top w:val="single" w:sz="8" w:space="0" w:color="000000"/>
         <w:left w:val="single" w:sz="8" w:space="0" w:color="000000"/>
         <w:bottom w:val="single" w:sz="8" w:space="0" w:color="000000"/>
         <w:right w:val="single" w:sz="8" w:space="0" w:color="000000"/>
       </w:tblBorders>
-      <w:tblCellMar>
-        <w:top w:w="0" w:type="dxa"/>
-        <w:left w:w="108" w:type="dxa"/>
-        <w:bottom w:w="0" w:type="dxa"/>
-        <w:right w:w="108" w:type="dxa"/>
-      </w:tblCellMar>
     </w:tblPr>
     <w:tblStylePr w:type="firstRow">
       <w:rPr>
@@ -12148,19 +11951,12 @@
     <w:tblPr>
       <w:tblStyleRowBandSize w:val="1"/>
       <w:tblStyleColBandSize w:val="1"/>
-      <w:tblInd w:w="0" w:type="dxa"/>
       <w:tblBorders>
         <w:top w:val="single" w:sz="8" w:space="0" w:color="4F81BD"/>
         <w:left w:val="single" w:sz="8" w:space="0" w:color="4F81BD"/>
         <w:bottom w:val="single" w:sz="8" w:space="0" w:color="4F81BD"/>
         <w:right w:val="single" w:sz="8" w:space="0" w:color="4F81BD"/>
       </w:tblBorders>
-      <w:tblCellMar>
-        <w:top w:w="0" w:type="dxa"/>
-        <w:left w:w="108" w:type="dxa"/>
-        <w:bottom w:w="0" w:type="dxa"/>
-        <w:right w:w="108" w:type="dxa"/>
-      </w:tblCellMar>
     </w:tblPr>
     <w:tblStylePr w:type="firstRow">
       <w:rPr>
@@ -12276,19 +12072,12 @@
     <w:tblPr>
       <w:tblStyleRowBandSize w:val="1"/>
       <w:tblStyleColBandSize w:val="1"/>
-      <w:tblInd w:w="0" w:type="dxa"/>
       <w:tblBorders>
         <w:top w:val="single" w:sz="8" w:space="0" w:color="C0504D"/>
         <w:left w:val="single" w:sz="8" w:space="0" w:color="C0504D"/>
         <w:bottom w:val="single" w:sz="8" w:space="0" w:color="C0504D"/>
         <w:right w:val="single" w:sz="8" w:space="0" w:color="C0504D"/>
       </w:tblBorders>
-      <w:tblCellMar>
-        <w:top w:w="0" w:type="dxa"/>
-        <w:left w:w="108" w:type="dxa"/>
-        <w:bottom w:w="0" w:type="dxa"/>
-        <w:right w:w="108" w:type="dxa"/>
-      </w:tblCellMar>
     </w:tblPr>
     <w:tblStylePr w:type="firstRow">
       <w:rPr>
@@ -12404,19 +12193,12 @@
     <w:tblPr>
       <w:tblStyleRowBandSize w:val="1"/>
       <w:tblStyleColBandSize w:val="1"/>
-      <w:tblInd w:w="0" w:type="dxa"/>
       <w:tblBorders>
         <w:top w:val="single" w:sz="8" w:space="0" w:color="9BBB59"/>
         <w:left w:val="single" w:sz="8" w:space="0" w:color="9BBB59"/>
         <w:bottom w:val="single" w:sz="8" w:space="0" w:color="9BBB59"/>
         <w:right w:val="single" w:sz="8" w:space="0" w:color="9BBB59"/>
       </w:tblBorders>
-      <w:tblCellMar>
-        <w:top w:w="0" w:type="dxa"/>
-        <w:left w:w="108" w:type="dxa"/>
-        <w:bottom w:w="0" w:type="dxa"/>
-        <w:right w:w="108" w:type="dxa"/>
-      </w:tblCellMar>
     </w:tblPr>
     <w:tblStylePr w:type="firstRow">
       <w:rPr>
@@ -12532,19 +12314,12 @@
     <w:tblPr>
       <w:tblStyleRowBandSize w:val="1"/>
       <w:tblStyleColBandSize w:val="1"/>
-      <w:tblInd w:w="0" w:type="dxa"/>
       <w:tblBorders>
         <w:top w:val="single" w:sz="8" w:space="0" w:color="8064A2"/>
         <w:left w:val="single" w:sz="8" w:space="0" w:color="8064A2"/>
         <w:bottom w:val="single" w:sz="8" w:space="0" w:color="8064A2"/>
         <w:right w:val="single" w:sz="8" w:space="0" w:color="8064A2"/>
       </w:tblBorders>
-      <w:tblCellMar>
-        <w:top w:w="0" w:type="dxa"/>
-        <w:left w:w="108" w:type="dxa"/>
-        <w:bottom w:w="0" w:type="dxa"/>
-        <w:right w:w="108" w:type="dxa"/>
-      </w:tblCellMar>
     </w:tblPr>
     <w:tblStylePr w:type="firstRow">
       <w:rPr>
@@ -12660,19 +12435,12 @@
     <w:tblPr>
       <w:tblStyleRowBandSize w:val="1"/>
       <w:tblStyleColBandSize w:val="1"/>
-      <w:tblInd w:w="0" w:type="dxa"/>
       <w:tblBorders>
         <w:top w:val="single" w:sz="8" w:space="0" w:color="4BACC6"/>
         <w:left w:val="single" w:sz="8" w:space="0" w:color="4BACC6"/>
         <w:bottom w:val="single" w:sz="8" w:space="0" w:color="4BACC6"/>
         <w:right w:val="single" w:sz="8" w:space="0" w:color="4BACC6"/>
       </w:tblBorders>
-      <w:tblCellMar>
-        <w:top w:w="0" w:type="dxa"/>
-        <w:left w:w="108" w:type="dxa"/>
-        <w:bottom w:w="0" w:type="dxa"/>
-        <w:right w:w="108" w:type="dxa"/>
-      </w:tblCellMar>
     </w:tblPr>
     <w:tblStylePr w:type="firstRow">
       <w:rPr>
@@ -12788,19 +12556,12 @@
     <w:tblPr>
       <w:tblStyleRowBandSize w:val="1"/>
       <w:tblStyleColBandSize w:val="1"/>
-      <w:tblInd w:w="0" w:type="dxa"/>
       <w:tblBorders>
         <w:top w:val="single" w:sz="8" w:space="0" w:color="F79646"/>
         <w:left w:val="single" w:sz="8" w:space="0" w:color="F79646"/>
         <w:bottom w:val="single" w:sz="8" w:space="0" w:color="F79646"/>
         <w:right w:val="single" w:sz="8" w:space="0" w:color="F79646"/>
       </w:tblBorders>
-      <w:tblCellMar>
-        <w:top w:w="0" w:type="dxa"/>
-        <w:left w:w="108" w:type="dxa"/>
-        <w:bottom w:w="0" w:type="dxa"/>
-        <w:right w:w="108" w:type="dxa"/>
-      </w:tblCellMar>
     </w:tblPr>
     <w:tblStylePr w:type="firstRow">
       <w:rPr>
@@ -12912,7 +12673,6 @@
     <w:tblPr>
       <w:tblStyleRowBandSize w:val="1"/>
       <w:tblStyleColBandSize w:val="1"/>
-      <w:tblInd w:w="0" w:type="dxa"/>
       <w:tblBorders>
         <w:top w:val="single" w:sz="8" w:space="0" w:color="404040"/>
         <w:left w:val="single" w:sz="8" w:space="0" w:color="404040"/>
@@ -12922,12 +12682,6 @@
         <w:insideV w:val="single" w:sz="8" w:space="0" w:color="404040"/>
       </w:tblBorders>
       <w:shd w:val="clear" w:color="auto" w:fill="C0C0C0"/>
-      <w:tblCellMar>
-        <w:top w:w="0" w:type="dxa"/>
-        <w:left w:w="108" w:type="dxa"/>
-        <w:bottom w:w="0" w:type="dxa"/>
-        <w:right w:w="108" w:type="dxa"/>
-      </w:tblCellMar>
     </w:tblPr>
     <w:tcPr>
       <w:shd w:val="clear" w:color="auto" w:fill="C0C0C0"/>
@@ -12986,7 +12740,6 @@
     <w:tblPr>
       <w:tblStyleRowBandSize w:val="1"/>
       <w:tblStyleColBandSize w:val="1"/>
-      <w:tblInd w:w="0" w:type="dxa"/>
       <w:tblBorders>
         <w:top w:val="single" w:sz="8" w:space="0" w:color="7BA0CD"/>
         <w:left w:val="single" w:sz="8" w:space="0" w:color="7BA0CD"/>
@@ -12996,12 +12749,6 @@
         <w:insideV w:val="single" w:sz="8" w:space="0" w:color="7BA0CD"/>
       </w:tblBorders>
       <w:shd w:val="clear" w:color="auto" w:fill="D3DFEE"/>
-      <w:tblCellMar>
-        <w:top w:w="0" w:type="dxa"/>
-        <w:left w:w="108" w:type="dxa"/>
-        <w:bottom w:w="0" w:type="dxa"/>
-        <w:right w:w="108" w:type="dxa"/>
-      </w:tblCellMar>
     </w:tblPr>
     <w:tcPr>
       <w:shd w:val="clear" w:color="auto" w:fill="D3DFEE"/>
@@ -13060,7 +12807,6 @@
     <w:tblPr>
       <w:tblStyleRowBandSize w:val="1"/>
       <w:tblStyleColBandSize w:val="1"/>
-      <w:tblInd w:w="0" w:type="dxa"/>
       <w:tblBorders>
         <w:top w:val="single" w:sz="8" w:space="0" w:color="CF7B79"/>
         <w:left w:val="single" w:sz="8" w:space="0" w:color="CF7B79"/>
@@ -13070,12 +12816,6 @@
         <w:insideV w:val="single" w:sz="8" w:space="0" w:color="CF7B79"/>
       </w:tblBorders>
       <w:shd w:val="clear" w:color="auto" w:fill="EFD3D2"/>
-      <w:tblCellMar>
-        <w:top w:w="0" w:type="dxa"/>
-        <w:left w:w="108" w:type="dxa"/>
-        <w:bottom w:w="0" w:type="dxa"/>
-        <w:right w:w="108" w:type="dxa"/>
-      </w:tblCellMar>
     </w:tblPr>
     <w:tcPr>
       <w:shd w:val="clear" w:color="auto" w:fill="EFD3D2"/>
@@ -13134,7 +12874,6 @@
     <w:tblPr>
       <w:tblStyleRowBandSize w:val="1"/>
       <w:tblStyleColBandSize w:val="1"/>
-      <w:tblInd w:w="0" w:type="dxa"/>
       <w:tblBorders>
         <w:top w:val="single" w:sz="8" w:space="0" w:color="B3CC82"/>
         <w:left w:val="single" w:sz="8" w:space="0" w:color="B3CC82"/>
@@ -13144,12 +12883,6 @@
         <w:insideV w:val="single" w:sz="8" w:space="0" w:color="B3CC82"/>
       </w:tblBorders>
       <w:shd w:val="clear" w:color="auto" w:fill="E6EED5"/>
-      <w:tblCellMar>
-        <w:top w:w="0" w:type="dxa"/>
-        <w:left w:w="108" w:type="dxa"/>
-        <w:bottom w:w="0" w:type="dxa"/>
-        <w:right w:w="108" w:type="dxa"/>
-      </w:tblCellMar>
     </w:tblPr>
     <w:tcPr>
       <w:shd w:val="clear" w:color="auto" w:fill="E6EED5"/>
@@ -13208,7 +12941,6 @@
     <w:tblPr>
       <w:tblStyleRowBandSize w:val="1"/>
       <w:tblStyleColBandSize w:val="1"/>
-      <w:tblInd w:w="0" w:type="dxa"/>
       <w:tblBorders>
         <w:top w:val="single" w:sz="8" w:space="0" w:color="9F8AB9"/>
         <w:left w:val="single" w:sz="8" w:space="0" w:color="9F8AB9"/>
@@ -13218,12 +12950,6 @@
         <w:insideV w:val="single" w:sz="8" w:space="0" w:color="9F8AB9"/>
       </w:tblBorders>
       <w:shd w:val="clear" w:color="auto" w:fill="DFD8E8"/>
-      <w:tblCellMar>
-        <w:top w:w="0" w:type="dxa"/>
-        <w:left w:w="108" w:type="dxa"/>
-        <w:bottom w:w="0" w:type="dxa"/>
-        <w:right w:w="108" w:type="dxa"/>
-      </w:tblCellMar>
     </w:tblPr>
     <w:tcPr>
       <w:shd w:val="clear" w:color="auto" w:fill="DFD8E8"/>
@@ -13282,7 +13008,6 @@
     <w:tblPr>
       <w:tblStyleRowBandSize w:val="1"/>
       <w:tblStyleColBandSize w:val="1"/>
-      <w:tblInd w:w="0" w:type="dxa"/>
       <w:tblBorders>
         <w:top w:val="single" w:sz="8" w:space="0" w:color="78C0D4"/>
         <w:left w:val="single" w:sz="8" w:space="0" w:color="78C0D4"/>
@@ -13292,12 +13017,6 @@
         <w:insideV w:val="single" w:sz="8" w:space="0" w:color="78C0D4"/>
       </w:tblBorders>
       <w:shd w:val="clear" w:color="auto" w:fill="D2EAF1"/>
-      <w:tblCellMar>
-        <w:top w:w="0" w:type="dxa"/>
-        <w:left w:w="108" w:type="dxa"/>
-        <w:bottom w:w="0" w:type="dxa"/>
-        <w:right w:w="108" w:type="dxa"/>
-      </w:tblCellMar>
     </w:tblPr>
     <w:tcPr>
       <w:shd w:val="clear" w:color="auto" w:fill="D2EAF1"/>
@@ -13356,7 +13075,6 @@
     <w:tblPr>
       <w:tblStyleRowBandSize w:val="1"/>
       <w:tblStyleColBandSize w:val="1"/>
-      <w:tblInd w:w="0" w:type="dxa"/>
       <w:tblBorders>
         <w:top w:val="single" w:sz="8" w:space="0" w:color="F9B074"/>
         <w:left w:val="single" w:sz="8" w:space="0" w:color="F9B074"/>
@@ -13366,12 +13084,6 @@
         <w:insideV w:val="single" w:sz="8" w:space="0" w:color="F9B074"/>
       </w:tblBorders>
       <w:shd w:val="clear" w:color="auto" w:fill="FDE4D0"/>
-      <w:tblCellMar>
-        <w:top w:w="0" w:type="dxa"/>
-        <w:left w:w="108" w:type="dxa"/>
-        <w:bottom w:w="0" w:type="dxa"/>
-        <w:right w:w="108" w:type="dxa"/>
-      </w:tblCellMar>
     </w:tblPr>
     <w:tcPr>
       <w:shd w:val="clear" w:color="auto" w:fill="FDE4D0"/>
@@ -13434,7 +13146,6 @@
     <w:tblPr>
       <w:tblStyleRowBandSize w:val="1"/>
       <w:tblStyleColBandSize w:val="1"/>
-      <w:tblInd w:w="0" w:type="dxa"/>
       <w:tblBorders>
         <w:top w:val="single" w:sz="8" w:space="0" w:color="000000"/>
         <w:left w:val="single" w:sz="8" w:space="0" w:color="000000"/>
@@ -13444,12 +13155,6 @@
         <w:insideV w:val="single" w:sz="8" w:space="0" w:color="000000"/>
       </w:tblBorders>
       <w:shd w:val="clear" w:color="auto" w:fill="C0C0C0"/>
-      <w:tblCellMar>
-        <w:top w:w="0" w:type="dxa"/>
-        <w:left w:w="108" w:type="dxa"/>
-        <w:bottom w:w="0" w:type="dxa"/>
-        <w:right w:w="108" w:type="dxa"/>
-      </w:tblCellMar>
     </w:tblPr>
     <w:tcPr>
       <w:shd w:val="clear" w:color="auto" w:fill="C0C0C0"/>
@@ -13560,7 +13265,6 @@
     <w:tblPr>
       <w:tblStyleRowBandSize w:val="1"/>
       <w:tblStyleColBandSize w:val="1"/>
-      <w:tblInd w:w="0" w:type="dxa"/>
       <w:tblBorders>
         <w:top w:val="single" w:sz="8" w:space="0" w:color="4F81BD"/>
         <w:left w:val="single" w:sz="8" w:space="0" w:color="4F81BD"/>
@@ -13570,12 +13274,6 @@
         <w:insideV w:val="single" w:sz="8" w:space="0" w:color="4F81BD"/>
       </w:tblBorders>
       <w:shd w:val="clear" w:color="auto" w:fill="D3DFEE"/>
-      <w:tblCellMar>
-        <w:top w:w="0" w:type="dxa"/>
-        <w:left w:w="108" w:type="dxa"/>
-        <w:bottom w:w="0" w:type="dxa"/>
-        <w:right w:w="108" w:type="dxa"/>
-      </w:tblCellMar>
     </w:tblPr>
     <w:tcPr>
       <w:shd w:val="clear" w:color="auto" w:fill="D3DFEE"/>
@@ -13686,7 +13384,6 @@
     <w:tblPr>
       <w:tblStyleRowBandSize w:val="1"/>
       <w:tblStyleColBandSize w:val="1"/>
-      <w:tblInd w:w="0" w:type="dxa"/>
       <w:tblBorders>
         <w:top w:val="single" w:sz="8" w:space="0" w:color="C0504D"/>
         <w:left w:val="single" w:sz="8" w:space="0" w:color="C0504D"/>
@@ -13696,12 +13393,6 @@
         <w:insideV w:val="single" w:sz="8" w:space="0" w:color="C0504D"/>
       </w:tblBorders>
       <w:shd w:val="clear" w:color="auto" w:fill="EFD3D2"/>
-      <w:tblCellMar>
-        <w:top w:w="0" w:type="dxa"/>
-        <w:left w:w="108" w:type="dxa"/>
-        <w:bottom w:w="0" w:type="dxa"/>
-        <w:right w:w="108" w:type="dxa"/>
-      </w:tblCellMar>
     </w:tblPr>
     <w:tcPr>
       <w:shd w:val="clear" w:color="auto" w:fill="EFD3D2"/>
@@ -13812,7 +13503,6 @@
     <w:tblPr>
       <w:tblStyleRowBandSize w:val="1"/>
       <w:tblStyleColBandSize w:val="1"/>
-      <w:tblInd w:w="0" w:type="dxa"/>
       <w:tblBorders>
         <w:top w:val="single" w:sz="8" w:space="0" w:color="9BBB59"/>
         <w:left w:val="single" w:sz="8" w:space="0" w:color="9BBB59"/>
@@ -13822,12 +13512,6 @@
         <w:insideV w:val="single" w:sz="8" w:space="0" w:color="9BBB59"/>
       </w:tblBorders>
       <w:shd w:val="clear" w:color="auto" w:fill="E6EED5"/>
-      <w:tblCellMar>
-        <w:top w:w="0" w:type="dxa"/>
-        <w:left w:w="108" w:type="dxa"/>
-        <w:bottom w:w="0" w:type="dxa"/>
-        <w:right w:w="108" w:type="dxa"/>
-      </w:tblCellMar>
     </w:tblPr>
     <w:tcPr>
       <w:shd w:val="clear" w:color="auto" w:fill="E6EED5"/>
@@ -13938,7 +13622,6 @@
     <w:tblPr>
       <w:tblStyleRowBandSize w:val="1"/>
       <w:tblStyleColBandSize w:val="1"/>
-      <w:tblInd w:w="0" w:type="dxa"/>
       <w:tblBorders>
         <w:top w:val="single" w:sz="8" w:space="0" w:color="8064A2"/>
         <w:left w:val="single" w:sz="8" w:space="0" w:color="8064A2"/>
@@ -13948,12 +13631,6 @@
         <w:insideV w:val="single" w:sz="8" w:space="0" w:color="8064A2"/>
       </w:tblBorders>
       <w:shd w:val="clear" w:color="auto" w:fill="DFD8E8"/>
-      <w:tblCellMar>
-        <w:top w:w="0" w:type="dxa"/>
-        <w:left w:w="108" w:type="dxa"/>
-        <w:bottom w:w="0" w:type="dxa"/>
-        <w:right w:w="108" w:type="dxa"/>
-      </w:tblCellMar>
     </w:tblPr>
     <w:tcPr>
       <w:shd w:val="clear" w:color="auto" w:fill="DFD8E8"/>
@@ -14064,7 +13741,6 @@
     <w:tblPr>
       <w:tblStyleRowBandSize w:val="1"/>
       <w:tblStyleColBandSize w:val="1"/>
-      <w:tblInd w:w="0" w:type="dxa"/>
       <w:tblBorders>
         <w:top w:val="single" w:sz="8" w:space="0" w:color="4BACC6"/>
         <w:left w:val="single" w:sz="8" w:space="0" w:color="4BACC6"/>
@@ -14074,12 +13750,6 @@
         <w:insideV w:val="single" w:sz="8" w:space="0" w:color="4BACC6"/>
       </w:tblBorders>
       <w:shd w:val="clear" w:color="auto" w:fill="D2EAF1"/>
-      <w:tblCellMar>
-        <w:top w:w="0" w:type="dxa"/>
-        <w:left w:w="108" w:type="dxa"/>
-        <w:bottom w:w="0" w:type="dxa"/>
-        <w:right w:w="108" w:type="dxa"/>
-      </w:tblCellMar>
     </w:tblPr>
     <w:tcPr>
       <w:shd w:val="clear" w:color="auto" w:fill="D2EAF1"/>
@@ -14190,7 +13860,6 @@
     <w:tblPr>
       <w:tblStyleRowBandSize w:val="1"/>
       <w:tblStyleColBandSize w:val="1"/>
-      <w:tblInd w:w="0" w:type="dxa"/>
       <w:tblBorders>
         <w:top w:val="single" w:sz="8" w:space="0" w:color="F79646"/>
         <w:left w:val="single" w:sz="8" w:space="0" w:color="F79646"/>
@@ -14200,12 +13869,6 @@
         <w:insideV w:val="single" w:sz="8" w:space="0" w:color="F79646"/>
       </w:tblBorders>
       <w:shd w:val="clear" w:color="auto" w:fill="FDE4D0"/>
-      <w:tblCellMar>
-        <w:top w:w="0" w:type="dxa"/>
-        <w:left w:w="108" w:type="dxa"/>
-        <w:bottom w:w="0" w:type="dxa"/>
-        <w:right w:w="108" w:type="dxa"/>
-      </w:tblCellMar>
     </w:tblPr>
     <w:tcPr>
       <w:shd w:val="clear" w:color="auto" w:fill="FDE4D0"/>
@@ -14312,7 +13975,6 @@
     <w:tblPr>
       <w:tblStyleRowBandSize w:val="1"/>
       <w:tblStyleColBandSize w:val="1"/>
-      <w:tblInd w:w="0" w:type="dxa"/>
       <w:tblBorders>
         <w:top w:val="single" w:sz="8" w:space="0" w:color="FFFFFF"/>
         <w:left w:val="single" w:sz="8" w:space="0" w:color="FFFFFF"/>
@@ -14322,12 +13984,6 @@
         <w:insideV w:val="single" w:sz="6" w:space="0" w:color="FFFFFF"/>
       </w:tblBorders>
       <w:shd w:val="clear" w:color="auto" w:fill="C0C0C0"/>
-      <w:tblCellMar>
-        <w:top w:w="0" w:type="dxa"/>
-        <w:left w:w="108" w:type="dxa"/>
-        <w:bottom w:w="0" w:type="dxa"/>
-        <w:right w:w="108" w:type="dxa"/>
-      </w:tblCellMar>
     </w:tblPr>
     <w:tcPr>
       <w:shd w:val="clear" w:color="auto" w:fill="C0C0C0"/>
@@ -14454,7 +14110,6 @@
     <w:tblPr>
       <w:tblStyleRowBandSize w:val="1"/>
       <w:tblStyleColBandSize w:val="1"/>
-      <w:tblInd w:w="0" w:type="dxa"/>
       <w:tblBorders>
         <w:top w:val="single" w:sz="8" w:space="0" w:color="FFFFFF"/>
         <w:left w:val="single" w:sz="8" w:space="0" w:color="FFFFFF"/>
@@ -14464,12 +14119,6 @@
         <w:insideV w:val="single" w:sz="6" w:space="0" w:color="FFFFFF"/>
       </w:tblBorders>
       <w:shd w:val="clear" w:color="auto" w:fill="D3DFEE"/>
-      <w:tblCellMar>
-        <w:top w:w="0" w:type="dxa"/>
-        <w:left w:w="108" w:type="dxa"/>
-        <w:bottom w:w="0" w:type="dxa"/>
-        <w:right w:w="108" w:type="dxa"/>
-      </w:tblCellMar>
     </w:tblPr>
     <w:tcPr>
       <w:shd w:val="clear" w:color="auto" w:fill="D3DFEE"/>
@@ -14596,7 +14245,6 @@
     <w:tblPr>
       <w:tblStyleRowBandSize w:val="1"/>
       <w:tblStyleColBandSize w:val="1"/>
-      <w:tblInd w:w="0" w:type="dxa"/>
       <w:tblBorders>
         <w:top w:val="single" w:sz="8" w:space="0" w:color="FFFFFF"/>
         <w:left w:val="single" w:sz="8" w:space="0" w:color="FFFFFF"/>
@@ -14606,12 +14254,6 @@
         <w:insideV w:val="single" w:sz="6" w:space="0" w:color="FFFFFF"/>
       </w:tblBorders>
       <w:shd w:val="clear" w:color="auto" w:fill="EFD3D2"/>
-      <w:tblCellMar>
-        <w:top w:w="0" w:type="dxa"/>
-        <w:left w:w="108" w:type="dxa"/>
-        <w:bottom w:w="0" w:type="dxa"/>
-        <w:right w:w="108" w:type="dxa"/>
-      </w:tblCellMar>
     </w:tblPr>
     <w:tcPr>
       <w:shd w:val="clear" w:color="auto" w:fill="EFD3D2"/>
@@ -14738,7 +14380,6 @@
     <w:tblPr>
       <w:tblStyleRowBandSize w:val="1"/>
       <w:tblStyleColBandSize w:val="1"/>
-      <w:tblInd w:w="0" w:type="dxa"/>
       <w:tblBorders>
         <w:top w:val="single" w:sz="8" w:space="0" w:color="FFFFFF"/>
         <w:left w:val="single" w:sz="8" w:space="0" w:color="FFFFFF"/>
@@ -14748,12 +14389,6 @@
         <w:insideV w:val="single" w:sz="6" w:space="0" w:color="FFFFFF"/>
       </w:tblBorders>
       <w:shd w:val="clear" w:color="auto" w:fill="E6EED5"/>
-      <w:tblCellMar>
-        <w:top w:w="0" w:type="dxa"/>
-        <w:left w:w="108" w:type="dxa"/>
-        <w:bottom w:w="0" w:type="dxa"/>
-        <w:right w:w="108" w:type="dxa"/>
-      </w:tblCellMar>
     </w:tblPr>
     <w:tcPr>
       <w:shd w:val="clear" w:color="auto" w:fill="E6EED5"/>
@@ -14880,7 +14515,6 @@
     <w:tblPr>
       <w:tblStyleRowBandSize w:val="1"/>
       <w:tblStyleColBandSize w:val="1"/>
-      <w:tblInd w:w="0" w:type="dxa"/>
       <w:tblBorders>
         <w:top w:val="single" w:sz="8" w:space="0" w:color="FFFFFF"/>
         <w:left w:val="single" w:sz="8" w:space="0" w:color="FFFFFF"/>
@@ -14890,12 +14524,6 @@
         <w:insideV w:val="single" w:sz="6" w:space="0" w:color="FFFFFF"/>
       </w:tblBorders>
       <w:shd w:val="clear" w:color="auto" w:fill="DFD8E8"/>
-      <w:tblCellMar>
-        <w:top w:w="0" w:type="dxa"/>
-        <w:left w:w="108" w:type="dxa"/>
-        <w:bottom w:w="0" w:type="dxa"/>
-        <w:right w:w="108" w:type="dxa"/>
-      </w:tblCellMar>
     </w:tblPr>
     <w:tcPr>
       <w:shd w:val="clear" w:color="auto" w:fill="DFD8E8"/>
@@ -15022,7 +14650,6 @@
     <w:tblPr>
       <w:tblStyleRowBandSize w:val="1"/>
       <w:tblStyleColBandSize w:val="1"/>
-      <w:tblInd w:w="0" w:type="dxa"/>
       <w:tblBorders>
         <w:top w:val="single" w:sz="8" w:space="0" w:color="FFFFFF"/>
         <w:left w:val="single" w:sz="8" w:space="0" w:color="FFFFFF"/>
@@ -15032,12 +14659,6 @@
         <w:insideV w:val="single" w:sz="6" w:space="0" w:color="FFFFFF"/>
       </w:tblBorders>
       <w:shd w:val="clear" w:color="auto" w:fill="D2EAF1"/>
-      <w:tblCellMar>
-        <w:top w:w="0" w:type="dxa"/>
-        <w:left w:w="108" w:type="dxa"/>
-        <w:bottom w:w="0" w:type="dxa"/>
-        <w:right w:w="108" w:type="dxa"/>
-      </w:tblCellMar>
     </w:tblPr>
     <w:tcPr>
       <w:shd w:val="clear" w:color="auto" w:fill="D2EAF1"/>
@@ -15164,7 +14785,6 @@
     <w:tblPr>
       <w:tblStyleRowBandSize w:val="1"/>
       <w:tblStyleColBandSize w:val="1"/>
-      <w:tblInd w:w="0" w:type="dxa"/>
       <w:tblBorders>
         <w:top w:val="single" w:sz="8" w:space="0" w:color="FFFFFF"/>
         <w:left w:val="single" w:sz="8" w:space="0" w:color="FFFFFF"/>
@@ -15174,12 +14794,6 @@
         <w:insideV w:val="single" w:sz="6" w:space="0" w:color="FFFFFF"/>
       </w:tblBorders>
       <w:shd w:val="clear" w:color="auto" w:fill="FDE4D0"/>
-      <w:tblCellMar>
-        <w:top w:w="0" w:type="dxa"/>
-        <w:left w:w="108" w:type="dxa"/>
-        <w:bottom w:w="0" w:type="dxa"/>
-        <w:right w:w="108" w:type="dxa"/>
-      </w:tblCellMar>
     </w:tblPr>
     <w:tcPr>
       <w:shd w:val="clear" w:color="auto" w:fill="FDE4D0"/>
@@ -15309,14 +14923,7 @@
     <w:tblPr>
       <w:tblStyleRowBandSize w:val="1"/>
       <w:tblStyleColBandSize w:val="1"/>
-      <w:tblInd w:w="0" w:type="dxa"/>
       <w:shd w:val="clear" w:color="auto" w:fill="000000"/>
-      <w:tblCellMar>
-        <w:top w:w="0" w:type="dxa"/>
-        <w:left w:w="108" w:type="dxa"/>
-        <w:bottom w:w="0" w:type="dxa"/>
-        <w:right w:w="108" w:type="dxa"/>
-      </w:tblCellMar>
     </w:tblPr>
     <w:tcPr>
       <w:shd w:val="clear" w:color="auto" w:fill="000000"/>
@@ -15424,14 +15031,7 @@
     <w:tblPr>
       <w:tblStyleRowBandSize w:val="1"/>
       <w:tblStyleColBandSize w:val="1"/>
-      <w:tblInd w:w="0" w:type="dxa"/>
       <w:shd w:val="clear" w:color="auto" w:fill="4F81BD"/>
-      <w:tblCellMar>
-        <w:top w:w="0" w:type="dxa"/>
-        <w:left w:w="108" w:type="dxa"/>
-        <w:bottom w:w="0" w:type="dxa"/>
-        <w:right w:w="108" w:type="dxa"/>
-      </w:tblCellMar>
     </w:tblPr>
     <w:tcPr>
       <w:shd w:val="clear" w:color="auto" w:fill="4F81BD"/>
@@ -15539,14 +15139,7 @@
     <w:tblPr>
       <w:tblStyleRowBandSize w:val="1"/>
       <w:tblStyleColBandSize w:val="1"/>
-      <w:tblInd w:w="0" w:type="dxa"/>
       <w:shd w:val="clear" w:color="auto" w:fill="C0504D"/>
-      <w:tblCellMar>
-        <w:top w:w="0" w:type="dxa"/>
-        <w:left w:w="108" w:type="dxa"/>
-        <w:bottom w:w="0" w:type="dxa"/>
-        <w:right w:w="108" w:type="dxa"/>
-      </w:tblCellMar>
     </w:tblPr>
     <w:tcPr>
       <w:shd w:val="clear" w:color="auto" w:fill="C0504D"/>
@@ -15654,14 +15247,7 @@
     <w:tblPr>
       <w:tblStyleRowBandSize w:val="1"/>
       <w:tblStyleColBandSize w:val="1"/>
-      <w:tblInd w:w="0" w:type="dxa"/>
       <w:shd w:val="clear" w:color="auto" w:fill="9BBB59"/>
-      <w:tblCellMar>
-        <w:top w:w="0" w:type="dxa"/>
-        <w:left w:w="108" w:type="dxa"/>
-        <w:bottom w:w="0" w:type="dxa"/>
-        <w:right w:w="108" w:type="dxa"/>
-      </w:tblCellMar>
     </w:tblPr>
     <w:tcPr>
       <w:shd w:val="clear" w:color="auto" w:fill="9BBB59"/>
@@ -15769,14 +15355,7 @@
     <w:tblPr>
       <w:tblStyleRowBandSize w:val="1"/>
       <w:tblStyleColBandSize w:val="1"/>
-      <w:tblInd w:w="0" w:type="dxa"/>
       <w:shd w:val="clear" w:color="auto" w:fill="8064A2"/>
-      <w:tblCellMar>
-        <w:top w:w="0" w:type="dxa"/>
-        <w:left w:w="108" w:type="dxa"/>
-        <w:bottom w:w="0" w:type="dxa"/>
-        <w:right w:w="108" w:type="dxa"/>
-      </w:tblCellMar>
     </w:tblPr>
     <w:tcPr>
       <w:shd w:val="clear" w:color="auto" w:fill="8064A2"/>
@@ -15884,14 +15463,7 @@
     <w:tblPr>
       <w:tblStyleRowBandSize w:val="1"/>
       <w:tblStyleColBandSize w:val="1"/>
-      <w:tblInd w:w="0" w:type="dxa"/>
       <w:shd w:val="clear" w:color="auto" w:fill="4BACC6"/>
-      <w:tblCellMar>
-        <w:top w:w="0" w:type="dxa"/>
-        <w:left w:w="108" w:type="dxa"/>
-        <w:bottom w:w="0" w:type="dxa"/>
-        <w:right w:w="108" w:type="dxa"/>
-      </w:tblCellMar>
     </w:tblPr>
     <w:tcPr>
       <w:shd w:val="clear" w:color="auto" w:fill="4BACC6"/>
@@ -15999,14 +15571,7 @@
     <w:tblPr>
       <w:tblStyleRowBandSize w:val="1"/>
       <w:tblStyleColBandSize w:val="1"/>
-      <w:tblInd w:w="0" w:type="dxa"/>
       <w:shd w:val="clear" w:color="auto" w:fill="F79646"/>
-      <w:tblCellMar>
-        <w:top w:w="0" w:type="dxa"/>
-        <w:left w:w="108" w:type="dxa"/>
-        <w:bottom w:w="0" w:type="dxa"/>
-        <w:right w:w="108" w:type="dxa"/>
-      </w:tblCellMar>
     </w:tblPr>
     <w:tcPr>
       <w:shd w:val="clear" w:color="auto" w:fill="F79646"/>
@@ -16114,7 +15679,6 @@
     <w:tblPr>
       <w:tblStyleRowBandSize w:val="1"/>
       <w:tblStyleColBandSize w:val="1"/>
-      <w:tblInd w:w="0" w:type="dxa"/>
       <w:tblBorders>
         <w:top w:val="single" w:sz="24" w:space="0" w:color="C0504D"/>
         <w:left w:val="single" w:sz="4" w:space="0" w:color="000000"/>
@@ -16124,12 +15688,6 @@
         <w:insideV w:val="single" w:sz="4" w:space="0" w:color="FFFFFF"/>
       </w:tblBorders>
       <w:shd w:val="clear" w:color="auto" w:fill="E6E6E6"/>
-      <w:tblCellMar>
-        <w:top w:w="0" w:type="dxa"/>
-        <w:left w:w="108" w:type="dxa"/>
-        <w:bottom w:w="0" w:type="dxa"/>
-        <w:right w:w="108" w:type="dxa"/>
-      </w:tblCellMar>
     </w:tblPr>
     <w:tcPr>
       <w:shd w:val="clear" w:color="auto" w:fill="E6E6E6"/>
@@ -16237,7 +15795,6 @@
     <w:tblPr>
       <w:tblStyleRowBandSize w:val="1"/>
       <w:tblStyleColBandSize w:val="1"/>
-      <w:tblInd w:w="0" w:type="dxa"/>
       <w:tblBorders>
         <w:top w:val="single" w:sz="24" w:space="0" w:color="C0504D"/>
         <w:left w:val="single" w:sz="4" w:space="0" w:color="4F81BD"/>
@@ -16247,12 +15804,6 @@
         <w:insideV w:val="single" w:sz="4" w:space="0" w:color="FFFFFF"/>
       </w:tblBorders>
       <w:shd w:val="clear" w:color="auto" w:fill="EDF2F8"/>
-      <w:tblCellMar>
-        <w:top w:w="0" w:type="dxa"/>
-        <w:left w:w="108" w:type="dxa"/>
-        <w:bottom w:w="0" w:type="dxa"/>
-        <w:right w:w="108" w:type="dxa"/>
-      </w:tblCellMar>
     </w:tblPr>
     <w:tcPr>
       <w:shd w:val="clear" w:color="auto" w:fill="EDF2F8"/>
@@ -16360,7 +15911,6 @@
     <w:tblPr>
       <w:tblStyleRowBandSize w:val="1"/>
       <w:tblStyleColBandSize w:val="1"/>
-      <w:tblInd w:w="0" w:type="dxa"/>
       <w:tblBorders>
         <w:top w:val="single" w:sz="24" w:space="0" w:color="C0504D"/>
         <w:left w:val="single" w:sz="4" w:space="0" w:color="C0504D"/>
@@ -16370,12 +15920,6 @@
         <w:insideV w:val="single" w:sz="4" w:space="0" w:color="FFFFFF"/>
       </w:tblBorders>
       <w:shd w:val="clear" w:color="auto" w:fill="F8EDED"/>
-      <w:tblCellMar>
-        <w:top w:w="0" w:type="dxa"/>
-        <w:left w:w="108" w:type="dxa"/>
-        <w:bottom w:w="0" w:type="dxa"/>
-        <w:right w:w="108" w:type="dxa"/>
-      </w:tblCellMar>
     </w:tblPr>
     <w:tcPr>
       <w:shd w:val="clear" w:color="auto" w:fill="F8EDED"/>
@@ -16483,7 +16027,6 @@
     <w:tblPr>
       <w:tblStyleRowBandSize w:val="1"/>
       <w:tblStyleColBandSize w:val="1"/>
-      <w:tblInd w:w="0" w:type="dxa"/>
       <w:tblBorders>
         <w:top w:val="single" w:sz="24" w:space="0" w:color="8064A2"/>
         <w:left w:val="single" w:sz="4" w:space="0" w:color="9BBB59"/>
@@ -16493,12 +16036,6 @@
         <w:insideV w:val="single" w:sz="4" w:space="0" w:color="FFFFFF"/>
       </w:tblBorders>
       <w:shd w:val="clear" w:color="auto" w:fill="F5F8EE"/>
-      <w:tblCellMar>
-        <w:top w:w="0" w:type="dxa"/>
-        <w:left w:w="108" w:type="dxa"/>
-        <w:bottom w:w="0" w:type="dxa"/>
-        <w:right w:w="108" w:type="dxa"/>
-      </w:tblCellMar>
     </w:tblPr>
     <w:tcPr>
       <w:shd w:val="clear" w:color="auto" w:fill="F5F8EE"/>
@@ -16596,7 +16133,6 @@
     <w:tblPr>
       <w:tblStyleRowBandSize w:val="1"/>
       <w:tblStyleColBandSize w:val="1"/>
-      <w:tblInd w:w="0" w:type="dxa"/>
       <w:tblBorders>
         <w:top w:val="single" w:sz="24" w:space="0" w:color="9BBB59"/>
         <w:left w:val="single" w:sz="4" w:space="0" w:color="8064A2"/>
@@ -16606,12 +16142,6 @@
         <w:insideV w:val="single" w:sz="4" w:space="0" w:color="FFFFFF"/>
       </w:tblBorders>
       <w:shd w:val="clear" w:color="auto" w:fill="F2EFF6"/>
-      <w:tblCellMar>
-        <w:top w:w="0" w:type="dxa"/>
-        <w:left w:w="108" w:type="dxa"/>
-        <w:bottom w:w="0" w:type="dxa"/>
-        <w:right w:w="108" w:type="dxa"/>
-      </w:tblCellMar>
     </w:tblPr>
     <w:tcPr>
       <w:shd w:val="clear" w:color="auto" w:fill="F2EFF6"/>
@@ -16719,7 +16249,6 @@
     <w:tblPr>
       <w:tblStyleRowBandSize w:val="1"/>
       <w:tblStyleColBandSize w:val="1"/>
-      <w:tblInd w:w="0" w:type="dxa"/>
       <w:tblBorders>
         <w:top w:val="single" w:sz="24" w:space="0" w:color="F79646"/>
         <w:left w:val="single" w:sz="4" w:space="0" w:color="4BACC6"/>
@@ -16729,12 +16258,6 @@
         <w:insideV w:val="single" w:sz="4" w:space="0" w:color="FFFFFF"/>
       </w:tblBorders>
       <w:shd w:val="clear" w:color="auto" w:fill="EDF6F9"/>
-      <w:tblCellMar>
-        <w:top w:w="0" w:type="dxa"/>
-        <w:left w:w="108" w:type="dxa"/>
-        <w:bottom w:w="0" w:type="dxa"/>
-        <w:right w:w="108" w:type="dxa"/>
-      </w:tblCellMar>
     </w:tblPr>
     <w:tcPr>
       <w:shd w:val="clear" w:color="auto" w:fill="EDF6F9"/>
@@ -16842,7 +16365,6 @@
     <w:tblPr>
       <w:tblStyleRowBandSize w:val="1"/>
       <w:tblStyleColBandSize w:val="1"/>
-      <w:tblInd w:w="0" w:type="dxa"/>
       <w:tblBorders>
         <w:top w:val="single" w:sz="24" w:space="0" w:color="4BACC6"/>
         <w:left w:val="single" w:sz="4" w:space="0" w:color="F79646"/>
@@ -16852,12 +16374,6 @@
         <w:insideV w:val="single" w:sz="4" w:space="0" w:color="FFFFFF"/>
       </w:tblBorders>
       <w:shd w:val="clear" w:color="auto" w:fill="FEF4EC"/>
-      <w:tblCellMar>
-        <w:top w:w="0" w:type="dxa"/>
-        <w:left w:w="108" w:type="dxa"/>
-        <w:bottom w:w="0" w:type="dxa"/>
-        <w:right w:w="108" w:type="dxa"/>
-      </w:tblCellMar>
     </w:tblPr>
     <w:tcPr>
       <w:shd w:val="clear" w:color="auto" w:fill="FEF4EC"/>
@@ -16965,14 +16481,7 @@
     <w:tblPr>
       <w:tblStyleRowBandSize w:val="1"/>
       <w:tblStyleColBandSize w:val="1"/>
-      <w:tblInd w:w="0" w:type="dxa"/>
       <w:shd w:val="clear" w:color="auto" w:fill="E6E6E6"/>
-      <w:tblCellMar>
-        <w:top w:w="0" w:type="dxa"/>
-        <w:left w:w="108" w:type="dxa"/>
-        <w:bottom w:w="0" w:type="dxa"/>
-        <w:right w:w="108" w:type="dxa"/>
-      </w:tblCellMar>
     </w:tblPr>
     <w:tcPr>
       <w:shd w:val="clear" w:color="auto" w:fill="E6E6E6"/>
@@ -17052,14 +16561,7 @@
     <w:tblPr>
       <w:tblStyleRowBandSize w:val="1"/>
       <w:tblStyleColBandSize w:val="1"/>
-      <w:tblInd w:w="0" w:type="dxa"/>
       <w:shd w:val="clear" w:color="auto" w:fill="EDF2F8"/>
-      <w:tblCellMar>
-        <w:top w:w="0" w:type="dxa"/>
-        <w:left w:w="108" w:type="dxa"/>
-        <w:bottom w:w="0" w:type="dxa"/>
-        <w:right w:w="108" w:type="dxa"/>
-      </w:tblCellMar>
     </w:tblPr>
     <w:tcPr>
       <w:shd w:val="clear" w:color="auto" w:fill="EDF2F8"/>
@@ -17139,14 +16641,7 @@
     <w:tblPr>
       <w:tblStyleRowBandSize w:val="1"/>
       <w:tblStyleColBandSize w:val="1"/>
-      <w:tblInd w:w="0" w:type="dxa"/>
       <w:shd w:val="clear" w:color="auto" w:fill="F8EDED"/>
-      <w:tblCellMar>
-        <w:top w:w="0" w:type="dxa"/>
-        <w:left w:w="108" w:type="dxa"/>
-        <w:bottom w:w="0" w:type="dxa"/>
-        <w:right w:w="108" w:type="dxa"/>
-      </w:tblCellMar>
     </w:tblPr>
     <w:tcPr>
       <w:shd w:val="clear" w:color="auto" w:fill="F8EDED"/>
@@ -17226,14 +16721,7 @@
     <w:tblPr>
       <w:tblStyleRowBandSize w:val="1"/>
       <w:tblStyleColBandSize w:val="1"/>
-      <w:tblInd w:w="0" w:type="dxa"/>
       <w:shd w:val="clear" w:color="auto" w:fill="F5F8EE"/>
-      <w:tblCellMar>
-        <w:top w:w="0" w:type="dxa"/>
-        <w:left w:w="108" w:type="dxa"/>
-        <w:bottom w:w="0" w:type="dxa"/>
-        <w:right w:w="108" w:type="dxa"/>
-      </w:tblCellMar>
     </w:tblPr>
     <w:tcPr>
       <w:shd w:val="clear" w:color="auto" w:fill="F5F8EE"/>
@@ -17313,14 +16801,7 @@
     <w:tblPr>
       <w:tblStyleRowBandSize w:val="1"/>
       <w:tblStyleColBandSize w:val="1"/>
-      <w:tblInd w:w="0" w:type="dxa"/>
       <w:shd w:val="clear" w:color="auto" w:fill="F2EFF6"/>
-      <w:tblCellMar>
-        <w:top w:w="0" w:type="dxa"/>
-        <w:left w:w="108" w:type="dxa"/>
-        <w:bottom w:w="0" w:type="dxa"/>
-        <w:right w:w="108" w:type="dxa"/>
-      </w:tblCellMar>
     </w:tblPr>
     <w:tcPr>
       <w:shd w:val="clear" w:color="auto" w:fill="F2EFF6"/>
@@ -17400,14 +16881,7 @@
     <w:tblPr>
       <w:tblStyleRowBandSize w:val="1"/>
       <w:tblStyleColBandSize w:val="1"/>
-      <w:tblInd w:w="0" w:type="dxa"/>
       <w:shd w:val="clear" w:color="auto" w:fill="EDF6F9"/>
-      <w:tblCellMar>
-        <w:top w:w="0" w:type="dxa"/>
-        <w:left w:w="108" w:type="dxa"/>
-        <w:bottom w:w="0" w:type="dxa"/>
-        <w:right w:w="108" w:type="dxa"/>
-      </w:tblCellMar>
     </w:tblPr>
     <w:tcPr>
       <w:shd w:val="clear" w:color="auto" w:fill="EDF6F9"/>
@@ -17487,14 +16961,7 @@
     <w:tblPr>
       <w:tblStyleRowBandSize w:val="1"/>
       <w:tblStyleColBandSize w:val="1"/>
-      <w:tblInd w:w="0" w:type="dxa"/>
       <w:shd w:val="clear" w:color="auto" w:fill="FEF4EC"/>
-      <w:tblCellMar>
-        <w:top w:w="0" w:type="dxa"/>
-        <w:left w:w="108" w:type="dxa"/>
-        <w:bottom w:w="0" w:type="dxa"/>
-        <w:right w:w="108" w:type="dxa"/>
-      </w:tblCellMar>
     </w:tblPr>
     <w:tcPr>
       <w:shd w:val="clear" w:color="auto" w:fill="FEF4EC"/>
@@ -17574,17 +17041,10 @@
     <w:tblPr>
       <w:tblStyleRowBandSize w:val="1"/>
       <w:tblStyleColBandSize w:val="1"/>
-      <w:tblInd w:w="0" w:type="dxa"/>
       <w:tblBorders>
         <w:insideH w:val="single" w:sz="4" w:space="0" w:color="FFFFFF"/>
       </w:tblBorders>
       <w:shd w:val="clear" w:color="auto" w:fill="CCCCCC"/>
-      <w:tblCellMar>
-        <w:top w:w="0" w:type="dxa"/>
-        <w:left w:w="108" w:type="dxa"/>
-        <w:bottom w:w="0" w:type="dxa"/>
-        <w:right w:w="108" w:type="dxa"/>
-      </w:tblCellMar>
     </w:tblPr>
     <w:tcPr>
       <w:shd w:val="clear" w:color="auto" w:fill="CCCCCC"/>
@@ -17655,17 +17115,10 @@
     <w:tblPr>
       <w:tblStyleRowBandSize w:val="1"/>
       <w:tblStyleColBandSize w:val="1"/>
-      <w:tblInd w:w="0" w:type="dxa"/>
       <w:tblBorders>
         <w:insideH w:val="single" w:sz="4" w:space="0" w:color="FFFFFF"/>
       </w:tblBorders>
       <w:shd w:val="clear" w:color="auto" w:fill="DBE5F1"/>
-      <w:tblCellMar>
-        <w:top w:w="0" w:type="dxa"/>
-        <w:left w:w="108" w:type="dxa"/>
-        <w:bottom w:w="0" w:type="dxa"/>
-        <w:right w:w="108" w:type="dxa"/>
-      </w:tblCellMar>
     </w:tblPr>
     <w:tcPr>
       <w:shd w:val="clear" w:color="auto" w:fill="DBE5F1"/>
@@ -17736,17 +17189,10 @@
     <w:tblPr>
       <w:tblStyleRowBandSize w:val="1"/>
       <w:tblStyleColBandSize w:val="1"/>
-      <w:tblInd w:w="0" w:type="dxa"/>
       <w:tblBorders>
         <w:insideH w:val="single" w:sz="4" w:space="0" w:color="FFFFFF"/>
       </w:tblBorders>
       <w:shd w:val="clear" w:color="auto" w:fill="F2DBDB"/>
-      <w:tblCellMar>
-        <w:top w:w="0" w:type="dxa"/>
-        <w:left w:w="108" w:type="dxa"/>
-        <w:bottom w:w="0" w:type="dxa"/>
-        <w:right w:w="108" w:type="dxa"/>
-      </w:tblCellMar>
     </w:tblPr>
     <w:tcPr>
       <w:shd w:val="clear" w:color="auto" w:fill="F2DBDB"/>
@@ -17817,17 +17263,10 @@
     <w:tblPr>
       <w:tblStyleRowBandSize w:val="1"/>
       <w:tblStyleColBandSize w:val="1"/>
-      <w:tblInd w:w="0" w:type="dxa"/>
       <w:tblBorders>
         <w:insideH w:val="single" w:sz="4" w:space="0" w:color="FFFFFF"/>
       </w:tblBorders>
       <w:shd w:val="clear" w:color="auto" w:fill="EAF1DD"/>
-      <w:tblCellMar>
-        <w:top w:w="0" w:type="dxa"/>
-        <w:left w:w="108" w:type="dxa"/>
-        <w:bottom w:w="0" w:type="dxa"/>
-        <w:right w:w="108" w:type="dxa"/>
-      </w:tblCellMar>
     </w:tblPr>
     <w:tcPr>
       <w:shd w:val="clear" w:color="auto" w:fill="EAF1DD"/>
@@ -17898,17 +17337,10 @@
     <w:tblPr>
       <w:tblStyleRowBandSize w:val="1"/>
       <w:tblStyleColBandSize w:val="1"/>
-      <w:tblInd w:w="0" w:type="dxa"/>
       <w:tblBorders>
         <w:insideH w:val="single" w:sz="4" w:space="0" w:color="FFFFFF"/>
       </w:tblBorders>
       <w:shd w:val="clear" w:color="auto" w:fill="E5DFEC"/>
-      <w:tblCellMar>
-        <w:top w:w="0" w:type="dxa"/>
-        <w:left w:w="108" w:type="dxa"/>
-        <w:bottom w:w="0" w:type="dxa"/>
-        <w:right w:w="108" w:type="dxa"/>
-      </w:tblCellMar>
     </w:tblPr>
     <w:tcPr>
       <w:shd w:val="clear" w:color="auto" w:fill="E5DFEC"/>
@@ -17979,17 +17411,10 @@
     <w:tblPr>
       <w:tblStyleRowBandSize w:val="1"/>
       <w:tblStyleColBandSize w:val="1"/>
-      <w:tblInd w:w="0" w:type="dxa"/>
       <w:tblBorders>
         <w:insideH w:val="single" w:sz="4" w:space="0" w:color="FFFFFF"/>
       </w:tblBorders>
       <w:shd w:val="clear" w:color="auto" w:fill="DAEEF3"/>
-      <w:tblCellMar>
-        <w:top w:w="0" w:type="dxa"/>
-        <w:left w:w="108" w:type="dxa"/>
-        <w:bottom w:w="0" w:type="dxa"/>
-        <w:right w:w="108" w:type="dxa"/>
-      </w:tblCellMar>
     </w:tblPr>
     <w:tcPr>
       <w:shd w:val="clear" w:color="auto" w:fill="DAEEF3"/>
@@ -18060,17 +17485,10 @@
     <w:tblPr>
       <w:tblStyleRowBandSize w:val="1"/>
       <w:tblStyleColBandSize w:val="1"/>
-      <w:tblInd w:w="0" w:type="dxa"/>
       <w:tblBorders>
         <w:insideH w:val="single" w:sz="4" w:space="0" w:color="FFFFFF"/>
       </w:tblBorders>
       <w:shd w:val="clear" w:color="auto" w:fill="FDE9D9"/>
-      <w:tblCellMar>
-        <w:top w:w="0" w:type="dxa"/>
-        <w:left w:w="108" w:type="dxa"/>
-        <w:bottom w:w="0" w:type="dxa"/>
-        <w:right w:w="108" w:type="dxa"/>
-      </w:tblCellMar>
     </w:tblPr>
     <w:tcPr>
       <w:shd w:val="clear" w:color="auto" w:fill="FDE9D9"/>
